--- a/твт_статья/article_short.docx
+++ b/твт_статья/article_short.docx
@@ -72,7 +72,7 @@
         <w:pStyle w:val="BodyText"/>
       </w:pPr>
       <w:r>
-        <w:t xml:space="preserve">Численно исследовано влияние теплообмена через кровлю и подошву пласта и содержания растворенного парафина на показатели разработки нефтяной залежи при заводнении холодной водой. Использована модель двухфазной неизотермической многокомпонентной фильтрации, в которой нефтяная фаза представлена бинарной смесью нефти и парафина, равновесие между растворенным и кристаллическим парафином описано теорией идеального раствора, а кольматация порового пространства — эволюцией функции распределения пор по размерам. Вязкость нефтяной фазы учитывает как температурную зависимость жидкой основы, так и вклад взвешенных кристаллов по соотношению Кригера—Догерти. Теплообмен с вмещающими породами учитывается полуаналитически методом Винсома—Вестервельда и, для сопоставления, по схеме Ловерье. Уравнения дискретизированы методом контрольных объемов, для давления и насыщенности применен метод IMPES. Установлено, что при закачке воды с температурой ниже пластовой вмещающие породы служат для пласта источником теплоты, поэтому пренебрежение теплообменом занижает среднюю температуру пласта на 17.2°C, коэффициент извлечения нефти — на 4.7% и длительность разработки — на 10.2%. По полному факторному плану разделены вклады теплообмена и парафина: при содержании парафина 20% масс. и температуре закачки 20°C его вклад в коэффициент извлечения не превышает 0.5%, поскольку зона кристаллизации отстает от фронта вытеснения и лежит в уже промытой водой части пласта, а кольматация локализована у нагнетательной скважины и снижает проницаемость не более чем на 9%. Схема Ловерье занижает теплоприток и воспроизводит около половины эффекта теплообмена, не меняя его знака и качественных выводов.</w:t>
+        <w:t xml:space="preserve">Численно исследовано влияние теплообмена через кровлю и подошву пласта и содержания растворенного парафина на показатели разработки нефтяной залежи при заводнении холодной водой. Использована модель двухфазной неизотермической многокомпонентной фильтрации, в которой нефтяная фаза представлена бинарной смесью нефти и парафина, равновесие между растворенным и кристаллическим парафином описано теорией идеального раствора, а кольматация порового пространства — с использованием функции распределения пор по размерам. Вязкость нефтяной фазы учитывает как температурную зависимость жидкой основы, так и вклад взвешенных кристаллов по соотношению Кригера—Догерти. Теплообмен с вмещающими породами учитывается полуаналитически методом Винсома—Вестервельда и, для сопоставления, по схеме Ловерье. Уравнения дискретизированы методом контрольных объемов, для давления и насыщенности применен метод IMPES. Установлено, что при закачке воды с температурой ниже пластовой вмещающие породы служат для пласта источником теплоты, поэтому пренебрежение теплообменом занижает среднюю температуру пласта на 18.2°C, коэффициент извлечения нефти — на 4.2% и длительность разработки — на 7.6%. Численные расчеты показали, что при массовой доле парафина 10% и температуре закачки 20°C его вклад в коэффициент извлечения не превышает 0.1%: порог кристаллизации лишь на 2°C выше температуры закачки, поэтому зона кристаллизации отстает от фронта вытеснения и лежит в уже промытой водой части пласта, а кольматация локализована у нагнетательной скважины и снижает проницаемость не более чем на 1.2%. Схема Ловерье занижает теплоприток и воспроизводит около половины эффекта теплообмена, не меняя его знака и качественных выводов.</w:t>
       </w:r>
     </w:p>
     <w:p>
@@ -124,7 +124,7 @@
         <w:pStyle w:val="BodyText"/>
       </w:pPr>
       <w:r>
-        <w:t xml:space="preserve">Второй из перечисленных каналов в моделях фильтрации нередко опускается: кровля и подошва считаются теплоизолированными, а уравнение энергии решается только в пределах продуктивного интервала. Между тем для маломощных пластов отношение площади теплообмена с вмещающими породами к объему залежи велико, и теплообмен с ними сопоставим по величине с конвективным переносом [4]. Существенно, что при закачке холодной воды знак этого теплообмена противоположен привычному для тепловых методов увеличения нефтеотдачи: вмещающие породы, сохраняющие начальную пластовую температуру, служат для остывающего пласта не стоком, а источником тепла. Пренебрежение ими поэтому занижает расчетную температуру пласта и смещает прогноз показателей разработки.</w:t>
+        <w:t xml:space="preserve">Второй из перечисленных каналов в моделях фильтрации нередко опускается: кровля и подошва считаются теплоизолированными, а уравнение энергии решается только в пределах продуктивного интервала. Между тем для маломощных пластов отношение площади теплообмена с вмещающими породами к объему залежи велико, и теплообмен с ними сопоставим по величине с конвективным переносом; в моделях неизотермической фильтрации парафинистой нефти тепловое взаимодействие пласта с окружающими породами и фазовые переходы парафина учитываются совместно [4]. Существенно, что при закачке холодной воды знак этого теплообмена противоположен привычному для тепловых методов увеличения нефтеотдачи: вмещающие породы, сохраняющие начальную пластовую температуру, служат для остывающего пласта не стоком, а источником тепла. Пренебрежение ими поэтому занижает расчетную температуру пласта и смещает прогноз показателей разработки.</w:t>
       </w:r>
     </w:p>
     <w:p>
@@ -175,7 +175,7 @@
         <w:pStyle w:val="BodyText"/>
       </w:pPr>
       <w:r>
-        <w:t xml:space="preserve">Моделированию выпадения парафина при заводнении посвящен ряд работ [9–14]. Для описания равновесия между растворенным и кристаллическим парафином применяются как модели реальных растворов [15–17], так и более простая модель идеального раствора бинарной смеси [12, 13]. Интенсивность отложения частиц обычно представляется комбинацией трех независимых факторов: осаждения частиц на стенках пор, выноса отложений потоком и блокирования поровых каналов [9–11, 14]. Изменение проницаемости при этом связывается с пористостью степенной зависимостью типа Козени—Кармана [18] либо рассчитывается непосредственно по функции распределения пор по размерам [19, 20].</w:t>
+        <w:t xml:space="preserve">Моделированию выпадения парафина при заводнении посвящен ряд работ [9–14]. Для описания равновесия между растворенным и кристаллическим парафином применяются как модели реальных растворов [15–17], так и более простая модель идеального раствора бинарной смеси [12, 13]. Интенсивность отложения частиц обычно представляется комбинацией трех независимых факторов: осаждения частиц на стенках пор, выноса отложений потоком и блокирования поровых каналов [9–11, 14]. Изменение проницаемости при этом связывается с пористостью степенной зависимостью типа Козени—Кармана [18], точность которой существенно зависит от геометрии скелета [19], либо рассчитывается непосредственно по функции распределения пор по размерам [20, 21].</w:t>
       </w:r>
     </w:p>
     <w:p>
@@ -1110,45 +1110,237 @@
           <m:jc m:val="center"/>
         </m:oMathParaPr>
         <m:oMath>
-          <m:f>
-            <m:fPr>
-              <m:type m:val="bar"/>
-            </m:fPr>
-            <m:num>
+          <m:eqArr>
+            <m:e>
+              <m:f>
+                <m:fPr>
+                  <m:type m:val="bar"/>
+                </m:fPr>
+                <m:num>
+                  <m:r>
+                    <m:rPr>
+                      <m:sty m:val="p"/>
+                    </m:rPr>
+                    <m:t>∂</m:t>
+                  </m:r>
+                </m:num>
+                <m:den>
+                  <m:r>
+                    <m:rPr>
+                      <m:sty m:val="p"/>
+                    </m:rPr>
+                    <m:t>∂</m:t>
+                  </m:r>
+                  <m:r>
+                    <m:t>t</m:t>
+                  </m:r>
+                </m:den>
+              </m:f>
+              <m:d>
+                <m:dPr>
+                  <m:begChr m:val="["/>
+                  <m:sepChr m:val=""/>
+                  <m:endChr m:val="]"/>
+                  <m:grow/>
+                </m:dPr>
+                <m:e>
+                  <m:r>
+                    <m:t>m</m:t>
+                  </m:r>
+                  <m:sSub>
+                    <m:e>
+                      <m:r>
+                        <m:t>S</m:t>
+                      </m:r>
+                    </m:e>
+                    <m:sub>
+                      <m:r>
+                        <m:t>o</m:t>
+                      </m:r>
+                    </m:sub>
+                  </m:sSub>
+                  <m:d>
+                    <m:dPr>
+                      <m:begChr m:val="("/>
+                      <m:sepChr m:val=""/>
+                      <m:endChr m:val=")"/>
+                      <m:grow/>
+                    </m:dPr>
+                    <m:e>
+                      <m:sSub>
+                        <m:e>
+                          <m:r>
+                            <m:t>w</m:t>
+                          </m:r>
+                        </m:e>
+                        <m:sub>
+                          <m:r>
+                            <m:t>p</m:t>
+                          </m:r>
+                        </m:sub>
+                      </m:sSub>
+                      <m:r>
+                        <m:rPr>
+                          <m:sty m:val="p"/>
+                        </m:rPr>
+                        <m:t>+</m:t>
+                      </m:r>
+                      <m:sSub>
+                        <m:e>
+                          <m:r>
+                            <m:t>w</m:t>
+                          </m:r>
+                        </m:e>
+                        <m:sub>
+                          <m:r>
+                            <m:t>p</m:t>
+                          </m:r>
+                          <m:r>
+                            <m:t>s</m:t>
+                          </m:r>
+                        </m:sub>
+                      </m:sSub>
+                    </m:e>
+                  </m:d>
+                  <m:sSub>
+                    <m:e>
+                      <m:r>
+                        <m:rPr>
+                          <m:sty m:val="p"/>
+                        </m:rPr>
+                        <m:t>ρ</m:t>
+                      </m:r>
+                    </m:e>
+                    <m:sub>
+                      <m:r>
+                        <m:t>o</m:t>
+                      </m:r>
+                    </m:sub>
+                  </m:sSub>
+                </m:e>
+              </m:d>
               <m:r>
                 <m:rPr>
                   <m:sty m:val="p"/>
                 </m:rPr>
-                <m:t>∂</m:t>
-              </m:r>
-            </m:num>
-            <m:den>
+                <m:t>+</m:t>
+              </m:r>
               <m:r>
                 <m:rPr>
                   <m:sty m:val="p"/>
                 </m:rPr>
-                <m:t>∂</m:t>
-              </m:r>
-              <m:r>
-                <m:t>t</m:t>
-              </m:r>
-            </m:den>
-          </m:f>
-          <m:d>
-            <m:dPr>
-              <m:begChr m:val="["/>
-              <m:sepChr m:val=""/>
-              <m:endChr m:val="]"/>
-              <m:grow/>
-            </m:dPr>
+                <m:t>∇</m:t>
+              </m:r>
+              <m:r>
+                <m:rPr>
+                  <m:sty m:val="p"/>
+                </m:rPr>
+                <m:t>⋅</m:t>
+              </m:r>
+              <m:d>
+                <m:dPr>
+                  <m:begChr m:val="["/>
+                  <m:sepChr m:val=""/>
+                  <m:endChr m:val="]"/>
+                  <m:grow/>
+                </m:dPr>
+                <m:e>
+                  <m:d>
+                    <m:dPr>
+                      <m:begChr m:val="("/>
+                      <m:sepChr m:val=""/>
+                      <m:endChr m:val=")"/>
+                      <m:grow/>
+                    </m:dPr>
+                    <m:e>
+                      <m:sSub>
+                        <m:e>
+                          <m:r>
+                            <m:t>w</m:t>
+                          </m:r>
+                        </m:e>
+                        <m:sub>
+                          <m:r>
+                            <m:t>p</m:t>
+                          </m:r>
+                        </m:sub>
+                      </m:sSub>
+                      <m:r>
+                        <m:rPr>
+                          <m:sty m:val="p"/>
+                        </m:rPr>
+                        <m:t>+</m:t>
+                      </m:r>
+                      <m:sSub>
+                        <m:e>
+                          <m:r>
+                            <m:t>w</m:t>
+                          </m:r>
+                        </m:e>
+                        <m:sub>
+                          <m:r>
+                            <m:t>p</m:t>
+                          </m:r>
+                          <m:r>
+                            <m:t>s</m:t>
+                          </m:r>
+                        </m:sub>
+                      </m:sSub>
+                    </m:e>
+                  </m:d>
+                  <m:sSub>
+                    <m:e>
+                      <m:r>
+                        <m:rPr>
+                          <m:sty m:val="p"/>
+                        </m:rPr>
+                        <m:t>ρ</m:t>
+                      </m:r>
+                    </m:e>
+                    <m:sub>
+                      <m:r>
+                        <m:t>o</m:t>
+                      </m:r>
+                    </m:sub>
+                  </m:sSub>
+                  <m:sSub>
+                    <m:e>
+                      <m:r>
+                        <m:rPr>
+                          <m:sty m:val="bi"/>
+                        </m:rPr>
+                        <m:t>U</m:t>
+                      </m:r>
+                    </m:e>
+                    <m:sub>
+                      <m:r>
+                        <m:t>o</m:t>
+                      </m:r>
+                    </m:sub>
+                  </m:sSub>
+                </m:e>
+              </m:d>
+              <m:r>
+                <m:rPr>
+                  <m:sty m:val="p"/>
+                </m:rPr>
+                <m:t>=</m:t>
+              </m:r>
+            </m:e>
             <m:e>
               <m:r>
-                <m:t>m</m:t>
+                <m:t>&amp;</m:t>
+              </m:r>
+              <m:r>
+                <m:rPr>
+                  <m:sty m:val="p"/>
+                </m:rPr>
+                <m:t>=</m:t>
               </m:r>
               <m:sSub>
                 <m:e>
                   <m:r>
-                    <m:t>S</m:t>
+                    <m:t>q</m:t>
                   </m:r>
                 </m:e>
                 <m:sub>
@@ -1215,34 +1407,27 @@
                   </m:r>
                 </m:sub>
               </m:sSub>
-            </m:e>
-          </m:d>
-          <m:r>
-            <m:rPr>
-              <m:sty m:val="p"/>
-            </m:rPr>
-            <m:t>+</m:t>
-          </m:r>
-          <m:r>
-            <m:rPr>
-              <m:sty m:val="p"/>
-            </m:rPr>
-            <m:t>∇</m:t>
-          </m:r>
-          <m:r>
-            <m:rPr>
-              <m:sty m:val="p"/>
-            </m:rPr>
-            <m:t>⋅</m:t>
-          </m:r>
-          <m:d>
-            <m:dPr>
-              <m:begChr m:val="["/>
-              <m:sepChr m:val=""/>
-              <m:endChr m:val="]"/>
-              <m:grow/>
-            </m:dPr>
-            <m:e>
+              <m:r>
+                <m:rPr>
+                  <m:sty m:val="p"/>
+                </m:rPr>
+                <m:t>−</m:t>
+              </m:r>
+              <m:sSub>
+                <m:e>
+                  <m:r>
+                    <m:t>q</m:t>
+                  </m:r>
+                </m:e>
+                <m:sub>
+                  <m:r>
+                    <m:t>p</m:t>
+                  </m:r>
+                  <m:r>
+                    <m:t>2</m:t>
+                  </m:r>
+                </m:sub>
+              </m:sSub>
               <m:d>
                 <m:dPr>
                   <m:begChr m:val="("/>
@@ -1301,71 +1486,16 @@
                   </m:r>
                 </m:sub>
               </m:sSub>
-              <m:sSub>
-                <m:e>
-                  <m:r>
-                    <m:rPr>
-                      <m:sty m:val="bi"/>
-                    </m:rPr>
-                    <m:t>U</m:t>
-                  </m:r>
-                </m:e>
-                <m:sub>
-                  <m:r>
-                    <m:t>o</m:t>
-                  </m:r>
-                </m:sub>
-              </m:sSub>
-            </m:e>
-          </m:d>
-          <m:r>
-            <m:rPr>
-              <m:sty m:val="p"/>
-            </m:rPr>
-            <m:t>=</m:t>
-          </m:r>
-          <m:sSub>
-            <m:e>
-              <m:r>
-                <m:t>q</m:t>
-              </m:r>
-            </m:e>
-            <m:sub>
-              <m:r>
-                <m:t>o</m:t>
-              </m:r>
-            </m:sub>
-          </m:sSub>
-          <m:d>
-            <m:dPr>
-              <m:begChr m:val="("/>
-              <m:sepChr m:val=""/>
-              <m:endChr m:val=")"/>
-              <m:grow/>
-            </m:dPr>
-            <m:e>
-              <m:sSub>
-                <m:e>
-                  <m:r>
-                    <m:t>w</m:t>
-                  </m:r>
-                </m:e>
-                <m:sub>
-                  <m:r>
-                    <m:t>p</m:t>
-                  </m:r>
-                </m:sub>
-              </m:sSub>
               <m:r>
                 <m:rPr>
                   <m:sty m:val="p"/>
                 </m:rPr>
-                <m:t>+</m:t>
+                <m:t>−</m:t>
               </m:r>
               <m:sSub>
                 <m:e>
                   <m:r>
-                    <m:t>w</m:t>
+                    <m:t>q</m:t>
                   </m:r>
                 </m:e>
                 <m:sub>
@@ -1373,148 +1503,33 @@
                     <m:t>p</m:t>
                   </m:r>
                   <m:r>
-                    <m:t>s</m:t>
+                    <m:t>1</m:t>
                   </m:r>
                 </m:sub>
               </m:sSub>
-            </m:e>
-          </m:d>
-          <m:sSub>
-            <m:e>
+              <m:sSub>
+                <m:e>
+                  <m:r>
+                    <m:rPr>
+                      <m:sty m:val="p"/>
+                    </m:rPr>
+                    <m:t>ρ</m:t>
+                  </m:r>
+                </m:e>
+                <m:sub>
+                  <m:r>
+                    <m:t>p</m:t>
+                  </m:r>
+                </m:sub>
+              </m:sSub>
               <m:r>
                 <m:rPr>
                   <m:sty m:val="p"/>
                 </m:rPr>
-                <m:t>ρ</m:t>
+                <m:t>,</m:t>
               </m:r>
             </m:e>
-            <m:sub>
-              <m:r>
-                <m:t>o</m:t>
-              </m:r>
-            </m:sub>
-          </m:sSub>
-          <m:r>
-            <m:rPr>
-              <m:sty m:val="p"/>
-            </m:rPr>
-            <m:t>−</m:t>
-          </m:r>
-          <m:sSub>
-            <m:e>
-              <m:r>
-                <m:t>q</m:t>
-              </m:r>
-            </m:e>
-            <m:sub>
-              <m:r>
-                <m:t>p</m:t>
-              </m:r>
-              <m:r>
-                <m:t>2</m:t>
-              </m:r>
-            </m:sub>
-          </m:sSub>
-          <m:d>
-            <m:dPr>
-              <m:begChr m:val="("/>
-              <m:sepChr m:val=""/>
-              <m:endChr m:val=")"/>
-              <m:grow/>
-            </m:dPr>
-            <m:e>
-              <m:sSub>
-                <m:e>
-                  <m:r>
-                    <m:t>w</m:t>
-                  </m:r>
-                </m:e>
-                <m:sub>
-                  <m:r>
-                    <m:t>p</m:t>
-                  </m:r>
-                </m:sub>
-              </m:sSub>
-              <m:r>
-                <m:rPr>
-                  <m:sty m:val="p"/>
-                </m:rPr>
-                <m:t>+</m:t>
-              </m:r>
-              <m:sSub>
-                <m:e>
-                  <m:r>
-                    <m:t>w</m:t>
-                  </m:r>
-                </m:e>
-                <m:sub>
-                  <m:r>
-                    <m:t>p</m:t>
-                  </m:r>
-                  <m:r>
-                    <m:t>s</m:t>
-                  </m:r>
-                </m:sub>
-              </m:sSub>
-            </m:e>
-          </m:d>
-          <m:sSub>
-            <m:e>
-              <m:r>
-                <m:rPr>
-                  <m:sty m:val="p"/>
-                </m:rPr>
-                <m:t>ρ</m:t>
-              </m:r>
-            </m:e>
-            <m:sub>
-              <m:r>
-                <m:t>o</m:t>
-              </m:r>
-            </m:sub>
-          </m:sSub>
-          <m:r>
-            <m:rPr>
-              <m:sty m:val="p"/>
-            </m:rPr>
-            <m:t>−</m:t>
-          </m:r>
-          <m:sSub>
-            <m:e>
-              <m:r>
-                <m:t>q</m:t>
-              </m:r>
-            </m:e>
-            <m:sub>
-              <m:r>
-                <m:t>p</m:t>
-              </m:r>
-              <m:r>
-                <m:t>1</m:t>
-              </m:r>
-            </m:sub>
-          </m:sSub>
-          <m:sSub>
-            <m:e>
-              <m:r>
-                <m:rPr>
-                  <m:sty m:val="p"/>
-                </m:rPr>
-                <m:t>ρ</m:t>
-              </m:r>
-            </m:e>
-            <m:sub>
-              <m:r>
-                <m:t>p</m:t>
-              </m:r>
-            </m:sub>
-          </m:sSub>
-          <m:r>
-            <m:rPr>
-              <m:sty m:val="p"/>
-            </m:rPr>
-            <m:t>,</m:t>
-          </m:r>
+          </m:eqArr>
           <m:r>
             <m:t>  </m:t>
           </m:r>
@@ -1642,7 +1657,7 @@
         <w:t xml:space="preserve"> </w:t>
       </w:r>
       <w:r>
-        <w:t xml:space="preserve">— скорость отложения парафина на стенках пор (см. (16)): отлагается чистый парафин, поэтому этот сток несет его собственную плотность</w:t>
+        <w:t xml:space="preserve">— скорость отложения парафина на стенках пор (см. (16)): выпадает чистый парафин, поэтому этот сток несет его собственную плотность</w:t>
       </w:r>
       <w:r>
         <w:t xml:space="preserve"> </w:t>
@@ -3679,7 +3694,7 @@
         <w:pStyle w:val="BodyText"/>
       </w:pPr>
       <w:r>
-        <w:t xml:space="preserve">Равновесие между растворенным и кристаллическим парафином описывается моделью идеального раствора бинарной смеси нефть – твердый парафин [9, 13]: коэффициент распределения парафина между твердой и жидкой фазами берется по Вону [17] без слагаемых, связанных с изменением теплоемкости и удельного объема при плавлении, а коэффициенты активности приняты равными единице. Поскольку выпадающий парафин образует чистую твердую фазу [21], эта модель задает не прямую пропорцию между растворенным и взвешенным парафином, а предел растворимости — мольную долю парафина в насыщенном растворе, определяемую уравнением идеальной растворимости Шредера—ван Лаара [22]:</w:t>
+        <w:t xml:space="preserve">Равновесие между растворенным и кристаллическим парафином описывается моделью идеального раствора бинарной смеси нефть – твердый парафин [9, 13]: коэффициент распределения парафина между твердой и жидкой фазами берется по Вону [17] без слагаемых, связанных с изменением теплоемкости и удельного объема при плавлении, а коэффициенты активности приняты равными единице. Поскольку выпадающий парафин образует чистую твердую фазу [22], эта модель задает не прямую пропорцию между растворенным и взвешенным парафином, а предел растворимости — мольную долю парафина в насыщенном растворе, определяемую уравнением идеальной растворимости Шредера—ван Лаара [23]:</w:t>
       </w:r>
     </w:p>
     <w:p>
@@ -6203,7 +6218,7 @@
         </m:r>
       </m:oMath>
       <w:r>
-        <w:t xml:space="preserve">; собственная пористость осевших частиц пренебрежимо мала; доля капилляров, занятых фазой, пропорциональна насыщенности этой фазой [23]. Вынос осевших частиц потоком (суффозия) не учитывается.</w:t>
+        <w:t xml:space="preserve">; собственная пористость осевших частиц пренебрежимо мала; доля капилляров, занятых фазой, пропорциональна насыщенности этой фазой [24]. Вынос осевших частиц потоком (суффозия) не учитывается.</w:t>
       </w:r>
     </w:p>
     <w:p>
@@ -6269,68 +6284,52 @@
             <m:rPr>
               <m:sty m:val="p"/>
             </m:rPr>
-            <m:t>max</m:t>
-          </m:r>
-          <m:d>
-            <m:dPr>
-              <m:begChr m:val="("/>
-              <m:sepChr m:val=""/>
-              <m:endChr m:val=")"/>
-              <m:grow/>
-            </m:dPr>
+            <m:t>(</m:t>
+          </m:r>
+          <m:sSub>
             <m:e>
               <m:r>
-                <m:t>0</m:t>
-              </m:r>
+                <m:t>S</m:t>
+              </m:r>
+            </m:e>
+            <m:sub>
+              <m:r>
+                <m:t>o</m:t>
+              </m:r>
+            </m:sub>
+          </m:sSub>
+          <m:r>
+            <m:rPr>
+              <m:sty m:val="p"/>
+            </m:rPr>
+            <m:t>−</m:t>
+          </m:r>
+          <m:sSubSup>
+            <m:e>
+              <m:r>
+                <m:t>S</m:t>
+              </m:r>
+            </m:e>
+            <m:sub>
+              <m:r>
+                <m:t>o</m:t>
+              </m:r>
+            </m:sub>
+            <m:sup>
               <m:r>
                 <m:rPr>
                   <m:sty m:val="p"/>
                 </m:rPr>
-                <m:t>,</m:t>
-              </m:r>
-              <m:r>
-                <m:t> </m:t>
-              </m:r>
-              <m:sSub>
-                <m:e>
-                  <m:r>
-                    <m:t>S</m:t>
-                  </m:r>
-                </m:e>
-                <m:sub>
-                  <m:r>
-                    <m:t>o</m:t>
-                  </m:r>
-                </m:sub>
-              </m:sSub>
-              <m:r>
-                <m:rPr>
-                  <m:sty m:val="p"/>
-                </m:rPr>
-                <m:t>−</m:t>
-              </m:r>
-              <m:sSubSup>
-                <m:e>
-                  <m:r>
-                    <m:t>S</m:t>
-                  </m:r>
-                </m:e>
-                <m:sub>
-                  <m:r>
-                    <m:t>o</m:t>
-                  </m:r>
-                </m:sub>
-                <m:sup>
-                  <m:r>
-                    <m:rPr>
-                      <m:sty m:val="p"/>
-                    </m:rPr>
-                    <m:t>*</m:t>
-                  </m:r>
-                </m:sup>
-              </m:sSubSup>
-            </m:e>
-          </m:d>
+                <m:t>*</m:t>
+              </m:r>
+            </m:sup>
+          </m:sSubSup>
+          <m:r>
+            <m:rPr>
+              <m:sty m:val="p"/>
+            </m:rPr>
+            <m:t>)</m:t>
+          </m:r>
           <m:sSup>
             <m:e>
               <m:d>
@@ -6511,68 +6510,52 @@
                       <m:rPr>
                         <m:sty m:val="p"/>
                       </m:rPr>
-                      <m:t>max</m:t>
+                      <m:t>(</m:t>
                     </m:r>
-                    <m:d>
-                      <m:dPr>
-                        <m:begChr m:val="("/>
-                        <m:sepChr m:val=""/>
-                        <m:endChr m:val=")"/>
-                        <m:grow/>
-                      </m:dPr>
+                    <m:sSub>
                       <m:e>
                         <m:r>
-                          <m:t>0</m:t>
+                          <m:t>S</m:t>
                         </m:r>
+                      </m:e>
+                      <m:sub>
+                        <m:r>
+                          <m:t>o</m:t>
+                        </m:r>
+                      </m:sub>
+                    </m:sSub>
+                    <m:r>
+                      <m:rPr>
+                        <m:sty m:val="p"/>
+                      </m:rPr>
+                      <m:t>−</m:t>
+                    </m:r>
+                    <m:sSubSup>
+                      <m:e>
+                        <m:r>
+                          <m:t>S</m:t>
+                        </m:r>
+                      </m:e>
+                      <m:sub>
+                        <m:r>
+                          <m:t>o</m:t>
+                        </m:r>
+                      </m:sub>
+                      <m:sup>
                         <m:r>
                           <m:rPr>
                             <m:sty m:val="p"/>
                           </m:rPr>
-                          <m:t>,</m:t>
+                          <m:t>*</m:t>
                         </m:r>
-                        <m:r>
-                          <m:t> </m:t>
-                        </m:r>
-                        <m:sSub>
-                          <m:e>
-                            <m:r>
-                              <m:t>S</m:t>
-                            </m:r>
-                          </m:e>
-                          <m:sub>
-                            <m:r>
-                              <m:t>o</m:t>
-                            </m:r>
-                          </m:sub>
-                        </m:sSub>
-                        <m:r>
-                          <m:rPr>
-                            <m:sty m:val="p"/>
-                          </m:rPr>
-                          <m:t>−</m:t>
-                        </m:r>
-                        <m:sSubSup>
-                          <m:e>
-                            <m:r>
-                              <m:t>S</m:t>
-                            </m:r>
-                          </m:e>
-                          <m:sub>
-                            <m:r>
-                              <m:t>o</m:t>
-                            </m:r>
-                          </m:sub>
-                          <m:sup>
-                            <m:r>
-                              <m:rPr>
-                                <m:sty m:val="p"/>
-                              </m:rPr>
-                              <m:t>*</m:t>
-                            </m:r>
-                          </m:sup>
-                        </m:sSubSup>
-                      </m:e>
-                    </m:d>
+                      </m:sup>
+                    </m:sSubSup>
+                    <m:r>
+                      <m:rPr>
+                        <m:sty m:val="p"/>
+                      </m:rPr>
+                      <m:t>)</m:t>
+                    </m:r>
                     <m:f>
                       <m:fPr>
                         <m:type m:val="bar"/>
@@ -6944,17 +6927,95 @@
         <w:t xml:space="preserve"> </w:t>
       </w:r>
       <w:r>
-        <w:t xml:space="preserve">— остаточная нефтенасыщенность; функция</w:t>
-      </w:r>
-      <w:r>
-        <w:t xml:space="preserve"> </w:t>
-      </w:r>
-      <m:oMath>
+        <w:t xml:space="preserve">— остаточная нефтенасыщенность. Массовая доля взвешенных частиц</w:t>
+      </w:r>
+      <w:r>
+        <w:t xml:space="preserve"> </w:t>
+      </w:r>
+      <m:oMath>
+        <m:sSub>
+          <m:e>
+            <m:r>
+              <m:t>w</m:t>
+            </m:r>
+          </m:e>
+          <m:sub>
+            <m:r>
+              <m:t>p</m:t>
+            </m:r>
+            <m:r>
+              <m:t>s</m:t>
+            </m:r>
+          </m:sub>
+        </m:sSub>
+      </m:oMath>
+      <w:r>
+        <w:t xml:space="preserve"> </w:t>
+      </w:r>
+      <w:r>
+        <w:t xml:space="preserve">играет здесь роль их объемной концентрации в приближении</w:t>
+      </w:r>
+      <w:r>
+        <w:t xml:space="preserve"> </w:t>
+      </w:r>
+      <m:oMath>
+        <m:sSub>
+          <m:e>
+            <m:r>
+              <m:rPr>
+                <m:sty m:val="p"/>
+              </m:rPr>
+              <m:t>ρ</m:t>
+            </m:r>
+          </m:e>
+          <m:sub>
+            <m:r>
+              <m:t>p</m:t>
+            </m:r>
+          </m:sub>
+        </m:sSub>
         <m:r>
           <m:rPr>
             <m:sty m:val="p"/>
           </m:rPr>
-          <m:t>max</m:t>
+          <m:t>≈</m:t>
+        </m:r>
+        <m:sSub>
+          <m:e>
+            <m:r>
+              <m:rPr>
+                <m:sty m:val="p"/>
+              </m:rPr>
+              <m:t>ρ</m:t>
+            </m:r>
+          </m:e>
+          <m:sub>
+            <m:r>
+              <m:t>o</m:t>
+            </m:r>
+          </m:sub>
+        </m:sSub>
+      </m:oMath>
+      <w:r>
+        <w:t xml:space="preserve">.</w:t>
+      </w:r>
+    </w:p>
+    <w:p>
+      <w:pPr>
+        <w:pStyle w:val="BodyText"/>
+      </w:pPr>
+      <w:r>
+        <w:t xml:space="preserve">Распределение капилляров по радиусам задается функцией</w:t>
+      </w:r>
+      <w:r>
+        <w:t xml:space="preserve"> </w:t>
+      </w:r>
+      <m:oMath>
+        <m:r>
+          <m:rPr>
+            <m:sty m:val="p"/>
+          </m:rPr>
+          <m:t>φ</m:t>
         </m:r>
         <m:r>
           <m:rPr>
@@ -6963,7 +7024,7 @@
           <m:t>(</m:t>
         </m:r>
         <m:r>
-          <m:t>0</m:t>
+          <m:t>r</m:t>
         </m:r>
         <m:r>
           <m:rPr>
@@ -6972,10 +7033,7 @@
           <m:t>,</m:t>
         </m:r>
         <m:r>
-          <m:rPr>
-            <m:sty m:val="p"/>
-          </m:rPr>
-          <m:t>⋅</m:t>
+          <m:t>t</m:t>
         </m:r>
         <m:r>
           <m:rPr>
@@ -6988,131 +7046,32 @@
         <w:t xml:space="preserve"> </w:t>
       </w:r>
       <w:r>
-        <w:t xml:space="preserve">исключает нефизичное расширение каналов при</w:t>
-      </w:r>
-      <w:r>
-        <w:t xml:space="preserve"> </w:t>
-      </w:r>
-      <m:oMath>
-        <m:sSub>
-          <m:e>
-            <m:r>
-              <m:t>S</m:t>
-            </m:r>
-          </m:e>
-          <m:sub>
-            <m:r>
-              <m:t>o</m:t>
-            </m:r>
-          </m:sub>
-        </m:sSub>
-        <m:r>
-          <m:rPr>
-            <m:sty m:val="p"/>
-          </m:rPr>
-          <m:t>&lt;</m:t>
-        </m:r>
-        <m:sSubSup>
-          <m:e>
-            <m:r>
-              <m:t>S</m:t>
-            </m:r>
-          </m:e>
-          <m:sub>
-            <m:r>
-              <m:t>o</m:t>
-            </m:r>
-          </m:sub>
-          <m:sup>
-            <m:r>
-              <m:rPr>
-                <m:sty m:val="p"/>
-              </m:rPr>
-              <m:t>*</m:t>
-            </m:r>
-          </m:sup>
-        </m:sSubSup>
-      </m:oMath>
-      <w:r>
-        <w:t xml:space="preserve">. Массовая доля взвешенных частиц</w:t>
-      </w:r>
-      <w:r>
-        <w:t xml:space="preserve"> </w:t>
-      </w:r>
-      <m:oMath>
-        <m:sSub>
-          <m:e>
-            <m:r>
-              <m:t>w</m:t>
-            </m:r>
-          </m:e>
-          <m:sub>
-            <m:r>
-              <m:t>p</m:t>
-            </m:r>
-            <m:r>
-              <m:t>s</m:t>
-            </m:r>
-          </m:sub>
-        </m:sSub>
-      </m:oMath>
-      <w:r>
-        <w:t xml:space="preserve"> </w:t>
-      </w:r>
-      <w:r>
-        <w:t xml:space="preserve">играет здесь роль их объемной концентрации в приближении</w:t>
-      </w:r>
-      <w:r>
-        <w:t xml:space="preserve"> </w:t>
-      </w:r>
-      <m:oMath>
-        <m:sSub>
-          <m:e>
-            <m:r>
-              <m:rPr>
-                <m:sty m:val="p"/>
-              </m:rPr>
-              <m:t>ρ</m:t>
-            </m:r>
-          </m:e>
-          <m:sub>
-            <m:r>
-              <m:t>p</m:t>
-            </m:r>
-          </m:sub>
-        </m:sSub>
-        <m:r>
-          <m:rPr>
-            <m:sty m:val="p"/>
-          </m:rPr>
-          <m:t>≈</m:t>
-        </m:r>
-        <m:sSub>
-          <m:e>
-            <m:r>
-              <m:rPr>
-                <m:sty m:val="p"/>
-              </m:rPr>
-              <m:t>ρ</m:t>
-            </m:r>
-          </m:e>
-          <m:sub>
-            <m:r>
-              <m:t>o</m:t>
-            </m:r>
-          </m:sub>
-        </m:sSub>
-      </m:oMath>
-      <w:r>
-        <w:t xml:space="preserve">.</w:t>
-      </w:r>
-    </w:p>
-    <w:p>
-      <w:pPr>
-        <w:pStyle w:val="BodyText"/>
-      </w:pPr>
-      <w:r>
-        <w:t xml:space="preserve">Распределение капилляров по радиусам задается функцией</w:t>
+        <w:t xml:space="preserve">— долей капилляров радиуса</w:t>
+      </w:r>
+      <w:r>
+        <w:t xml:space="preserve"> </w:t>
+      </w:r>
+      <m:oMath>
+        <m:r>
+          <m:t>r</m:t>
+        </m:r>
+      </m:oMath>
+      <w:r>
+        <w:t xml:space="preserve"> </w:t>
+      </w:r>
+      <w:r>
+        <w:t xml:space="preserve">в момент времени</w:t>
+      </w:r>
+      <w:r>
+        <w:t xml:space="preserve"> </w:t>
+      </w:r>
+      <m:oMath>
+        <m:r>
+          <m:t>t</m:t>
+        </m:r>
+      </m:oMath>
+      <w:r>
+        <w:t xml:space="preserve">; ее начальное распределение</w:t>
       </w:r>
       <w:r>
         <w:t xml:space="preserve"> </w:t>
@@ -7140,7 +7099,7 @@
           <m:t>,</m:t>
         </m:r>
         <m:r>
-          <m:t>t</m:t>
+          <m:t>0</m:t>
         </m:r>
         <m:r>
           <m:rPr>
@@ -7148,48 +7107,27 @@
           </m:rPr>
           <m:t>)</m:t>
         </m:r>
-      </m:oMath>
-      <w:r>
-        <w:t xml:space="preserve"> </w:t>
-      </w:r>
-      <w:r>
-        <w:t xml:space="preserve">— долей капилляров радиуса</w:t>
-      </w:r>
-      <w:r>
-        <w:t xml:space="preserve"> </w:t>
-      </w:r>
-      <m:oMath>
-        <m:r>
-          <m:t>r</m:t>
-        </m:r>
-      </m:oMath>
-      <w:r>
-        <w:t xml:space="preserve"> </w:t>
-      </w:r>
-      <w:r>
-        <w:t xml:space="preserve">в момент времени</w:t>
-      </w:r>
-      <w:r>
-        <w:t xml:space="preserve"> </w:t>
-      </w:r>
-      <m:oMath>
-        <m:r>
-          <m:t>t</m:t>
-        </m:r>
-      </m:oMath>
-      <w:r>
-        <w:t xml:space="preserve">; ее начальное распределение</w:t>
-      </w:r>
-      <w:r>
-        <w:t xml:space="preserve"> </w:t>
-      </w:r>
-      <m:oMath>
         <m:r>
           <m:rPr>
             <m:sty m:val="p"/>
           </m:rPr>
-          <m:t>φ</m:t>
-        </m:r>
+          <m:t>=</m:t>
+        </m:r>
+        <m:sSub>
+          <m:e>
+            <m:r>
+              <m:rPr>
+                <m:sty m:val="p"/>
+              </m:rPr>
+              <m:t>φ</m:t>
+            </m:r>
+          </m:e>
+          <m:sub>
+            <m:r>
+              <m:t>0</m:t>
+            </m:r>
+          </m:sub>
+        </m:sSub>
         <m:r>
           <m:rPr>
             <m:sty m:val="p"/>
@@ -7203,59 +7141,14 @@
           <m:rPr>
             <m:sty m:val="p"/>
           </m:rPr>
-          <m:t>,</m:t>
-        </m:r>
-        <m:r>
-          <m:t>0</m:t>
-        </m:r>
-        <m:r>
-          <m:rPr>
-            <m:sty m:val="p"/>
-          </m:rPr>
           <m:t>)</m:t>
         </m:r>
-        <m:r>
-          <m:rPr>
-            <m:sty m:val="p"/>
-          </m:rPr>
-          <m:t>=</m:t>
-        </m:r>
-        <m:sSub>
-          <m:e>
-            <m:r>
-              <m:rPr>
-                <m:sty m:val="p"/>
-              </m:rPr>
-              <m:t>φ</m:t>
-            </m:r>
-          </m:e>
-          <m:sub>
-            <m:r>
-              <m:t>0</m:t>
-            </m:r>
-          </m:sub>
-        </m:sSub>
-        <m:r>
-          <m:rPr>
-            <m:sty m:val="p"/>
-          </m:rPr>
-          <m:t>(</m:t>
-        </m:r>
-        <m:r>
-          <m:t>r</m:t>
-        </m:r>
-        <m:r>
-          <m:rPr>
-            <m:sty m:val="p"/>
-          </m:rPr>
-          <m:t>)</m:t>
-        </m:r>
-      </m:oMath>
-      <w:r>
-        <w:t xml:space="preserve"> </w:t>
-      </w:r>
-      <w:r>
-        <w:t xml:space="preserve">считается известным. Эволюция функции описывается уравнением [23]</w:t>
+      </m:oMath>
+      <w:r>
+        <w:t xml:space="preserve"> </w:t>
+      </w:r>
+      <w:r>
+        <w:t xml:space="preserve">считается известным. Эволюция функции описывается уравнением [24]</w:t>
       </w:r>
     </w:p>
     <w:p>
@@ -9014,7 +8907,7 @@
         <w:pStyle w:val="BodyText"/>
       </w:pPr>
       <w:r>
-        <w:t xml:space="preserve">Температура кристаллизации и скрытая теплота плавления парафина вычисляются по корреляциям Вона [17, 24]</w:t>
+        <w:t xml:space="preserve">Температура кристаллизации и скрытая теплота плавления парафина вычисляются по корреляциям Вона [17, 25]</w:t>
       </w:r>
     </w:p>
     <w:p>
@@ -9272,7 +9165,7 @@
         <w:pStyle w:val="FirstParagraph"/>
       </w:pPr>
       <w:r>
-        <w:t xml:space="preserve">где температура кристаллизации в правой части второй формулы взята абсолютной, а множитель 4.1868 переводит теплоту плавления из калорий на моль (единицы исходной корреляции) в джоули; вязкость воды — по корреляции Фогеля [25]</w:t>
+        <w:t xml:space="preserve">где температура кристаллизации в правой части второй формулы взята абсолютной, а множитель 4.1868 переводит теплоту плавления из калорий на моль (единицы исходной корреляции) в джоули; вязкость воды — по корреляции Фогеля [26]</w:t>
       </w:r>
     </w:p>
     <w:p>
@@ -9415,7 +9308,7 @@
         <w:pStyle w:val="FirstParagraph"/>
       </w:pPr>
       <w:r>
-        <w:t xml:space="preserve">Вязкость нефтяной фазы складывается из двух вкладов. Вязкость жидкой основы задается уравнением Аррениуса, записанным через опорную точку, что разделяет уровень вязкости при пластовой температуре и крутизну ее температурной зависимости. Выпавшие кристаллы парафина образуют в жидкой основе суспензию и дополнительно повышают вязкость; этот вклад учитывается соотношением Кригера—Догерти [26]:</w:t>
+        <w:t xml:space="preserve">Вязкость нефтяной фазы складывается из двух вкладов. Вязкость жидкой основы задается уравнением Аррениуса, записанным через опорную точку, что разделяет уровень вязкости при пластовой температуре и крутизну ее температурной зависимости. Выпавшие кристаллы парафина образуют в жидкой основе суспензию и дополнительно повышают вязкость; этот вклад учитывается соотношением Кригера—Догерти [27]:</w:t>
       </w:r>
     </w:p>
     <w:p>
@@ -10061,7 +9954,7 @@
         <w:pStyle w:val="FirstParagraph"/>
       </w:pPr>
       <w:r>
-        <w:t xml:space="preserve">Учет этого вклада замыкает связь между тепловой и парафиновой частями модели: охлаждение пласта вызывает кристаллизацию согласно (6.1)–(6.2), а кристаллы, помимо кольматации порового пространства, снижают подвижность нефтяной фазы. Содержание растворенного парафина принято равным 20% масс.: при принятой молекулярной массе нефтяного псевдокомпонента</w:t>
+        <w:t xml:space="preserve">Учет этого вклада замыкает связь между тепловой и парафиновой частями модели: охлаждение пласта вызывает кристаллизацию согласно (6.1)–(6.2), а кристаллы, помимо кольматации порового пространства, снижают подвижность нефтяной фазы. Содержание растворенного парафина принято равным 10% масс.: при принятой молекулярной массе нефтяного псевдокомпонента</w:t>
       </w:r>
       <w:r>
         <w:t xml:space="preserve"> </w:t>
@@ -10109,7 +10002,7 @@
           <m:t>=</m:t>
         </m:r>
         <m:r>
-          <m:t>0.20</m:t>
+          <m:t>0.10</m:t>
         </m:r>
       </m:oMath>
       <w:r>
@@ -10144,7 +10037,7 @@
           <m:t>≈</m:t>
         </m:r>
         <m:r>
-          <m:t>30.1</m:t>
+          <m:t>22.2</m:t>
         </m:r>
       </m:oMath>
       <w:r>
@@ -10193,14 +10086,14 @@
           <m:t>=</m:t>
         </m:r>
         <m:r>
-          <m:t>0.10</m:t>
-        </m:r>
-      </m:oMath>
-      <w:r>
-        <w:t xml:space="preserve"> </w:t>
-      </w:r>
-      <w:r>
-        <w:t xml:space="preserve">порог составил бы 22.2°C). В расчетах массовая доля взвешенных кристаллов не превышает 0.106, множитель Кригера—Догерти — 1.34, и определяющим остается температурный вклад: при охлаждении с 70 до 20°C вязкость нефти возрастает в 4.5 раза.</w:t>
+          <m:t>0.20</m:t>
+        </m:r>
+      </m:oMath>
+      <w:r>
+        <w:t xml:space="preserve"> </w:t>
+      </w:r>
+      <w:r>
+        <w:t xml:space="preserve">порог составил бы 30.1°C). В расчетах массовая доля взвешенных кристаллов не превышает 0.014, множитель Кригера—Догерти — 1.04, и определяющим остается температурный вклад: при охлаждении с 70 до 20°C вязкость нефти возрастает в 4.5 раза.</w:t>
       </w:r>
     </w:p>
     <w:p>
@@ -10208,7 +10101,7 @@
         <w:pStyle w:val="BodyText"/>
       </w:pPr>
       <w:r>
-        <w:t xml:space="preserve">Значения параметров пласта, флюидов и вмещающих пород приведены в табл. 1.</w:t>
+        <w:t xml:space="preserve">Сопоставляются три основных варианта расчета, различающихся учетом теплопотерь и содержанием растворенного парафина, и дополнительный вариант, отличающийся от базового способом расчета теплопотерь (табл. 1).</w:t>
       </w:r>
     </w:p>
     <w:p>
@@ -10216,2012 +10109,7 @@
         <w:pStyle w:val="BodyText"/>
       </w:pPr>
       <w:r>
-        <w:t xml:space="preserve">Таблица 1. Параметры расчетов</w:t>
-      </w:r>
-    </w:p>
-    <w:tbl>
-      <w:tblPr>
-        <w:tblStyle w:val="Table"/>
-        <w:tblW w:type="auto" w:w="0"/>
-        <w:tblLook w:firstRow="1" w:lastRow="0" w:firstColumn="0" w:lastColumn="0" w:noHBand="0" w:noVBand="0" w:val="0020"/>
-      </w:tblPr>
-      <w:tblGrid>
-        <w:gridCol w:w="2640"/>
-        <w:gridCol w:w="2640"/>
-        <w:gridCol w:w="2640"/>
-      </w:tblGrid>
-      <w:tr>
-        <w:trPr>
-          <w:tblHeader w:val="on"/>
-        </w:trPr>
-        <w:tc>
-          <w:tcPr/>
-          <w:p>
-            <w:pPr>
-              <w:pStyle w:val="Compact"/>
-            </w:pPr>
-            <w:r>
-              <w:t xml:space="preserve">Параметр</w:t>
-            </w:r>
-          </w:p>
-        </w:tc>
-        <w:tc>
-          <w:tcPr/>
-          <w:p>
-            <w:pPr>
-              <w:pStyle w:val="Compact"/>
-            </w:pPr>
-            <w:r>
-              <w:t xml:space="preserve">Обозначение</w:t>
-            </w:r>
-          </w:p>
-        </w:tc>
-        <w:tc>
-          <w:tcPr/>
-          <w:p>
-            <w:pPr>
-              <w:pStyle w:val="Compact"/>
-            </w:pPr>
-            <w:r>
-              <w:t xml:space="preserve">Значение</w:t>
-            </w:r>
-          </w:p>
-        </w:tc>
-      </w:tr>
-      <w:tr>
-        <w:tc>
-          <w:tcPr/>
-          <w:p>
-            <w:pPr>
-              <w:pStyle w:val="Compact"/>
-            </w:pPr>
-            <w:r>
-              <w:t xml:space="preserve">Размеры области</w:t>
-            </w:r>
-          </w:p>
-        </w:tc>
-        <w:tc>
-          <w:tcPr/>
-          <w:p>
-            <w:pPr>
-              <w:pStyle w:val="Compact"/>
-            </w:pPr>
-            <m:oMath>
-              <m:sSub>
-                <m:e>
-                  <m:r>
-                    <m:t>L</m:t>
-                  </m:r>
-                </m:e>
-                <m:sub>
-                  <m:r>
-                    <m:t>x</m:t>
-                  </m:r>
-                </m:sub>
-              </m:sSub>
-              <m:r>
-                <m:rPr>
-                  <m:sty m:val="p"/>
-                </m:rPr>
-                <m:t>×</m:t>
-              </m:r>
-              <m:sSub>
-                <m:e>
-                  <m:r>
-                    <m:t>L</m:t>
-                  </m:r>
-                </m:e>
-                <m:sub>
-                  <m:r>
-                    <m:t>y</m:t>
-                  </m:r>
-                </m:sub>
-              </m:sSub>
-            </m:oMath>
-          </w:p>
-        </w:tc>
-        <w:tc>
-          <w:tcPr/>
-          <w:p>
-            <w:pPr>
-              <w:pStyle w:val="Compact"/>
-            </w:pPr>
-            <w:r>
-              <w:t xml:space="preserve">200 × 200 м</w:t>
-            </w:r>
-          </w:p>
-        </w:tc>
-      </w:tr>
-      <w:tr>
-        <w:tc>
-          <w:tcPr/>
-          <w:p>
-            <w:pPr>
-              <w:pStyle w:val="Compact"/>
-            </w:pPr>
-            <w:r>
-              <w:t xml:space="preserve">Толщина пласта</w:t>
-            </w:r>
-          </w:p>
-        </w:tc>
-        <w:tc>
-          <w:tcPr/>
-          <w:p>
-            <w:pPr>
-              <w:pStyle w:val="Compact"/>
-            </w:pPr>
-            <m:oMath>
-              <m:r>
-                <m:t>h</m:t>
-              </m:r>
-            </m:oMath>
-          </w:p>
-        </w:tc>
-        <w:tc>
-          <w:tcPr/>
-          <w:p>
-            <w:pPr>
-              <w:pStyle w:val="Compact"/>
-            </w:pPr>
-            <w:r>
-              <w:t xml:space="preserve">10 м</w:t>
-            </w:r>
-          </w:p>
-        </w:tc>
-      </w:tr>
-      <w:tr>
-        <w:tc>
-          <w:tcPr/>
-          <w:p>
-            <w:pPr>
-              <w:pStyle w:val="Compact"/>
-            </w:pPr>
-            <w:r>
-              <w:t xml:space="preserve">Число узлов сетки</w:t>
-            </w:r>
-          </w:p>
-        </w:tc>
-        <w:tc>
-          <w:tcPr/>
-          <w:p>
-            <w:pPr>
-              <w:pStyle w:val="Compact"/>
-            </w:pPr>
-            <m:oMath>
-              <m:sSub>
-                <m:e>
-                  <m:r>
-                    <m:t>N</m:t>
-                  </m:r>
-                </m:e>
-                <m:sub>
-                  <m:r>
-                    <m:t>x</m:t>
-                  </m:r>
-                </m:sub>
-              </m:sSub>
-              <m:r>
-                <m:rPr>
-                  <m:sty m:val="p"/>
-                </m:rPr>
-                <m:t>×</m:t>
-              </m:r>
-              <m:sSub>
-                <m:e>
-                  <m:r>
-                    <m:t>N</m:t>
-                  </m:r>
-                </m:e>
-                <m:sub>
-                  <m:r>
-                    <m:t>y</m:t>
-                  </m:r>
-                </m:sub>
-              </m:sSub>
-            </m:oMath>
-          </w:p>
-        </w:tc>
-        <w:tc>
-          <w:tcPr/>
-          <w:p>
-            <w:pPr>
-              <w:pStyle w:val="Compact"/>
-            </w:pPr>
-            <w:r>
-              <w:t xml:space="preserve">75 × 75</w:t>
-            </w:r>
-          </w:p>
-        </w:tc>
-      </w:tr>
-      <w:tr>
-        <w:tc>
-          <w:tcPr/>
-          <w:p>
-            <w:pPr>
-              <w:pStyle w:val="Compact"/>
-            </w:pPr>
-            <w:r>
-              <w:t xml:space="preserve">Число узлов по радиусам капилляров</w:t>
-            </w:r>
-          </w:p>
-        </w:tc>
-        <w:tc>
-          <w:tcPr/>
-          <w:p>
-            <w:pPr>
-              <w:pStyle w:val="Compact"/>
-            </w:pPr>
-            <m:oMath>
-              <m:sSub>
-                <m:e>
-                  <m:r>
-                    <m:t>N</m:t>
-                  </m:r>
-                </m:e>
-                <m:sub>
-                  <m:r>
-                    <m:t>r</m:t>
-                  </m:r>
-                </m:sub>
-              </m:sSub>
-            </m:oMath>
-          </w:p>
-        </w:tc>
-        <w:tc>
-          <w:tcPr/>
-          <w:p>
-            <w:pPr>
-              <w:pStyle w:val="Compact"/>
-            </w:pPr>
-            <w:r>
-              <w:t xml:space="preserve">31</w:t>
-            </w:r>
-          </w:p>
-        </w:tc>
-      </w:tr>
-      <w:tr>
-        <w:tc>
-          <w:tcPr/>
-          <w:p>
-            <w:pPr>
-              <w:pStyle w:val="Compact"/>
-            </w:pPr>
-            <w:r>
-              <w:t xml:space="preserve">Давление на нагнетательной скважине</w:t>
-            </w:r>
-          </w:p>
-        </w:tc>
-        <w:tc>
-          <w:tcPr/>
-          <w:p>
-            <w:pPr>
-              <w:pStyle w:val="Compact"/>
-            </w:pPr>
-            <m:oMath>
-              <m:sSub>
-                <m:e>
-                  <m:r>
-                    <m:t>p</m:t>
-                  </m:r>
-                </m:e>
-                <m:sub>
-                  <m:r>
-                    <m:t>i</m:t>
-                  </m:r>
-                  <m:r>
-                    <m:t>n</m:t>
-                  </m:r>
-                  <m:r>
-                    <m:t>j</m:t>
-                  </m:r>
-                </m:sub>
-              </m:sSub>
-            </m:oMath>
-          </w:p>
-        </w:tc>
-        <w:tc>
-          <w:tcPr/>
-          <w:p>
-            <w:pPr>
-              <w:pStyle w:val="Compact"/>
-            </w:pPr>
-            <w:r>
-              <w:t xml:space="preserve">200 бар</w:t>
-            </w:r>
-          </w:p>
-        </w:tc>
-      </w:tr>
-      <w:tr>
-        <w:tc>
-          <w:tcPr/>
-          <w:p>
-            <w:pPr>
-              <w:pStyle w:val="Compact"/>
-            </w:pPr>
-            <w:r>
-              <w:t xml:space="preserve">Давление на добывающей скважине</w:t>
-            </w:r>
-          </w:p>
-        </w:tc>
-        <w:tc>
-          <w:tcPr/>
-          <w:p>
-            <w:pPr>
-              <w:pStyle w:val="Compact"/>
-            </w:pPr>
-            <m:oMath>
-              <m:sSub>
-                <m:e>
-                  <m:r>
-                    <m:t>p</m:t>
-                  </m:r>
-                </m:e>
-                <m:sub>
-                  <m:r>
-                    <m:t>p</m:t>
-                  </m:r>
-                  <m:r>
-                    <m:t>r</m:t>
-                  </m:r>
-                  <m:r>
-                    <m:t>o</m:t>
-                  </m:r>
-                  <m:r>
-                    <m:t>d</m:t>
-                  </m:r>
-                </m:sub>
-              </m:sSub>
-            </m:oMath>
-          </w:p>
-        </w:tc>
-        <w:tc>
-          <w:tcPr/>
-          <w:p>
-            <w:pPr>
-              <w:pStyle w:val="Compact"/>
-            </w:pPr>
-            <w:r>
-              <w:t xml:space="preserve">50 бар</w:t>
-            </w:r>
-          </w:p>
-        </w:tc>
-      </w:tr>
-      <w:tr>
-        <w:tc>
-          <w:tcPr/>
-          <w:p>
-            <w:pPr>
-              <w:pStyle w:val="Compact"/>
-            </w:pPr>
-            <w:r>
-              <w:t xml:space="preserve">Радиус скважин</w:t>
-            </w:r>
-          </w:p>
-        </w:tc>
-        <w:tc>
-          <w:tcPr/>
-          <w:p>
-            <w:pPr>
-              <w:pStyle w:val="Compact"/>
-            </w:pPr>
-            <m:oMath>
-              <m:sSub>
-                <m:e>
-                  <m:r>
-                    <m:t>r</m:t>
-                  </m:r>
-                </m:e>
-                <m:sub>
-                  <m:r>
-                    <m:t>w</m:t>
-                  </m:r>
-                </m:sub>
-              </m:sSub>
-            </m:oMath>
-          </w:p>
-        </w:tc>
-        <w:tc>
-          <w:tcPr/>
-          <w:p>
-            <w:pPr>
-              <w:pStyle w:val="Compact"/>
-            </w:pPr>
-            <w:r>
-              <w:t xml:space="preserve">0.1 м</w:t>
-            </w:r>
-          </w:p>
-        </w:tc>
-      </w:tr>
-      <w:tr>
-        <w:tc>
-          <w:tcPr/>
-          <w:p>
-            <w:pPr>
-              <w:pStyle w:val="Compact"/>
-            </w:pPr>
-            <w:r>
-              <w:t xml:space="preserve">Начальная температура пласта</w:t>
-            </w:r>
-          </w:p>
-        </w:tc>
-        <w:tc>
-          <w:tcPr/>
-          <w:p>
-            <w:pPr>
-              <w:pStyle w:val="Compact"/>
-            </w:pPr>
-            <m:oMath>
-              <m:sSub>
-                <m:e>
-                  <m:r>
-                    <m:t>T</m:t>
-                  </m:r>
-                </m:e>
-                <m:sub>
-                  <m:r>
-                    <m:t>0</m:t>
-                  </m:r>
-                </m:sub>
-              </m:sSub>
-            </m:oMath>
-          </w:p>
-        </w:tc>
-        <w:tc>
-          <w:tcPr/>
-          <w:p>
-            <w:pPr>
-              <w:pStyle w:val="Compact"/>
-            </w:pPr>
-            <w:r>
-              <w:t xml:space="preserve">70°C</w:t>
-            </w:r>
-          </w:p>
-        </w:tc>
-      </w:tr>
-      <w:tr>
-        <w:tc>
-          <w:tcPr/>
-          <w:p>
-            <w:pPr>
-              <w:pStyle w:val="Compact"/>
-            </w:pPr>
-            <w:r>
-              <w:t xml:space="preserve">Температура нагнетаемой воды</w:t>
-            </w:r>
-          </w:p>
-        </w:tc>
-        <w:tc>
-          <w:tcPr/>
-          <w:p>
-            <w:pPr>
-              <w:pStyle w:val="Compact"/>
-            </w:pPr>
-            <m:oMath>
-              <m:sSub>
-                <m:e>
-                  <m:r>
-                    <m:t>T</m:t>
-                  </m:r>
-                </m:e>
-                <m:sub>
-                  <m:r>
-                    <m:t>i</m:t>
-                  </m:r>
-                  <m:r>
-                    <m:t>n</m:t>
-                  </m:r>
-                  <m:r>
-                    <m:t>j</m:t>
-                  </m:r>
-                </m:sub>
-              </m:sSub>
-            </m:oMath>
-          </w:p>
-        </w:tc>
-        <w:tc>
-          <w:tcPr/>
-          <w:p>
-            <w:pPr>
-              <w:pStyle w:val="Compact"/>
-            </w:pPr>
-            <w:r>
-              <w:t xml:space="preserve">20°C</w:t>
-            </w:r>
-          </w:p>
-        </w:tc>
-      </w:tr>
-      <w:tr>
-        <w:tc>
-          <w:tcPr/>
-          <w:p>
-            <w:pPr>
-              <w:pStyle w:val="Compact"/>
-            </w:pPr>
-            <w:r>
-              <w:t xml:space="preserve">Начальная пористость</w:t>
-            </w:r>
-          </w:p>
-        </w:tc>
-        <w:tc>
-          <w:tcPr/>
-          <w:p>
-            <w:pPr>
-              <w:pStyle w:val="Compact"/>
-            </w:pPr>
-            <m:oMath>
-              <m:sSub>
-                <m:e>
-                  <m:r>
-                    <m:t>m</m:t>
-                  </m:r>
-                </m:e>
-                <m:sub>
-                  <m:r>
-                    <m:t>0</m:t>
-                  </m:r>
-                </m:sub>
-              </m:sSub>
-            </m:oMath>
-          </w:p>
-        </w:tc>
-        <w:tc>
-          <w:tcPr/>
-          <w:p>
-            <w:pPr>
-              <w:pStyle w:val="Compact"/>
-            </w:pPr>
-            <w:r>
-              <w:t xml:space="preserve">0.3</w:t>
-            </w:r>
-          </w:p>
-        </w:tc>
-      </w:tr>
-      <w:tr>
-        <w:tc>
-          <w:tcPr/>
-          <w:p>
-            <w:pPr>
-              <w:pStyle w:val="Compact"/>
-            </w:pPr>
-            <w:r>
-              <w:t xml:space="preserve">Начальная проницаемость</w:t>
-            </w:r>
-          </w:p>
-        </w:tc>
-        <w:tc>
-          <w:tcPr/>
-          <w:p>
-            <w:pPr>
-              <w:pStyle w:val="Compact"/>
-            </w:pPr>
-            <m:oMath>
-              <m:sSub>
-                <m:e>
-                  <m:r>
-                    <m:t>k</m:t>
-                  </m:r>
-                </m:e>
-                <m:sub>
-                  <m:r>
-                    <m:t>0</m:t>
-                  </m:r>
-                </m:sub>
-              </m:sSub>
-            </m:oMath>
-          </w:p>
-        </w:tc>
-        <w:tc>
-          <w:tcPr/>
-          <w:p>
-            <w:pPr>
-              <w:pStyle w:val="Compact"/>
-            </w:pPr>
-            <w:r>
-              <w:t xml:space="preserve">200 мД</w:t>
-            </w:r>
-          </w:p>
-        </w:tc>
-      </w:tr>
-      <w:tr>
-        <w:tc>
-          <w:tcPr/>
-          <w:p>
-            <w:pPr>
-              <w:pStyle w:val="Compact"/>
-            </w:pPr>
-            <w:r>
-              <w:t xml:space="preserve">Плотность воды</w:t>
-            </w:r>
-          </w:p>
-        </w:tc>
-        <w:tc>
-          <w:tcPr/>
-          <w:p>
-            <w:pPr>
-              <w:pStyle w:val="Compact"/>
-            </w:pPr>
-            <m:oMath>
-              <m:sSub>
-                <m:e>
-                  <m:r>
-                    <m:rPr>
-                      <m:sty m:val="p"/>
-                    </m:rPr>
-                    <m:t>ρ</m:t>
-                  </m:r>
-                </m:e>
-                <m:sub>
-                  <m:r>
-                    <m:t>w</m:t>
-                  </m:r>
-                </m:sub>
-              </m:sSub>
-            </m:oMath>
-          </w:p>
-        </w:tc>
-        <w:tc>
-          <w:tcPr/>
-          <w:p>
-            <w:pPr>
-              <w:pStyle w:val="Compact"/>
-            </w:pPr>
-            <w:r>
-              <w:t xml:space="preserve">1000 кг/м³</w:t>
-            </w:r>
-          </w:p>
-        </w:tc>
-      </w:tr>
-      <w:tr>
-        <w:tc>
-          <w:tcPr/>
-          <w:p>
-            <w:pPr>
-              <w:pStyle w:val="Compact"/>
-            </w:pPr>
-            <w:r>
-              <w:t xml:space="preserve">Плотность нефти</w:t>
-            </w:r>
-          </w:p>
-        </w:tc>
-        <w:tc>
-          <w:tcPr/>
-          <w:p>
-            <w:pPr>
-              <w:pStyle w:val="Compact"/>
-            </w:pPr>
-            <m:oMath>
-              <m:sSub>
-                <m:e>
-                  <m:r>
-                    <m:rPr>
-                      <m:sty m:val="p"/>
-                    </m:rPr>
-                    <m:t>ρ</m:t>
-                  </m:r>
-                </m:e>
-                <m:sub>
-                  <m:r>
-                    <m:t>o</m:t>
-                  </m:r>
-                </m:sub>
-              </m:sSub>
-            </m:oMath>
-          </w:p>
-        </w:tc>
-        <w:tc>
-          <w:tcPr/>
-          <w:p>
-            <w:pPr>
-              <w:pStyle w:val="Compact"/>
-            </w:pPr>
-            <w:r>
-              <w:t xml:space="preserve">860 кг/м³</w:t>
-            </w:r>
-          </w:p>
-        </w:tc>
-      </w:tr>
-      <w:tr>
-        <w:tc>
-          <w:tcPr/>
-          <w:p>
-            <w:pPr>
-              <w:pStyle w:val="Compact"/>
-            </w:pPr>
-            <w:r>
-              <w:t xml:space="preserve">Плотность парафина</w:t>
-            </w:r>
-          </w:p>
-        </w:tc>
-        <w:tc>
-          <w:tcPr/>
-          <w:p>
-            <w:pPr>
-              <w:pStyle w:val="Compact"/>
-            </w:pPr>
-            <m:oMath>
-              <m:sSub>
-                <m:e>
-                  <m:r>
-                    <m:rPr>
-                      <m:sty m:val="p"/>
-                    </m:rPr>
-                    <m:t>ρ</m:t>
-                  </m:r>
-                </m:e>
-                <m:sub>
-                  <m:r>
-                    <m:t>p</m:t>
-                  </m:r>
-                </m:sub>
-              </m:sSub>
-            </m:oMath>
-          </w:p>
-        </w:tc>
-        <w:tc>
-          <w:tcPr/>
-          <w:p>
-            <w:pPr>
-              <w:pStyle w:val="Compact"/>
-            </w:pPr>
-            <w:r>
-              <w:t xml:space="preserve">900 кг/м³</w:t>
-            </w:r>
-          </w:p>
-        </w:tc>
-      </w:tr>
-      <w:tr>
-        <w:tc>
-          <w:tcPr/>
-          <w:p>
-            <w:pPr>
-              <w:pStyle w:val="Compact"/>
-            </w:pPr>
-            <w:r>
-              <w:t xml:space="preserve">Плотность породы пласта</w:t>
-            </w:r>
-          </w:p>
-        </w:tc>
-        <w:tc>
-          <w:tcPr/>
-          <w:p>
-            <w:pPr>
-              <w:pStyle w:val="Compact"/>
-            </w:pPr>
-            <m:oMath>
-              <m:sSub>
-                <m:e>
-                  <m:r>
-                    <m:rPr>
-                      <m:sty m:val="p"/>
-                    </m:rPr>
-                    <m:t>ρ</m:t>
-                  </m:r>
-                </m:e>
-                <m:sub>
-                  <m:r>
-                    <m:t>f</m:t>
-                  </m:r>
-                </m:sub>
-              </m:sSub>
-            </m:oMath>
-          </w:p>
-        </w:tc>
-        <w:tc>
-          <w:tcPr/>
-          <w:p>
-            <w:pPr>
-              <w:pStyle w:val="Compact"/>
-            </w:pPr>
-            <w:r>
-              <w:t xml:space="preserve">2700 кг/м³</w:t>
-            </w:r>
-          </w:p>
-        </w:tc>
-      </w:tr>
-      <w:tr>
-        <w:tc>
-          <w:tcPr/>
-          <w:p>
-            <w:pPr>
-              <w:pStyle w:val="Compact"/>
-            </w:pPr>
-            <w:r>
-              <w:t xml:space="preserve">Плотность вмещающих пород</w:t>
-            </w:r>
-          </w:p>
-        </w:tc>
-        <w:tc>
-          <w:tcPr/>
-          <w:p>
-            <w:pPr>
-              <w:pStyle w:val="Compact"/>
-            </w:pPr>
-            <m:oMath>
-              <m:sSub>
-                <m:e>
-                  <m:r>
-                    <m:rPr>
-                      <m:sty m:val="p"/>
-                    </m:rPr>
-                    <m:t>ρ</m:t>
-                  </m:r>
-                </m:e>
-                <m:sub>
-                  <m:r>
-                    <m:t>f</m:t>
-                  </m:r>
-                  <m:r>
-                    <m:t>f</m:t>
-                  </m:r>
-                </m:sub>
-              </m:sSub>
-            </m:oMath>
-          </w:p>
-        </w:tc>
-        <w:tc>
-          <w:tcPr/>
-          <w:p>
-            <w:pPr>
-              <w:pStyle w:val="Compact"/>
-            </w:pPr>
-            <w:r>
-              <w:t xml:space="preserve">2400 кг/м³</w:t>
-            </w:r>
-          </w:p>
-        </w:tc>
-      </w:tr>
-      <w:tr>
-        <w:tc>
-          <w:tcPr/>
-          <w:p>
-            <w:pPr>
-              <w:pStyle w:val="Compact"/>
-            </w:pPr>
-            <w:r>
-              <w:t xml:space="preserve">Теплоемкость воды</w:t>
-            </w:r>
-          </w:p>
-        </w:tc>
-        <w:tc>
-          <w:tcPr/>
-          <w:p>
-            <w:pPr>
-              <w:pStyle w:val="Compact"/>
-            </w:pPr>
-            <m:oMath>
-              <m:sSub>
-                <m:e>
-                  <m:r>
-                    <m:t>C</m:t>
-                  </m:r>
-                </m:e>
-                <m:sub>
-                  <m:r>
-                    <m:t>w</m:t>
-                  </m:r>
-                </m:sub>
-              </m:sSub>
-            </m:oMath>
-          </w:p>
-        </w:tc>
-        <w:tc>
-          <w:tcPr/>
-          <w:p>
-            <w:pPr>
-              <w:pStyle w:val="Compact"/>
-            </w:pPr>
-            <w:r>
-              <w:t xml:space="preserve">4200 Дж/(кг °C)</w:t>
-            </w:r>
-          </w:p>
-        </w:tc>
-      </w:tr>
-      <w:tr>
-        <w:tc>
-          <w:tcPr/>
-          <w:p>
-            <w:pPr>
-              <w:pStyle w:val="Compact"/>
-            </w:pPr>
-            <w:r>
-              <w:t xml:space="preserve">Теплоемкость нефти</w:t>
-            </w:r>
-          </w:p>
-        </w:tc>
-        <w:tc>
-          <w:tcPr/>
-          <w:p>
-            <w:pPr>
-              <w:pStyle w:val="Compact"/>
-            </w:pPr>
-            <m:oMath>
-              <m:sSub>
-                <m:e>
-                  <m:r>
-                    <m:t>C</m:t>
-                  </m:r>
-                </m:e>
-                <m:sub>
-                  <m:r>
-                    <m:t>o</m:t>
-                  </m:r>
-                </m:sub>
-              </m:sSub>
-            </m:oMath>
-          </w:p>
-        </w:tc>
-        <w:tc>
-          <w:tcPr/>
-          <w:p>
-            <w:pPr>
-              <w:pStyle w:val="Compact"/>
-            </w:pPr>
-            <w:r>
-              <w:t xml:space="preserve">2000 Дж/(кг °C)</w:t>
-            </w:r>
-          </w:p>
-        </w:tc>
-      </w:tr>
-      <w:tr>
-        <w:tc>
-          <w:tcPr/>
-          <w:p>
-            <w:pPr>
-              <w:pStyle w:val="Compact"/>
-            </w:pPr>
-            <w:r>
-              <w:t xml:space="preserve">Теплоемкость парафина</w:t>
-            </w:r>
-          </w:p>
-        </w:tc>
-        <w:tc>
-          <w:tcPr/>
-          <w:p>
-            <w:pPr>
-              <w:pStyle w:val="Compact"/>
-            </w:pPr>
-            <m:oMath>
-              <m:sSub>
-                <m:e>
-                  <m:r>
-                    <m:t>C</m:t>
-                  </m:r>
-                </m:e>
-                <m:sub>
-                  <m:r>
-                    <m:t>p</m:t>
-                  </m:r>
-                </m:sub>
-              </m:sSub>
-            </m:oMath>
-          </w:p>
-        </w:tc>
-        <w:tc>
-          <w:tcPr/>
-          <w:p>
-            <w:pPr>
-              <w:pStyle w:val="Compact"/>
-            </w:pPr>
-            <w:r>
-              <w:t xml:space="preserve">2200 Дж/(кг °C)</w:t>
-            </w:r>
-          </w:p>
-        </w:tc>
-      </w:tr>
-      <w:tr>
-        <w:tc>
-          <w:tcPr/>
-          <w:p>
-            <w:pPr>
-              <w:pStyle w:val="Compact"/>
-            </w:pPr>
-            <w:r>
-              <w:t xml:space="preserve">Теплоемкость породы пласта</w:t>
-            </w:r>
-          </w:p>
-        </w:tc>
-        <w:tc>
-          <w:tcPr/>
-          <w:p>
-            <w:pPr>
-              <w:pStyle w:val="Compact"/>
-            </w:pPr>
-            <m:oMath>
-              <m:sSub>
-                <m:e>
-                  <m:r>
-                    <m:t>C</m:t>
-                  </m:r>
-                </m:e>
-                <m:sub>
-                  <m:r>
-                    <m:t>f</m:t>
-                  </m:r>
-                </m:sub>
-              </m:sSub>
-            </m:oMath>
-          </w:p>
-        </w:tc>
-        <w:tc>
-          <w:tcPr/>
-          <w:p>
-            <w:pPr>
-              <w:pStyle w:val="Compact"/>
-            </w:pPr>
-            <w:r>
-              <w:t xml:space="preserve">1000 Дж/(кг °C)</w:t>
-            </w:r>
-          </w:p>
-        </w:tc>
-      </w:tr>
-      <w:tr>
-        <w:tc>
-          <w:tcPr/>
-          <w:p>
-            <w:pPr>
-              <w:pStyle w:val="Compact"/>
-            </w:pPr>
-            <w:r>
-              <w:t xml:space="preserve">Теплоемкость вмещающих пород</w:t>
-            </w:r>
-          </w:p>
-        </w:tc>
-        <w:tc>
-          <w:tcPr/>
-          <w:p>
-            <w:pPr>
-              <w:pStyle w:val="Compact"/>
-            </w:pPr>
-            <m:oMath>
-              <m:sSub>
-                <m:e>
-                  <m:r>
-                    <m:t>C</m:t>
-                  </m:r>
-                </m:e>
-                <m:sub>
-                  <m:r>
-                    <m:t>f</m:t>
-                  </m:r>
-                  <m:r>
-                    <m:t>f</m:t>
-                  </m:r>
-                </m:sub>
-              </m:sSub>
-            </m:oMath>
-          </w:p>
-        </w:tc>
-        <w:tc>
-          <w:tcPr/>
-          <w:p>
-            <w:pPr>
-              <w:pStyle w:val="Compact"/>
-            </w:pPr>
-            <w:r>
-              <w:t xml:space="preserve">1000 Дж/(кг °C)</w:t>
-            </w:r>
-          </w:p>
-        </w:tc>
-      </w:tr>
-      <w:tr>
-        <w:tc>
-          <w:tcPr/>
-          <w:p>
-            <w:pPr>
-              <w:pStyle w:val="Compact"/>
-            </w:pPr>
-            <w:r>
-              <w:t xml:space="preserve">Теплопроводность воды</w:t>
-            </w:r>
-          </w:p>
-        </w:tc>
-        <w:tc>
-          <w:tcPr/>
-          <w:p>
-            <w:pPr>
-              <w:pStyle w:val="Compact"/>
-            </w:pPr>
-            <m:oMath>
-              <m:sSub>
-                <m:e>
-                  <m:r>
-                    <m:t>K</m:t>
-                  </m:r>
-                </m:e>
-                <m:sub>
-                  <m:r>
-                    <m:t>w</m:t>
-                  </m:r>
-                </m:sub>
-              </m:sSub>
-            </m:oMath>
-          </w:p>
-        </w:tc>
-        <w:tc>
-          <w:tcPr/>
-          <w:p>
-            <w:pPr>
-              <w:pStyle w:val="Compact"/>
-            </w:pPr>
-            <w:r>
-              <w:t xml:space="preserve">0.6 Вт/(м °C)</w:t>
-            </w:r>
-          </w:p>
-        </w:tc>
-      </w:tr>
-      <w:tr>
-        <w:tc>
-          <w:tcPr/>
-          <w:p>
-            <w:pPr>
-              <w:pStyle w:val="Compact"/>
-            </w:pPr>
-            <w:r>
-              <w:t xml:space="preserve">Теплопроводность нефти</w:t>
-            </w:r>
-          </w:p>
-        </w:tc>
-        <w:tc>
-          <w:tcPr/>
-          <w:p>
-            <w:pPr>
-              <w:pStyle w:val="Compact"/>
-            </w:pPr>
-            <m:oMath>
-              <m:sSub>
-                <m:e>
-                  <m:r>
-                    <m:t>K</m:t>
-                  </m:r>
-                </m:e>
-                <m:sub>
-                  <m:r>
-                    <m:t>o</m:t>
-                  </m:r>
-                </m:sub>
-              </m:sSub>
-            </m:oMath>
-          </w:p>
-        </w:tc>
-        <w:tc>
-          <w:tcPr/>
-          <w:p>
-            <w:pPr>
-              <w:pStyle w:val="Compact"/>
-            </w:pPr>
-            <w:r>
-              <w:t xml:space="preserve">0.12 Вт/(м °C)</w:t>
-            </w:r>
-          </w:p>
-        </w:tc>
-      </w:tr>
-      <w:tr>
-        <w:tc>
-          <w:tcPr/>
-          <w:p>
-            <w:pPr>
-              <w:pStyle w:val="Compact"/>
-            </w:pPr>
-            <w:r>
-              <w:t xml:space="preserve">Теплопроводность парафина</w:t>
-            </w:r>
-          </w:p>
-        </w:tc>
-        <w:tc>
-          <w:tcPr/>
-          <w:p>
-            <w:pPr>
-              <w:pStyle w:val="Compact"/>
-            </w:pPr>
-            <m:oMath>
-              <m:sSub>
-                <m:e>
-                  <m:r>
-                    <m:t>K</m:t>
-                  </m:r>
-                </m:e>
-                <m:sub>
-                  <m:r>
-                    <m:t>p</m:t>
-                  </m:r>
-                </m:sub>
-              </m:sSub>
-            </m:oMath>
-          </w:p>
-        </w:tc>
-        <w:tc>
-          <w:tcPr/>
-          <w:p>
-            <w:pPr>
-              <w:pStyle w:val="Compact"/>
-            </w:pPr>
-            <w:r>
-              <w:t xml:space="preserve">0.2 Вт/(м °C)</w:t>
-            </w:r>
-          </w:p>
-        </w:tc>
-      </w:tr>
-      <w:tr>
-        <w:tc>
-          <w:tcPr/>
-          <w:p>
-            <w:pPr>
-              <w:pStyle w:val="Compact"/>
-            </w:pPr>
-            <w:r>
-              <w:t xml:space="preserve">Теплопроводность породы пласта</w:t>
-            </w:r>
-          </w:p>
-        </w:tc>
-        <w:tc>
-          <w:tcPr/>
-          <w:p>
-            <w:pPr>
-              <w:pStyle w:val="Compact"/>
-            </w:pPr>
-            <m:oMath>
-              <m:sSub>
-                <m:e>
-                  <m:r>
-                    <m:t>K</m:t>
-                  </m:r>
-                </m:e>
-                <m:sub>
-                  <m:r>
-                    <m:t>f</m:t>
-                  </m:r>
-                </m:sub>
-              </m:sSub>
-            </m:oMath>
-          </w:p>
-        </w:tc>
-        <w:tc>
-          <w:tcPr/>
-          <w:p>
-            <w:pPr>
-              <w:pStyle w:val="Compact"/>
-            </w:pPr>
-            <w:r>
-              <w:t xml:space="preserve">1.8 Вт/(м °C)</w:t>
-            </w:r>
-          </w:p>
-        </w:tc>
-      </w:tr>
-      <w:tr>
-        <w:tc>
-          <w:tcPr/>
-          <w:p>
-            <w:pPr>
-              <w:pStyle w:val="Compact"/>
-            </w:pPr>
-            <w:r>
-              <w:t xml:space="preserve">Теплопроводность вмещающих пород</w:t>
-            </w:r>
-          </w:p>
-        </w:tc>
-        <w:tc>
-          <w:tcPr/>
-          <w:p>
-            <w:pPr>
-              <w:pStyle w:val="Compact"/>
-            </w:pPr>
-            <m:oMath>
-              <m:sSub>
-                <m:e>
-                  <m:r>
-                    <m:t>K</m:t>
-                  </m:r>
-                </m:e>
-                <m:sub>
-                  <m:r>
-                    <m:t>f</m:t>
-                  </m:r>
-                  <m:r>
-                    <m:t>f</m:t>
-                  </m:r>
-                </m:sub>
-              </m:sSub>
-            </m:oMath>
-          </w:p>
-        </w:tc>
-        <w:tc>
-          <w:tcPr/>
-          <w:p>
-            <w:pPr>
-              <w:pStyle w:val="Compact"/>
-            </w:pPr>
-            <w:r>
-              <w:t xml:space="preserve">2.0 Вт/(м °C)</w:t>
-            </w:r>
-          </w:p>
-        </w:tc>
-      </w:tr>
-      <w:tr>
-        <w:tc>
-          <w:tcPr/>
-          <w:p>
-            <w:pPr>
-              <w:pStyle w:val="Compact"/>
-            </w:pPr>
-            <w:r>
-              <w:t xml:space="preserve">Вязкость нефти в опорной точке</w:t>
-            </w:r>
-          </w:p>
-        </w:tc>
-        <w:tc>
-          <w:tcPr/>
-          <w:p>
-            <w:pPr>
-              <w:pStyle w:val="Compact"/>
-            </w:pPr>
-            <m:oMath>
-              <m:sSubSup>
-                <m:e>
-                  <m:r>
-                    <m:rPr>
-                      <m:sty m:val="p"/>
-                    </m:rPr>
-                    <m:t>μ</m:t>
-                  </m:r>
-                </m:e>
-                <m:sub>
-                  <m:r>
-                    <m:t>o</m:t>
-                  </m:r>
-                </m:sub>
-                <m:sup>
-                  <m:r>
-                    <m:t>r</m:t>
-                  </m:r>
-                  <m:r>
-                    <m:t>e</m:t>
-                  </m:r>
-                  <m:r>
-                    <m:t>f</m:t>
-                  </m:r>
-                </m:sup>
-              </m:sSubSup>
-            </m:oMath>
-          </w:p>
-        </w:tc>
-        <w:tc>
-          <w:tcPr/>
-          <w:p>
-            <w:pPr>
-              <w:pStyle w:val="Compact"/>
-            </w:pPr>
-            <w:r>
-              <w:t xml:space="preserve">5.77 сП</w:t>
-            </w:r>
-          </w:p>
-        </w:tc>
-      </w:tr>
-      <w:tr>
-        <w:tc>
-          <w:tcPr/>
-          <w:p>
-            <w:pPr>
-              <w:pStyle w:val="Compact"/>
-            </w:pPr>
-            <w:r>
-              <w:t xml:space="preserve">Опорная температура для вязкости</w:t>
-            </w:r>
-          </w:p>
-        </w:tc>
-        <w:tc>
-          <w:tcPr/>
-          <w:p>
-            <w:pPr>
-              <w:pStyle w:val="Compact"/>
-            </w:pPr>
-            <m:oMath>
-              <m:sSub>
-                <m:e>
-                  <m:r>
-                    <m:t>T</m:t>
-                  </m:r>
-                </m:e>
-                <m:sub>
-                  <m:r>
-                    <m:t>r</m:t>
-                  </m:r>
-                  <m:r>
-                    <m:t>e</m:t>
-                  </m:r>
-                  <m:r>
-                    <m:t>f</m:t>
-                  </m:r>
-                </m:sub>
-              </m:sSub>
-            </m:oMath>
-          </w:p>
-        </w:tc>
-        <w:tc>
-          <w:tcPr/>
-          <w:p>
-            <w:pPr>
-              <w:pStyle w:val="Compact"/>
-            </w:pPr>
-            <w:r>
-              <w:t xml:space="preserve">70°C</w:t>
-            </w:r>
-          </w:p>
-        </w:tc>
-      </w:tr>
-      <w:tr>
-        <w:tc>
-          <w:tcPr/>
-          <w:p>
-            <w:pPr>
-              <w:pStyle w:val="Compact"/>
-            </w:pPr>
-            <w:r>
-              <w:t xml:space="preserve">Энергия активации вязкого течения</w:t>
-            </w:r>
-          </w:p>
-        </w:tc>
-        <w:tc>
-          <w:tcPr/>
-          <w:p>
-            <w:pPr>
-              <w:pStyle w:val="Compact"/>
-            </w:pPr>
-            <m:oMath>
-              <m:sSub>
-                <m:e>
-                  <m:r>
-                    <m:t>E</m:t>
-                  </m:r>
-                </m:e>
-                <m:sub>
-                  <m:r>
-                    <m:t>a</m:t>
-                  </m:r>
-                </m:sub>
-              </m:sSub>
-            </m:oMath>
-          </w:p>
-        </w:tc>
-        <w:tc>
-          <w:tcPr/>
-          <w:p>
-            <w:pPr>
-              <w:pStyle w:val="Compact"/>
-            </w:pPr>
-            <w:r>
-              <w:t xml:space="preserve">25 кДж/моль</w:t>
-            </w:r>
-          </w:p>
-        </w:tc>
-      </w:tr>
-      <w:tr>
-        <w:tc>
-          <w:tcPr/>
-          <w:p>
-            <w:pPr>
-              <w:pStyle w:val="Compact"/>
-            </w:pPr>
-            <w:r>
-              <w:t xml:space="preserve">Предельная объемная доля кристаллов</w:t>
-            </w:r>
-          </w:p>
-        </w:tc>
-        <w:tc>
-          <w:tcPr/>
-          <w:p>
-            <w:pPr>
-              <w:pStyle w:val="Compact"/>
-            </w:pPr>
-            <m:oMath>
-              <m:sSub>
-                <m:e>
-                  <m:r>
-                    <m:rPr>
-                      <m:sty m:val="p"/>
-                    </m:rPr>
-                    <m:t>ϕ</m:t>
-                  </m:r>
-                </m:e>
-                <m:sub>
-                  <m:r>
-                    <m:t>m</m:t>
-                  </m:r>
-                  <m:r>
-                    <m:t>a</m:t>
-                  </m:r>
-                  <m:r>
-                    <m:t>x</m:t>
-                  </m:r>
-                </m:sub>
-              </m:sSub>
-            </m:oMath>
-          </w:p>
-        </w:tc>
-        <w:tc>
-          <w:tcPr/>
-          <w:p>
-            <w:pPr>
-              <w:pStyle w:val="Compact"/>
-            </w:pPr>
-            <w:r>
-              <w:t xml:space="preserve">0.6</w:t>
-            </w:r>
-          </w:p>
-        </w:tc>
-      </w:tr>
-      <w:tr>
-        <w:tc>
-          <w:tcPr/>
-          <w:p>
-            <w:pPr>
-              <w:pStyle w:val="Compact"/>
-            </w:pPr>
-            <w:r>
-              <w:t xml:space="preserve">Молекулярная масса парафина</w:t>
-            </w:r>
-          </w:p>
-        </w:tc>
-        <w:tc>
-          <w:tcPr/>
-          <w:p>
-            <w:pPr>
-              <w:pStyle w:val="Compact"/>
-            </w:pPr>
-            <m:oMath>
-              <m:sSub>
-                <m:e>
-                  <m:r>
-                    <m:t>M</m:t>
-                  </m:r>
-                </m:e>
-                <m:sub>
-                  <m:r>
-                    <m:t>r</m:t>
-                  </m:r>
-                </m:sub>
-              </m:sSub>
-            </m:oMath>
-          </w:p>
-        </w:tc>
-        <w:tc>
-          <w:tcPr/>
-          <w:p>
-            <w:pPr>
-              <w:pStyle w:val="Compact"/>
-            </w:pPr>
-            <w:r>
-              <w:t xml:space="preserve">350 г/моль</w:t>
-            </w:r>
-          </w:p>
-        </w:tc>
-      </w:tr>
-      <w:tr>
-        <w:tc>
-          <w:tcPr/>
-          <w:p>
-            <w:pPr>
-              <w:pStyle w:val="Compact"/>
-            </w:pPr>
-            <w:r>
-              <w:t xml:space="preserve">Молярная масса нефтяного псевдокомпонента</w:t>
-            </w:r>
-          </w:p>
-        </w:tc>
-        <w:tc>
-          <w:tcPr/>
-          <w:p>
-            <w:pPr>
-              <w:pStyle w:val="Compact"/>
-            </w:pPr>
-            <m:oMath>
-              <m:sSub>
-                <m:e>
-                  <m:r>
-                    <m:t>M</m:t>
-                  </m:r>
-                </m:e>
-                <m:sub>
-                  <m:r>
-                    <m:t>o</m:t>
-                  </m:r>
-                </m:sub>
-              </m:sSub>
-            </m:oMath>
-          </w:p>
-        </w:tc>
-        <w:tc>
-          <w:tcPr/>
-          <w:p>
-            <w:pPr>
-              <w:pStyle w:val="Compact"/>
-            </w:pPr>
-            <w:r>
-              <w:t xml:space="preserve">250 г/моль</w:t>
-            </w:r>
-          </w:p>
-        </w:tc>
-      </w:tr>
-      <w:tr>
-        <w:tc>
-          <w:tcPr/>
-          <w:p>
-            <w:pPr>
-              <w:pStyle w:val="Compact"/>
-            </w:pPr>
-            <w:r>
-              <w:t xml:space="preserve">Отношение радиуса горла к радиусу канала</w:t>
-            </w:r>
-          </w:p>
-        </w:tc>
-        <w:tc>
-          <w:tcPr/>
-          <w:p>
-            <w:pPr>
-              <w:pStyle w:val="Compact"/>
-            </w:pPr>
-            <m:oMath>
-              <m:r>
-                <m:rPr>
-                  <m:sty m:val="p"/>
-                </m:rPr>
-                <m:t>γ</m:t>
-              </m:r>
-            </m:oMath>
-          </w:p>
-        </w:tc>
-        <w:tc>
-          <w:tcPr/>
-          <w:p>
-            <w:pPr>
-              <w:pStyle w:val="Compact"/>
-            </w:pPr>
-            <w:r>
-              <w:t xml:space="preserve">0.4</w:t>
-            </w:r>
-          </w:p>
-        </w:tc>
-      </w:tr>
-      <w:tr>
-        <w:tc>
-          <w:tcPr/>
-          <w:p>
-            <w:pPr>
-              <w:pStyle w:val="Compact"/>
-            </w:pPr>
-            <w:r>
-              <w:t xml:space="preserve">Доля блокируемых каналов</w:t>
-            </w:r>
-          </w:p>
-        </w:tc>
-        <w:tc>
-          <w:tcPr/>
-          <w:p>
-            <w:pPr>
-              <w:pStyle w:val="Compact"/>
-            </w:pPr>
-            <m:oMath>
-              <m:r>
-                <m:rPr>
-                  <m:sty m:val="p"/>
-                </m:rPr>
-                <m:t>β</m:t>
-              </m:r>
-            </m:oMath>
-          </w:p>
-        </w:tc>
-        <w:tc>
-          <w:tcPr/>
-          <w:p>
-            <w:pPr>
-              <w:pStyle w:val="Compact"/>
-            </w:pPr>
-            <w:r>
-              <w:t xml:space="preserve">0.01</w:t>
-            </w:r>
-          </w:p>
-        </w:tc>
-      </w:tr>
-      <w:tr>
-        <w:tc>
-          <w:tcPr/>
-          <w:p>
-            <w:pPr>
-              <w:pStyle w:val="Compact"/>
-            </w:pPr>
-            <w:r>
-              <w:t xml:space="preserve">Средняя длина порового канала</w:t>
-            </w:r>
-          </w:p>
-        </w:tc>
-        <w:tc>
-          <w:tcPr/>
-          <w:p>
-            <w:pPr>
-              <w:pStyle w:val="Compact"/>
-            </w:pPr>
-            <m:oMath>
-              <m:sSub>
-                <m:e>
-                  <m:r>
-                    <m:t>L</m:t>
-                  </m:r>
-                </m:e>
-                <m:sub>
-                  <m:r>
-                    <m:t>k</m:t>
-                  </m:r>
-                </m:sub>
-              </m:sSub>
-            </m:oMath>
-          </w:p>
-        </w:tc>
-        <w:tc>
-          <w:tcPr/>
-          <w:p>
-            <w:pPr>
-              <w:pStyle w:val="Compact"/>
-            </w:pPr>
-            <w:r>
-              <w:t xml:space="preserve">3 × 10⁻⁵ м</w:t>
-            </w:r>
-          </w:p>
-        </w:tc>
-      </w:tr>
-      <w:tr>
-        <w:tc>
-          <w:tcPr/>
-          <w:p>
-            <w:pPr>
-              <w:pStyle w:val="Compact"/>
-            </w:pPr>
-            <w:r>
-              <w:t xml:space="preserve">Диаметр частиц парафина</w:t>
-            </w:r>
-          </w:p>
-        </w:tc>
-        <w:tc>
-          <w:tcPr/>
-          <w:p>
-            <w:pPr>
-              <w:pStyle w:val="Compact"/>
-            </w:pPr>
-            <m:oMath>
-              <m:sSub>
-                <m:e>
-                  <m:r>
-                    <m:t>d</m:t>
-                  </m:r>
-                </m:e>
-                <m:sub>
-                  <m:r>
-                    <m:t>p</m:t>
-                  </m:r>
-                </m:sub>
-              </m:sSub>
-            </m:oMath>
-          </w:p>
-        </w:tc>
-        <w:tc>
-          <w:tcPr/>
-          <w:p>
-            <w:pPr>
-              <w:pStyle w:val="Compact"/>
-            </w:pPr>
-            <w:r>
-              <w:t xml:space="preserve">4 × 10⁻⁶ м</w:t>
-            </w:r>
-          </w:p>
-        </w:tc>
-      </w:tr>
-      <w:tr>
-        <w:tc>
-          <w:tcPr/>
-          <w:p>
-            <w:pPr>
-              <w:pStyle w:val="Compact"/>
-            </w:pPr>
-            <w:r>
-              <w:t xml:space="preserve">Коэффициент диффузии частиц</w:t>
-            </w:r>
-          </w:p>
-        </w:tc>
-        <w:tc>
-          <w:tcPr/>
-          <w:p>
-            <w:pPr>
-              <w:pStyle w:val="Compact"/>
-            </w:pPr>
-            <m:oMath>
-              <m:sSub>
-                <m:e>
-                  <m:r>
-                    <m:t>D</m:t>
-                  </m:r>
-                </m:e>
-                <m:sub>
-                  <m:r>
-                    <m:t>p</m:t>
-                  </m:r>
-                </m:sub>
-              </m:sSub>
-            </m:oMath>
-          </w:p>
-        </w:tc>
-        <w:tc>
-          <w:tcPr/>
-          <w:p>
-            <w:pPr>
-              <w:pStyle w:val="Compact"/>
-            </w:pPr>
-            <w:r>
-              <w:t xml:space="preserve">10⁻¹⁹ м²/с</w:t>
-            </w:r>
-          </w:p>
-        </w:tc>
-      </w:tr>
-      <w:tr>
-        <w:tc>
-          <w:tcPr/>
-          <w:p>
-            <w:pPr>
-              <w:pStyle w:val="Compact"/>
-            </w:pPr>
-            <w:r>
-              <w:t xml:space="preserve">Остаточная водонасыщенность</w:t>
-            </w:r>
-          </w:p>
-        </w:tc>
-        <w:tc>
-          <w:tcPr/>
-          <w:p>
-            <w:pPr>
-              <w:pStyle w:val="Compact"/>
-            </w:pPr>
-            <m:oMath>
-              <m:sSubSup>
-                <m:e>
-                  <m:r>
-                    <m:t>S</m:t>
-                  </m:r>
-                </m:e>
-                <m:sub>
-                  <m:r>
-                    <m:t>w</m:t>
-                  </m:r>
-                </m:sub>
-                <m:sup>
-                  <m:r>
-                    <m:rPr>
-                      <m:sty m:val="p"/>
-                    </m:rPr>
-                    <m:t>*</m:t>
-                  </m:r>
-                </m:sup>
-              </m:sSubSup>
-            </m:oMath>
-          </w:p>
-        </w:tc>
-        <w:tc>
-          <w:tcPr/>
-          <w:p>
-            <w:pPr>
-              <w:pStyle w:val="Compact"/>
-            </w:pPr>
-            <w:r>
-              <w:t xml:space="preserve">0.18</w:t>
-            </w:r>
-          </w:p>
-        </w:tc>
-      </w:tr>
-      <w:tr>
-        <w:tc>
-          <w:tcPr/>
-          <w:p>
-            <w:pPr>
-              <w:pStyle w:val="Compact"/>
-            </w:pPr>
-            <w:r>
-              <w:t xml:space="preserve">Предельная водонасыщенность</w:t>
-            </w:r>
-          </w:p>
-        </w:tc>
-        <w:tc>
-          <w:tcPr/>
-          <w:p>
-            <w:pPr>
-              <w:pStyle w:val="Compact"/>
-            </w:pPr>
-            <m:oMath>
-              <m:sSubSup>
-                <m:e>
-                  <m:r>
-                    <m:t>S</m:t>
-                  </m:r>
-                </m:e>
-                <m:sub>
-                  <m:r>
-                    <m:t>w</m:t>
-                  </m:r>
-                </m:sub>
-                <m:sup>
-                  <m:r>
-                    <m:t>m</m:t>
-                  </m:r>
-                  <m:r>
-                    <m:t>a</m:t>
-                  </m:r>
-                  <m:r>
-                    <m:t>x</m:t>
-                  </m:r>
-                </m:sup>
-              </m:sSubSup>
-            </m:oMath>
-          </w:p>
-        </w:tc>
-        <w:tc>
-          <w:tcPr/>
-          <w:p>
-            <w:pPr>
-              <w:pStyle w:val="Compact"/>
-            </w:pPr>
-            <w:r>
-              <w:t xml:space="preserve">0.70</w:t>
-            </w:r>
-          </w:p>
-        </w:tc>
-      </w:tr>
-      <w:tr>
-        <w:tc>
-          <w:tcPr/>
-          <w:p>
-            <w:pPr>
-              <w:pStyle w:val="Compact"/>
-            </w:pPr>
-            <w:r>
-              <w:t xml:space="preserve">Показатель степени в модели Кори</w:t>
-            </w:r>
-          </w:p>
-        </w:tc>
-        <w:tc>
-          <w:tcPr/>
-          <w:p>
-            <w:pPr>
-              <w:pStyle w:val="Compact"/>
-            </w:pPr>
-            <m:oMath>
-              <m:r>
-                <m:t>n</m:t>
-              </m:r>
-            </m:oMath>
-          </w:p>
-        </w:tc>
-        <w:tc>
-          <w:tcPr/>
-          <w:p>
-            <w:pPr>
-              <w:pStyle w:val="Compact"/>
-            </w:pPr>
-            <w:r>
-              <w:t xml:space="preserve">2</w:t>
-            </w:r>
-          </w:p>
-        </w:tc>
-      </w:tr>
-    </w:tbl>
-    <w:p>
-      <w:pPr>
-        <w:pStyle w:val="BodyText"/>
-      </w:pPr>
-      <w:r>
-        <w:t xml:space="preserve">Сопоставляются три основных варианта расчета, различающихся учетом теплопотерь и содержанием растворенного парафина, и дополнительный вариант, отличающийся от базового способом расчета теплопотерь (табл. 2).</w:t>
-      </w:r>
-    </w:p>
-    <w:p>
-      <w:pPr>
-        <w:pStyle w:val="BodyText"/>
-      </w:pPr>
-      <w:r>
-        <w:t xml:space="preserve">Таблица 2. Варианты расчета</w:t>
+        <w:t xml:space="preserve">Таблица 1. Варианты расчета</w:t>
       </w:r>
     </w:p>
     <w:tbl>
@@ -12344,7 +10232,7 @@
               <w:pStyle w:val="Compact"/>
             </w:pPr>
             <w:r>
-              <w:t xml:space="preserve">0.20</w:t>
+              <w:t xml:space="preserve">0.10</w:t>
             </w:r>
           </w:p>
         </w:tc>
@@ -12410,7 +10298,7 @@
               <w:pStyle w:val="Compact"/>
             </w:pPr>
             <w:r>
-              <w:t xml:space="preserve">0.20</w:t>
+              <w:t xml:space="preserve">0.10</w:t>
             </w:r>
           </w:p>
         </w:tc>
@@ -12522,7 +10410,7 @@
               <w:pStyle w:val="Compact"/>
             </w:pPr>
             <w:r>
-              <w:t xml:space="preserve">0.20</w:t>
+              <w:t xml:space="preserve">0.10</w:t>
             </w:r>
           </w:p>
         </w:tc>
@@ -12570,7 +10458,7 @@
         </m:sSub>
       </m:oMath>
       <w:r>
-        <w:t xml:space="preserve">; она разлагается по Холецкому, причем фактор пересобирается не на каждом шаге, а промежуточные шаги досчитываются методом сопряженных градиентов с этим фактором в роли предобуславливателя. Уравнение (14) эволюции функции распределения пор по размерам решается по полностью неявной схеме, что снимает жесткие ограничения на шаг по времени. Общее описание применяемых численных подходов к моделированию гидродинамических процессов разработки приведено в [27].</w:t>
+        <w:t xml:space="preserve">; она разлагается по Холецкому, причем фактор пересобирается не на каждом шаге, а промежуточные шаги досчитываются методом сопряженных градиентов с этим фактором в роли предобуславливателя. Уравнение (14) эволюции функции распределения пор по размерам решается по полностью неявной схеме, что снимает жесткие ограничения на шаг по времени. Общее описание применяемых численных подходов к моделированию гидродинамических процессов разработки приведено в [28].</w:t>
       </w:r>
     </w:p>
     <w:bookmarkEnd w:id="14"/>
@@ -12584,35 +10472,44 @@
         <w:t xml:space="preserve">РЕЗУЛЬТАТЫ И ОБСУЖДЕНИЕ</w:t>
       </w:r>
     </w:p>
-    <w:bookmarkStart w:id="22" w:name="X907158c9951fde98875a8012979df42f0e58ba5"/>
     <w:p>
       <w:pPr>
-        <w:pStyle w:val="Heading2"/>
-      </w:pPr>
-      <w:r>
-        <w:t xml:space="preserve">Заводнение с учетом теплообмена через кровлю и подошву</w:t>
-      </w:r>
-    </w:p>
-    <w:p>
-      <w:pPr>
         <w:pStyle w:val="FirstParagraph"/>
       </w:pPr>
       <w:r>
-        <w:t xml:space="preserve">При принятой молекулярной массе парафина корреляция (17) дает температуру полной растворимости</w:t>
-      </w:r>
-      <w:r>
-        <w:t xml:space="preserve"> </w:t>
-      </w:r>
-      <m:oMath>
-        <m:sSub>
-          <m:e>
-            <m:r>
-              <m:t>T</m:t>
-            </m:r>
-          </m:e>
-          <m:sub>
-            <m:r>
-              <m:t>m</m:t>
+        <w:t xml:space="preserve">Расчеты выполнены при следующих значениях параметров. Область имеет размеры</w:t>
+      </w:r>
+      <w:r>
+        <w:t xml:space="preserve"> </w:t>
+      </w:r>
+      <m:oMath>
+        <m:sSub>
+          <m:e>
+            <m:r>
+              <m:t>L</m:t>
+            </m:r>
+          </m:e>
+          <m:sub>
+            <m:r>
+              <m:t>x</m:t>
+            </m:r>
+          </m:sub>
+        </m:sSub>
+        <m:r>
+          <m:rPr>
+            <m:sty m:val="p"/>
+          </m:rPr>
+          <m:t>×</m:t>
+        </m:r>
+        <m:sSub>
+          <m:e>
+            <m:r>
+              <m:t>L</m:t>
+            </m:r>
+          </m:e>
+          <m:sub>
+            <m:r>
+              <m:t>y</m:t>
             </m:r>
           </m:sub>
         </m:sSub>
@@ -12623,28 +10520,31 @@
           <m:t>=</m:t>
         </m:r>
         <m:r>
-          <m:t>52.9</m:t>
-        </m:r>
-      </m:oMath>
-      <w:r>
-        <w:t xml:space="preserve">°C. Однако при заданном содержании парафина</w:t>
-      </w:r>
-      <w:r>
-        <w:t xml:space="preserve"> </w:t>
-      </w:r>
-      <m:oMath>
-        <m:sSub>
-          <m:e>
-            <m:r>
-              <m:t>w</m:t>
-            </m:r>
-          </m:e>
-          <m:sub>
-            <m:r>
-              <m:t>p</m:t>
-            </m:r>
-          </m:sub>
-        </m:sSub>
+          <m:t>200</m:t>
+        </m:r>
+        <m:r>
+          <m:rPr>
+            <m:sty m:val="p"/>
+          </m:rPr>
+          <m:t>×</m:t>
+        </m:r>
+        <m:r>
+          <m:t>200</m:t>
+        </m:r>
+      </m:oMath>
+      <w:r>
+        <w:t xml:space="preserve"> </w:t>
+      </w:r>
+      <w:r>
+        <w:t xml:space="preserve">м при толщине пласта</w:t>
+      </w:r>
+      <w:r>
+        <w:t xml:space="preserve"> </w:t>
+      </w:r>
+      <m:oMath>
+        <m:r>
+          <m:t>h</m:t>
+        </m:r>
         <m:r>
           <m:rPr>
             <m:sty m:val="p"/>
@@ -12652,25 +10552,1257 @@
           <m:t>=</m:t>
         </m:r>
         <m:r>
-          <m:t>0.20</m:t>
-        </m:r>
-      </m:oMath>
-      <w:r>
-        <w:t xml:space="preserve"> </w:t>
-      </w:r>
-      <w:r>
-        <w:t xml:space="preserve">фактический порог начала кристаллизации ниже: он определяется температурой</w:t>
-      </w:r>
-      <w:r>
-        <w:t xml:space="preserve"> </w:t>
-      </w:r>
-      <m:oMath>
+          <m:t>10</m:t>
+        </m:r>
+      </m:oMath>
+      <w:r>
+        <w:t xml:space="preserve"> </w:t>
+      </w:r>
+      <w:r>
+        <w:t xml:space="preserve">м; сетка</w:t>
+      </w:r>
+      <w:r>
+        <w:t xml:space="preserve"> </w:t>
+      </w:r>
+      <m:oMath>
+        <m:sSub>
+          <m:e>
+            <m:r>
+              <m:t>N</m:t>
+            </m:r>
+          </m:e>
+          <m:sub>
+            <m:r>
+              <m:t>x</m:t>
+            </m:r>
+          </m:sub>
+        </m:sSub>
+        <m:r>
+          <m:rPr>
+            <m:sty m:val="p"/>
+          </m:rPr>
+          <m:t>×</m:t>
+        </m:r>
+        <m:sSub>
+          <m:e>
+            <m:r>
+              <m:t>N</m:t>
+            </m:r>
+          </m:e>
+          <m:sub>
+            <m:r>
+              <m:t>y</m:t>
+            </m:r>
+          </m:sub>
+        </m:sSub>
+        <m:r>
+          <m:rPr>
+            <m:sty m:val="p"/>
+          </m:rPr>
+          <m:t>=</m:t>
+        </m:r>
+        <m:r>
+          <m:t>75</m:t>
+        </m:r>
+        <m:r>
+          <m:rPr>
+            <m:sty m:val="p"/>
+          </m:rPr>
+          <m:t>×</m:t>
+        </m:r>
+        <m:r>
+          <m:t>75</m:t>
+        </m:r>
+      </m:oMath>
+      <w:r>
+        <w:t xml:space="preserve"> </w:t>
+      </w:r>
+      <w:r>
+        <w:t xml:space="preserve">узлов, по радиусам капилляров</w:t>
+      </w:r>
+      <w:r>
+        <w:t xml:space="preserve"> </w:t>
+      </w:r>
+      <m:oMath>
+        <m:sSub>
+          <m:e>
+            <m:r>
+              <m:t>N</m:t>
+            </m:r>
+          </m:e>
+          <m:sub>
+            <m:r>
+              <m:t>r</m:t>
+            </m:r>
+          </m:sub>
+        </m:sSub>
+        <m:r>
+          <m:rPr>
+            <m:sty m:val="p"/>
+          </m:rPr>
+          <m:t>=</m:t>
+        </m:r>
+        <m:r>
+          <m:t>31</m:t>
+        </m:r>
+      </m:oMath>
+      <w:r>
+        <w:t xml:space="preserve"> </w:t>
+      </w:r>
+      <w:r>
+        <w:t xml:space="preserve">узел. Забойные давления нагнетательной и добывающей скважин</w:t>
+      </w:r>
+      <w:r>
+        <w:t xml:space="preserve"> </w:t>
+      </w:r>
+      <m:oMath>
+        <m:sSub>
+          <m:e>
+            <m:r>
+              <m:t>p</m:t>
+            </m:r>
+          </m:e>
+          <m:sub>
+            <m:r>
+              <m:t>i</m:t>
+            </m:r>
+            <m:r>
+              <m:t>n</m:t>
+            </m:r>
+            <m:r>
+              <m:t>j</m:t>
+            </m:r>
+          </m:sub>
+        </m:sSub>
+        <m:r>
+          <m:rPr>
+            <m:sty m:val="p"/>
+          </m:rPr>
+          <m:t>=</m:t>
+        </m:r>
+        <m:r>
+          <m:t>200</m:t>
+        </m:r>
+      </m:oMath>
+      <w:r>
+        <w:t xml:space="preserve"> </w:t>
+      </w:r>
+      <w:r>
+        <w:t xml:space="preserve">бар и</w:t>
+      </w:r>
+      <w:r>
+        <w:t xml:space="preserve"> </w:t>
+      </w:r>
+      <m:oMath>
+        <m:sSub>
+          <m:e>
+            <m:r>
+              <m:t>p</m:t>
+            </m:r>
+          </m:e>
+          <m:sub>
+            <m:r>
+              <m:t>p</m:t>
+            </m:r>
+            <m:r>
+              <m:t>r</m:t>
+            </m:r>
+            <m:r>
+              <m:t>o</m:t>
+            </m:r>
+            <m:r>
+              <m:t>d</m:t>
+            </m:r>
+          </m:sub>
+        </m:sSub>
+        <m:r>
+          <m:rPr>
+            <m:sty m:val="p"/>
+          </m:rPr>
+          <m:t>=</m:t>
+        </m:r>
+        <m:r>
+          <m:t>50</m:t>
+        </m:r>
+      </m:oMath>
+      <w:r>
+        <w:t xml:space="preserve"> </w:t>
+      </w:r>
+      <w:r>
+        <w:t xml:space="preserve">бар, радиус скважин</w:t>
+      </w:r>
+      <w:r>
+        <w:t xml:space="preserve"> </w:t>
+      </w:r>
+      <m:oMath>
+        <m:sSub>
+          <m:e>
+            <m:r>
+              <m:t>r</m:t>
+            </m:r>
+          </m:e>
+          <m:sub>
+            <m:r>
+              <m:t>w</m:t>
+            </m:r>
+          </m:sub>
+        </m:sSub>
+        <m:r>
+          <m:rPr>
+            <m:sty m:val="p"/>
+          </m:rPr>
+          <m:t>=</m:t>
+        </m:r>
+        <m:r>
+          <m:t>0.1</m:t>
+        </m:r>
+      </m:oMath>
+      <w:r>
+        <w:t xml:space="preserve"> </w:t>
+      </w:r>
+      <w:r>
+        <w:t xml:space="preserve">м. Начальная температура пласта</w:t>
+      </w:r>
+      <w:r>
+        <w:t xml:space="preserve"> </w:t>
+      </w:r>
+      <m:oMath>
+        <m:sSub>
+          <m:e>
+            <m:r>
+              <m:t>T</m:t>
+            </m:r>
+          </m:e>
+          <m:sub>
+            <m:r>
+              <m:t>0</m:t>
+            </m:r>
+          </m:sub>
+        </m:sSub>
+        <m:r>
+          <m:rPr>
+            <m:sty m:val="p"/>
+          </m:rPr>
+          <m:t>=</m:t>
+        </m:r>
+        <m:r>
+          <m:t>70</m:t>
+        </m:r>
+      </m:oMath>
+      <w:r>
+        <w:t xml:space="preserve">°C, температура нагнетаемой воды</w:t>
+      </w:r>
+      <w:r>
+        <w:t xml:space="preserve"> </w:t>
+      </w:r>
+      <m:oMath>
+        <m:sSub>
+          <m:e>
+            <m:r>
+              <m:t>T</m:t>
+            </m:r>
+          </m:e>
+          <m:sub>
+            <m:r>
+              <m:t>i</m:t>
+            </m:r>
+            <m:r>
+              <m:t>n</m:t>
+            </m:r>
+            <m:r>
+              <m:t>j</m:t>
+            </m:r>
+          </m:sub>
+        </m:sSub>
+        <m:r>
+          <m:rPr>
+            <m:sty m:val="p"/>
+          </m:rPr>
+          <m:t>=</m:t>
+        </m:r>
+        <m:r>
+          <m:t>20</m:t>
+        </m:r>
+      </m:oMath>
+      <w:r>
+        <w:t xml:space="preserve">°C. Начальные пористость и проницаемость</w:t>
+      </w:r>
+      <w:r>
+        <w:t xml:space="preserve"> </w:t>
+      </w:r>
+      <m:oMath>
+        <m:sSub>
+          <m:e>
+            <m:r>
+              <m:t>m</m:t>
+            </m:r>
+          </m:e>
+          <m:sub>
+            <m:r>
+              <m:t>0</m:t>
+            </m:r>
+          </m:sub>
+        </m:sSub>
+        <m:r>
+          <m:rPr>
+            <m:sty m:val="p"/>
+          </m:rPr>
+          <m:t>=</m:t>
+        </m:r>
+        <m:r>
+          <m:t>0.3</m:t>
+        </m:r>
+      </m:oMath>
+      <w:r>
+        <w:t xml:space="preserve"> </w:t>
+      </w:r>
+      <w:r>
+        <w:t xml:space="preserve">и</w:t>
+      </w:r>
+      <w:r>
+        <w:t xml:space="preserve"> </w:t>
+      </w:r>
+      <m:oMath>
+        <m:sSub>
+          <m:e>
+            <m:r>
+              <m:t>k</m:t>
+            </m:r>
+          </m:e>
+          <m:sub>
+            <m:r>
+              <m:t>0</m:t>
+            </m:r>
+          </m:sub>
+        </m:sSub>
+        <m:r>
+          <m:rPr>
+            <m:sty m:val="p"/>
+          </m:rPr>
+          <m:t>=</m:t>
+        </m:r>
+        <m:r>
+          <m:t>200</m:t>
+        </m:r>
+      </m:oMath>
+      <w:r>
+        <w:t xml:space="preserve"> </w:t>
+      </w:r>
+      <w:r>
+        <w:t xml:space="preserve">мД. Плотности воды, нефти, парафина, породы пласта и вмещающих пород</w:t>
+      </w:r>
+      <w:r>
+        <w:t xml:space="preserve"> </w:t>
+      </w:r>
+      <m:oMath>
+        <m:sSub>
+          <m:e>
+            <m:r>
+              <m:rPr>
+                <m:sty m:val="p"/>
+              </m:rPr>
+              <m:t>ρ</m:t>
+            </m:r>
+          </m:e>
+          <m:sub>
+            <m:r>
+              <m:t>w</m:t>
+            </m:r>
+          </m:sub>
+        </m:sSub>
+        <m:r>
+          <m:rPr>
+            <m:sty m:val="p"/>
+          </m:rPr>
+          <m:t>=</m:t>
+        </m:r>
+        <m:r>
+          <m:t>1000</m:t>
+        </m:r>
+      </m:oMath>
+      <w:r>
+        <w:t xml:space="preserve">,</w:t>
+      </w:r>
+      <w:r>
+        <w:t xml:space="preserve"> </w:t>
+      </w:r>
+      <m:oMath>
+        <m:sSub>
+          <m:e>
+            <m:r>
+              <m:rPr>
+                <m:sty m:val="p"/>
+              </m:rPr>
+              <m:t>ρ</m:t>
+            </m:r>
+          </m:e>
+          <m:sub>
+            <m:r>
+              <m:t>o</m:t>
+            </m:r>
+          </m:sub>
+        </m:sSub>
+        <m:r>
+          <m:rPr>
+            <m:sty m:val="p"/>
+          </m:rPr>
+          <m:t>=</m:t>
+        </m:r>
+        <m:r>
+          <m:t>860</m:t>
+        </m:r>
+      </m:oMath>
+      <w:r>
+        <w:t xml:space="preserve">,</w:t>
+      </w:r>
+      <w:r>
+        <w:t xml:space="preserve"> </w:t>
+      </w:r>
+      <m:oMath>
+        <m:sSub>
+          <m:e>
+            <m:r>
+              <m:rPr>
+                <m:sty m:val="p"/>
+              </m:rPr>
+              <m:t>ρ</m:t>
+            </m:r>
+          </m:e>
+          <m:sub>
+            <m:r>
+              <m:t>p</m:t>
+            </m:r>
+          </m:sub>
+        </m:sSub>
+        <m:r>
+          <m:rPr>
+            <m:sty m:val="p"/>
+          </m:rPr>
+          <m:t>=</m:t>
+        </m:r>
+        <m:r>
+          <m:t>900</m:t>
+        </m:r>
+      </m:oMath>
+      <w:r>
+        <w:t xml:space="preserve">,</w:t>
+      </w:r>
+      <w:r>
+        <w:t xml:space="preserve"> </w:t>
+      </w:r>
+      <m:oMath>
+        <m:sSub>
+          <m:e>
+            <m:r>
+              <m:rPr>
+                <m:sty m:val="p"/>
+              </m:rPr>
+              <m:t>ρ</m:t>
+            </m:r>
+          </m:e>
+          <m:sub>
+            <m:r>
+              <m:t>f</m:t>
+            </m:r>
+          </m:sub>
+        </m:sSub>
+        <m:r>
+          <m:rPr>
+            <m:sty m:val="p"/>
+          </m:rPr>
+          <m:t>=</m:t>
+        </m:r>
+        <m:r>
+          <m:t>2700</m:t>
+        </m:r>
+      </m:oMath>
+      <w:r>
+        <w:t xml:space="preserve"> </w:t>
+      </w:r>
+      <w:r>
+        <w:t xml:space="preserve">и</w:t>
+      </w:r>
+      <w:r>
+        <w:t xml:space="preserve"> </w:t>
+      </w:r>
+      <m:oMath>
+        <m:sSub>
+          <m:e>
+            <m:r>
+              <m:rPr>
+                <m:sty m:val="p"/>
+              </m:rPr>
+              <m:t>ρ</m:t>
+            </m:r>
+          </m:e>
+          <m:sub>
+            <m:r>
+              <m:t>f</m:t>
+            </m:r>
+            <m:r>
+              <m:t>f</m:t>
+            </m:r>
+          </m:sub>
+        </m:sSub>
+        <m:r>
+          <m:rPr>
+            <m:sty m:val="p"/>
+          </m:rPr>
+          <m:t>=</m:t>
+        </m:r>
+        <m:r>
+          <m:t>2400</m:t>
+        </m:r>
+      </m:oMath>
+      <w:r>
+        <w:t xml:space="preserve"> </w:t>
+      </w:r>
+      <w:r>
+        <w:t xml:space="preserve">кг/м³; их теплоемкости</w:t>
+      </w:r>
+      <w:r>
+        <w:t xml:space="preserve"> </w:t>
+      </w:r>
+      <m:oMath>
+        <m:sSub>
+          <m:e>
+            <m:r>
+              <m:t>C</m:t>
+            </m:r>
+          </m:e>
+          <m:sub>
+            <m:r>
+              <m:t>w</m:t>
+            </m:r>
+          </m:sub>
+        </m:sSub>
+        <m:r>
+          <m:rPr>
+            <m:sty m:val="p"/>
+          </m:rPr>
+          <m:t>=</m:t>
+        </m:r>
+        <m:r>
+          <m:t>4200</m:t>
+        </m:r>
+      </m:oMath>
+      <w:r>
+        <w:t xml:space="preserve">,</w:t>
+      </w:r>
+      <w:r>
+        <w:t xml:space="preserve"> </w:t>
+      </w:r>
+      <m:oMath>
+        <m:sSub>
+          <m:e>
+            <m:r>
+              <m:t>C</m:t>
+            </m:r>
+          </m:e>
+          <m:sub>
+            <m:r>
+              <m:t>o</m:t>
+            </m:r>
+          </m:sub>
+        </m:sSub>
+        <m:r>
+          <m:rPr>
+            <m:sty m:val="p"/>
+          </m:rPr>
+          <m:t>=</m:t>
+        </m:r>
+        <m:r>
+          <m:t>2000</m:t>
+        </m:r>
+      </m:oMath>
+      <w:r>
+        <w:t xml:space="preserve">,</w:t>
+      </w:r>
+      <w:r>
+        <w:t xml:space="preserve"> </w:t>
+      </w:r>
+      <m:oMath>
+        <m:sSub>
+          <m:e>
+            <m:r>
+              <m:t>C</m:t>
+            </m:r>
+          </m:e>
+          <m:sub>
+            <m:r>
+              <m:t>p</m:t>
+            </m:r>
+          </m:sub>
+        </m:sSub>
+        <m:r>
+          <m:rPr>
+            <m:sty m:val="p"/>
+          </m:rPr>
+          <m:t>=</m:t>
+        </m:r>
+        <m:r>
+          <m:t>2200</m:t>
+        </m:r>
+      </m:oMath>
+      <w:r>
+        <w:t xml:space="preserve">,</w:t>
+      </w:r>
+      <w:r>
+        <w:t xml:space="preserve"> </w:t>
+      </w:r>
+      <m:oMath>
+        <m:sSub>
+          <m:e>
+            <m:r>
+              <m:t>C</m:t>
+            </m:r>
+          </m:e>
+          <m:sub>
+            <m:r>
+              <m:t>f</m:t>
+            </m:r>
+          </m:sub>
+        </m:sSub>
+        <m:r>
+          <m:rPr>
+            <m:sty m:val="p"/>
+          </m:rPr>
+          <m:t>=</m:t>
+        </m:r>
+        <m:r>
+          <m:t>1000</m:t>
+        </m:r>
+      </m:oMath>
+      <w:r>
+        <w:t xml:space="preserve"> </w:t>
+      </w:r>
+      <w:r>
+        <w:t xml:space="preserve">и</w:t>
+      </w:r>
+      <w:r>
+        <w:t xml:space="preserve"> </w:t>
+      </w:r>
+      <m:oMath>
+        <m:sSub>
+          <m:e>
+            <m:r>
+              <m:t>C</m:t>
+            </m:r>
+          </m:e>
+          <m:sub>
+            <m:r>
+              <m:t>f</m:t>
+            </m:r>
+            <m:r>
+              <m:t>f</m:t>
+            </m:r>
+          </m:sub>
+        </m:sSub>
+        <m:r>
+          <m:rPr>
+            <m:sty m:val="p"/>
+          </m:rPr>
+          <m:t>=</m:t>
+        </m:r>
+        <m:r>
+          <m:t>1000</m:t>
+        </m:r>
+      </m:oMath>
+      <w:r>
+        <w:t xml:space="preserve"> </w:t>
+      </w:r>
+      <w:r>
+        <w:t xml:space="preserve">Дж/(кг °C); теплопроводности</w:t>
+      </w:r>
+      <w:r>
+        <w:t xml:space="preserve"> </w:t>
+      </w:r>
+      <m:oMath>
+        <m:sSub>
+          <m:e>
+            <m:r>
+              <m:t>K</m:t>
+            </m:r>
+          </m:e>
+          <m:sub>
+            <m:r>
+              <m:t>w</m:t>
+            </m:r>
+          </m:sub>
+        </m:sSub>
+        <m:r>
+          <m:rPr>
+            <m:sty m:val="p"/>
+          </m:rPr>
+          <m:t>=</m:t>
+        </m:r>
+        <m:r>
+          <m:t>0.6</m:t>
+        </m:r>
+      </m:oMath>
+      <w:r>
+        <w:t xml:space="preserve">,</w:t>
+      </w:r>
+      <w:r>
+        <w:t xml:space="preserve"> </w:t>
+      </w:r>
+      <m:oMath>
+        <m:sSub>
+          <m:e>
+            <m:r>
+              <m:t>K</m:t>
+            </m:r>
+          </m:e>
+          <m:sub>
+            <m:r>
+              <m:t>o</m:t>
+            </m:r>
+          </m:sub>
+        </m:sSub>
+        <m:r>
+          <m:rPr>
+            <m:sty m:val="p"/>
+          </m:rPr>
+          <m:t>=</m:t>
+        </m:r>
+        <m:r>
+          <m:t>0.12</m:t>
+        </m:r>
+      </m:oMath>
+      <w:r>
+        <w:t xml:space="preserve">,</w:t>
+      </w:r>
+      <w:r>
+        <w:t xml:space="preserve"> </w:t>
+      </w:r>
+      <m:oMath>
+        <m:sSub>
+          <m:e>
+            <m:r>
+              <m:t>K</m:t>
+            </m:r>
+          </m:e>
+          <m:sub>
+            <m:r>
+              <m:t>p</m:t>
+            </m:r>
+          </m:sub>
+        </m:sSub>
+        <m:r>
+          <m:rPr>
+            <m:sty m:val="p"/>
+          </m:rPr>
+          <m:t>=</m:t>
+        </m:r>
+        <m:r>
+          <m:t>0.2</m:t>
+        </m:r>
+      </m:oMath>
+      <w:r>
+        <w:t xml:space="preserve">,</w:t>
+      </w:r>
+      <w:r>
+        <w:t xml:space="preserve"> </w:t>
+      </w:r>
+      <m:oMath>
+        <m:sSub>
+          <m:e>
+            <m:r>
+              <m:t>K</m:t>
+            </m:r>
+          </m:e>
+          <m:sub>
+            <m:r>
+              <m:t>f</m:t>
+            </m:r>
+          </m:sub>
+        </m:sSub>
+        <m:r>
+          <m:rPr>
+            <m:sty m:val="p"/>
+          </m:rPr>
+          <m:t>=</m:t>
+        </m:r>
+        <m:r>
+          <m:t>1.8</m:t>
+        </m:r>
+      </m:oMath>
+      <w:r>
+        <w:t xml:space="preserve"> </w:t>
+      </w:r>
+      <w:r>
+        <w:t xml:space="preserve">и</w:t>
+      </w:r>
+      <w:r>
+        <w:t xml:space="preserve"> </w:t>
+      </w:r>
+      <m:oMath>
+        <m:sSub>
+          <m:e>
+            <m:r>
+              <m:t>K</m:t>
+            </m:r>
+          </m:e>
+          <m:sub>
+            <m:r>
+              <m:t>f</m:t>
+            </m:r>
+            <m:r>
+              <m:t>f</m:t>
+            </m:r>
+          </m:sub>
+        </m:sSub>
+        <m:r>
+          <m:rPr>
+            <m:sty m:val="p"/>
+          </m:rPr>
+          <m:t>=</m:t>
+        </m:r>
+        <m:r>
+          <m:t>2.0</m:t>
+        </m:r>
+      </m:oMath>
+      <w:r>
+        <w:t xml:space="preserve"> </w:t>
+      </w:r>
+      <w:r>
+        <w:t xml:space="preserve">Вт/(м °C). Вязкость нефти в опорной точке</w:t>
+      </w:r>
+      <w:r>
+        <w:t xml:space="preserve"> </w:t>
+      </w:r>
+      <m:oMath>
+        <m:sSubSup>
+          <m:e>
+            <m:r>
+              <m:rPr>
+                <m:sty m:val="p"/>
+              </m:rPr>
+              <m:t>μ</m:t>
+            </m:r>
+          </m:e>
+          <m:sub>
+            <m:r>
+              <m:t>o</m:t>
+            </m:r>
+          </m:sub>
+          <m:sup>
+            <m:r>
+              <m:t>r</m:t>
+            </m:r>
+            <m:r>
+              <m:t>e</m:t>
+            </m:r>
+            <m:r>
+              <m:t>f</m:t>
+            </m:r>
+          </m:sup>
+        </m:sSubSup>
+        <m:r>
+          <m:rPr>
+            <m:sty m:val="p"/>
+          </m:rPr>
+          <m:t>=</m:t>
+        </m:r>
+        <m:r>
+          <m:t>5.77</m:t>
+        </m:r>
+      </m:oMath>
+      <w:r>
+        <w:t xml:space="preserve"> </w:t>
+      </w:r>
+      <w:r>
+        <w:t xml:space="preserve">сП при</w:t>
+      </w:r>
+      <w:r>
+        <w:t xml:space="preserve"> </w:t>
+      </w:r>
+      <m:oMath>
+        <m:sSub>
+          <m:e>
+            <m:r>
+              <m:t>T</m:t>
+            </m:r>
+          </m:e>
+          <m:sub>
+            <m:r>
+              <m:t>r</m:t>
+            </m:r>
+            <m:r>
+              <m:t>e</m:t>
+            </m:r>
+            <m:r>
+              <m:t>f</m:t>
+            </m:r>
+          </m:sub>
+        </m:sSub>
+        <m:r>
+          <m:rPr>
+            <m:sty m:val="p"/>
+          </m:rPr>
+          <m:t>=</m:t>
+        </m:r>
+        <m:r>
+          <m:t>70</m:t>
+        </m:r>
+      </m:oMath>
+      <w:r>
+        <w:t xml:space="preserve">°C, энергия активации вязкого течения</w:t>
+      </w:r>
+      <w:r>
+        <w:t xml:space="preserve"> </w:t>
+      </w:r>
+      <m:oMath>
+        <m:sSub>
+          <m:e>
+            <m:r>
+              <m:t>E</m:t>
+            </m:r>
+          </m:e>
+          <m:sub>
+            <m:r>
+              <m:t>a</m:t>
+            </m:r>
+          </m:sub>
+        </m:sSub>
+        <m:r>
+          <m:rPr>
+            <m:sty m:val="p"/>
+          </m:rPr>
+          <m:t>=</m:t>
+        </m:r>
+        <m:r>
+          <m:t>25</m:t>
+        </m:r>
+      </m:oMath>
+      <w:r>
+        <w:t xml:space="preserve"> </w:t>
+      </w:r>
+      <w:r>
+        <w:t xml:space="preserve">кДж/моль, предельная объемная доля кристаллов</w:t>
+      </w:r>
+      <w:r>
+        <w:t xml:space="preserve"> </w:t>
+      </w:r>
+      <m:oMath>
+        <m:sSub>
+          <m:e>
+            <m:r>
+              <m:rPr>
+                <m:sty m:val="p"/>
+              </m:rPr>
+              <m:t>ϕ</m:t>
+            </m:r>
+          </m:e>
+          <m:sub>
+            <m:r>
+              <m:t>m</m:t>
+            </m:r>
+            <m:r>
+              <m:t>a</m:t>
+            </m:r>
+            <m:r>
+              <m:t>x</m:t>
+            </m:r>
+          </m:sub>
+        </m:sSub>
+        <m:r>
+          <m:rPr>
+            <m:sty m:val="p"/>
+          </m:rPr>
+          <m:t>=</m:t>
+        </m:r>
+        <m:r>
+          <m:t>0.6</m:t>
+        </m:r>
+      </m:oMath>
+      <w:r>
+        <w:t xml:space="preserve">. Молекулярная масса парафина</w:t>
+      </w:r>
+      <w:r>
+        <w:t xml:space="preserve"> </w:t>
+      </w:r>
+      <m:oMath>
+        <m:sSub>
+          <m:e>
+            <m:r>
+              <m:t>M</m:t>
+            </m:r>
+          </m:e>
+          <m:sub>
+            <m:r>
+              <m:t>r</m:t>
+            </m:r>
+          </m:sub>
+        </m:sSub>
+        <m:r>
+          <m:rPr>
+            <m:sty m:val="p"/>
+          </m:rPr>
+          <m:t>=</m:t>
+        </m:r>
+        <m:r>
+          <m:t>350</m:t>
+        </m:r>
+      </m:oMath>
+      <w:r>
+        <w:t xml:space="preserve"> </w:t>
+      </w:r>
+      <w:r>
+        <w:t xml:space="preserve">г/моль, молярная масса нефтяного псевдокомпонента</w:t>
+      </w:r>
+      <w:r>
+        <w:t xml:space="preserve"> </w:t>
+      </w:r>
+      <m:oMath>
+        <m:sSub>
+          <m:e>
+            <m:r>
+              <m:t>M</m:t>
+            </m:r>
+          </m:e>
+          <m:sub>
+            <m:r>
+              <m:t>o</m:t>
+            </m:r>
+          </m:sub>
+        </m:sSub>
+        <m:r>
+          <m:rPr>
+            <m:sty m:val="p"/>
+          </m:rPr>
+          <m:t>=</m:t>
+        </m:r>
+        <m:r>
+          <m:t>250</m:t>
+        </m:r>
+      </m:oMath>
+      <w:r>
+        <w:t xml:space="preserve"> </w:t>
+      </w:r>
+      <w:r>
+        <w:t xml:space="preserve">г/моль. Параметры модели пористой среды: отношение радиуса горла к радиусу канала</w:t>
+      </w:r>
+      <w:r>
+        <w:t xml:space="preserve"> </w:t>
+      </w:r>
+      <m:oMath>
+        <m:r>
+          <m:rPr>
+            <m:sty m:val="p"/>
+          </m:rPr>
+          <m:t>γ</m:t>
+        </m:r>
+        <m:r>
+          <m:rPr>
+            <m:sty m:val="p"/>
+          </m:rPr>
+          <m:t>=</m:t>
+        </m:r>
+        <m:r>
+          <m:t>0.4</m:t>
+        </m:r>
+      </m:oMath>
+      <w:r>
+        <w:t xml:space="preserve">, доля блокируемых каналов</w:t>
+      </w:r>
+      <w:r>
+        <w:t xml:space="preserve"> </w:t>
+      </w:r>
+      <m:oMath>
+        <m:r>
+          <m:rPr>
+            <m:sty m:val="p"/>
+          </m:rPr>
+          <m:t>β</m:t>
+        </m:r>
+        <m:r>
+          <m:rPr>
+            <m:sty m:val="p"/>
+          </m:rPr>
+          <m:t>=</m:t>
+        </m:r>
+        <m:r>
+          <m:t>0.01</m:t>
+        </m:r>
+      </m:oMath>
+      <w:r>
+        <w:t xml:space="preserve">, средняя длина порового канала</w:t>
+      </w:r>
+      <w:r>
+        <w:t xml:space="preserve"> </w:t>
+      </w:r>
+      <m:oMath>
+        <m:sSub>
+          <m:e>
+            <m:r>
+              <m:t>L</m:t>
+            </m:r>
+          </m:e>
+          <m:sub>
+            <m:r>
+              <m:t>k</m:t>
+            </m:r>
+          </m:sub>
+        </m:sSub>
+        <m:r>
+          <m:rPr>
+            <m:sty m:val="p"/>
+          </m:rPr>
+          <m:t>=</m:t>
+        </m:r>
+        <m:r>
+          <m:t>3</m:t>
+        </m:r>
+        <m:r>
+          <m:rPr>
+            <m:sty m:val="p"/>
+          </m:rPr>
+          <m:t>×</m:t>
+        </m:r>
         <m:sSup>
           <m:e>
             <m:r>
-              <m:t>T</m:t>
-            </m:r>
-          </m:e>
+              <m:t>10</m:t>
+            </m:r>
+          </m:e>
+          <m:sup>
+            <m:r>
+              <m:rPr>
+                <m:sty m:val="p"/>
+              </m:rPr>
+              <m:t>−</m:t>
+            </m:r>
+            <m:r>
+              <m:t>5</m:t>
+            </m:r>
+          </m:sup>
+        </m:sSup>
+      </m:oMath>
+      <w:r>
+        <w:t xml:space="preserve"> </w:t>
+      </w:r>
+      <w:r>
+        <w:t xml:space="preserve">м, диаметр частиц парафина</w:t>
+      </w:r>
+      <w:r>
+        <w:t xml:space="preserve"> </w:t>
+      </w:r>
+      <m:oMath>
+        <m:sSub>
+          <m:e>
+            <m:r>
+              <m:t>d</m:t>
+            </m:r>
+          </m:e>
+          <m:sub>
+            <m:r>
+              <m:t>p</m:t>
+            </m:r>
+          </m:sub>
+        </m:sSub>
+        <m:r>
+          <m:rPr>
+            <m:sty m:val="p"/>
+          </m:rPr>
+          <m:t>=</m:t>
+        </m:r>
+        <m:r>
+          <m:t>4</m:t>
+        </m:r>
+        <m:r>
+          <m:rPr>
+            <m:sty m:val="p"/>
+          </m:rPr>
+          <m:t>×</m:t>
+        </m:r>
+        <m:sSup>
+          <m:e>
+            <m:r>
+              <m:t>10</m:t>
+            </m:r>
+          </m:e>
+          <m:sup>
+            <m:r>
+              <m:rPr>
+                <m:sty m:val="p"/>
+              </m:rPr>
+              <m:t>−</m:t>
+            </m:r>
+            <m:r>
+              <m:t>6</m:t>
+            </m:r>
+          </m:sup>
+        </m:sSup>
+      </m:oMath>
+      <w:r>
+        <w:t xml:space="preserve"> </w:t>
+      </w:r>
+      <w:r>
+        <w:t xml:space="preserve">м, коэффициент диффузии частиц</w:t>
+      </w:r>
+      <w:r>
+        <w:t xml:space="preserve"> </w:t>
+      </w:r>
+      <m:oMath>
+        <m:sSub>
+          <m:e>
+            <m:r>
+              <m:t>D</m:t>
+            </m:r>
+          </m:e>
+          <m:sub>
+            <m:r>
+              <m:t>p</m:t>
+            </m:r>
+          </m:sub>
+        </m:sSub>
+        <m:r>
+          <m:rPr>
+            <m:sty m:val="p"/>
+          </m:rPr>
+          <m:t>=</m:t>
+        </m:r>
+        <m:sSup>
+          <m:e>
+            <m:r>
+              <m:t>10</m:t>
+            </m:r>
+          </m:e>
+          <m:sup>
+            <m:r>
+              <m:rPr>
+                <m:sty m:val="p"/>
+              </m:rPr>
+              <m:t>−</m:t>
+            </m:r>
+            <m:r>
+              <m:t>19</m:t>
+            </m:r>
+          </m:sup>
+        </m:sSup>
+      </m:oMath>
+      <w:r>
+        <w:t xml:space="preserve"> </w:t>
+      </w:r>
+      <w:r>
+        <w:t xml:space="preserve">м²/с. Остаточная и предельная водонасыщенности</w:t>
+      </w:r>
+      <w:r>
+        <w:t xml:space="preserve"> </w:t>
+      </w:r>
+      <m:oMath>
+        <m:sSubSup>
+          <m:e>
+            <m:r>
+              <m:t>S</m:t>
+            </m:r>
+          </m:e>
+          <m:sub>
+            <m:r>
+              <m:t>w</m:t>
+            </m:r>
+          </m:sub>
           <m:sup>
             <m:r>
               <m:rPr>
@@ -12679,20 +11811,138 @@
               <m:t>*</m:t>
             </m:r>
           </m:sup>
-        </m:sSup>
-      </m:oMath>
-      <w:r>
-        <w:t xml:space="preserve">, при которой предел растворимости (6.2) сравнивается с</w:t>
-      </w:r>
-      <w:r>
-        <w:t xml:space="preserve"> </w:t>
-      </w:r>
-      <m:oMath>
-        <m:sSub>
-          <m:e>
+        </m:sSubSup>
+        <m:r>
+          <m:rPr>
+            <m:sty m:val="p"/>
+          </m:rPr>
+          <m:t>=</m:t>
+        </m:r>
+        <m:r>
+          <m:t>0.18</m:t>
+        </m:r>
+      </m:oMath>
+      <w:r>
+        <w:t xml:space="preserve"> </w:t>
+      </w:r>
+      <w:r>
+        <w:t xml:space="preserve">и</w:t>
+      </w:r>
+      <w:r>
+        <w:t xml:space="preserve"> </w:t>
+      </w:r>
+      <m:oMath>
+        <m:sSubSup>
+          <m:e>
+            <m:r>
+              <m:t>S</m:t>
+            </m:r>
+          </m:e>
+          <m:sub>
             <m:r>
               <m:t>w</m:t>
             </m:r>
+          </m:sub>
+          <m:sup>
+            <m:r>
+              <m:t>m</m:t>
+            </m:r>
+            <m:r>
+              <m:t>a</m:t>
+            </m:r>
+            <m:r>
+              <m:t>x</m:t>
+            </m:r>
+          </m:sup>
+        </m:sSubSup>
+        <m:r>
+          <m:rPr>
+            <m:sty m:val="p"/>
+          </m:rPr>
+          <m:t>=</m:t>
+        </m:r>
+        <m:r>
+          <m:t>0.70</m:t>
+        </m:r>
+      </m:oMath>
+      <w:r>
+        <w:t xml:space="preserve">, показатель степени в модели Кори</w:t>
+      </w:r>
+      <w:r>
+        <w:t xml:space="preserve"> </w:t>
+      </w:r>
+      <m:oMath>
+        <m:r>
+          <m:t>n</m:t>
+        </m:r>
+        <m:r>
+          <m:rPr>
+            <m:sty m:val="p"/>
+          </m:rPr>
+          <m:t>=</m:t>
+        </m:r>
+        <m:r>
+          <m:t>2</m:t>
+        </m:r>
+      </m:oMath>
+      <w:r>
+        <w:t xml:space="preserve">.</w:t>
+      </w:r>
+    </w:p>
+    <w:bookmarkStart w:id="22" w:name="X907158c9951fde98875a8012979df42f0e58ba5"/>
+    <w:p>
+      <w:pPr>
+        <w:pStyle w:val="Heading2"/>
+      </w:pPr>
+      <w:r>
+        <w:t xml:space="preserve">Заводнение с учетом теплообмена через кровлю и подошву</w:t>
+      </w:r>
+    </w:p>
+    <w:p>
+      <w:pPr>
+        <w:pStyle w:val="FirstParagraph"/>
+      </w:pPr>
+      <w:r>
+        <w:t xml:space="preserve">При принятой молекулярной массе парафина корреляция (17) дает температуру полной растворимости</w:t>
+      </w:r>
+      <w:r>
+        <w:t xml:space="preserve"> </w:t>
+      </w:r>
+      <m:oMath>
+        <m:sSub>
+          <m:e>
+            <m:r>
+              <m:t>T</m:t>
+            </m:r>
+          </m:e>
+          <m:sub>
+            <m:r>
+              <m:t>m</m:t>
+            </m:r>
+          </m:sub>
+        </m:sSub>
+        <m:r>
+          <m:rPr>
+            <m:sty m:val="p"/>
+          </m:rPr>
+          <m:t>=</m:t>
+        </m:r>
+        <m:r>
+          <m:t>52.9</m:t>
+        </m:r>
+      </m:oMath>
+      <w:r>
+        <w:t xml:space="preserve">°C. Однако при заданном содержании парафина</w:t>
+      </w:r>
+      <w:r>
+        <w:t xml:space="preserve"> </w:t>
+      </w:r>
+      <m:oMath>
+        <m:sSub>
+          <m:e>
+            <m:r>
+              <m:t>w</m:t>
+            </m:r>
           </m:e>
           <m:sub>
             <m:r>
@@ -12700,9 +11950,21 @@
             </m:r>
           </m:sub>
         </m:sSub>
-      </m:oMath>
-      <w:r>
-        <w:t xml:space="preserve">, и составляет</w:t>
+        <m:r>
+          <m:rPr>
+            <m:sty m:val="p"/>
+          </m:rPr>
+          <m:t>=</m:t>
+        </m:r>
+        <m:r>
+          <m:t>0.10</m:t>
+        </m:r>
+      </m:oMath>
+      <w:r>
+        <w:t xml:space="preserve"> </w:t>
+      </w:r>
+      <w:r>
+        <w:t xml:space="preserve">фактический порог начала кристаллизации ниже: он определяется температурой</w:t>
       </w:r>
       <w:r>
         <w:t xml:space="preserve"> </w:t>
@@ -12723,6 +11985,49 @@
             </m:r>
           </m:sup>
         </m:sSup>
+      </m:oMath>
+      <w:r>
+        <w:t xml:space="preserve">, при которой предел растворимости (6.2) сравнивается с</w:t>
+      </w:r>
+      <w:r>
+        <w:t xml:space="preserve"> </w:t>
+      </w:r>
+      <m:oMath>
+        <m:sSub>
+          <m:e>
+            <m:r>
+              <m:t>w</m:t>
+            </m:r>
+          </m:e>
+          <m:sub>
+            <m:r>
+              <m:t>p</m:t>
+            </m:r>
+          </m:sub>
+        </m:sSub>
+      </m:oMath>
+      <w:r>
+        <w:t xml:space="preserve">, и составляет</w:t>
+      </w:r>
+      <w:r>
+        <w:t xml:space="preserve"> </w:t>
+      </w:r>
+      <m:oMath>
+        <m:sSup>
+          <m:e>
+            <m:r>
+              <m:t>T</m:t>
+            </m:r>
+          </m:e>
+          <m:sup>
+            <m:r>
+              <m:rPr>
+                <m:sty m:val="p"/>
+              </m:rPr>
+              <m:t>*</m:t>
+            </m:r>
+          </m:sup>
+        </m:sSup>
         <m:r>
           <m:rPr>
             <m:sty m:val="p"/>
@@ -12730,11 +12035,11 @@
           <m:t>≈</m:t>
         </m:r>
         <m:r>
-          <m:t>30.1</m:t>
-        </m:r>
-      </m:oMath>
-      <w:r>
-        <w:t xml:space="preserve">°C — на 39.9°C ниже начальной пластовой температуры и лишь на 10.1°C выше температуры нагнетаемой воды. Кристаллизация поэтому возможна только в той части пласта, которую температурный фронт успел охладить на 40°C и более.</w:t>
+          <m:t>22.2</m:t>
+        </m:r>
+      </m:oMath>
+      <w:r>
+        <w:t xml:space="preserve">°C — на 47.8°C ниже начальной пластовой температуры и лишь на 2.2°C выше температуры нагнетаемой воды. Кристаллизация поэтому возможна только в той части пласта, которую температурный фронт успел охладить почти до температуры закачки.</w:t>
       </w:r>
     </w:p>
     <w:p>
@@ -12767,7 +12072,7 @@
           <m:t>=</m:t>
         </m:r>
         <m:r>
-          <m:t>195</m:t>
+          <m:t>193</m:t>
         </m:r>
       </m:oMath>
       <w:r>
@@ -12799,7 +12104,7 @@
           <m:t>=</m:t>
         </m:r>
         <m:r>
-          <m:t>1522</m:t>
+          <m:t>1495</m:t>
         </m:r>
       </m:oMath>
       <w:r>
@@ -12831,14 +12136,14 @@
           <m:t>=</m:t>
         </m:r>
         <m:r>
-          <m:t>858</m:t>
-        </m:r>
-      </m:oMath>
-      <w:r>
-        <w:t xml:space="preserve"> </w:t>
-      </w:r>
-      <w:r>
-        <w:t xml:space="preserve">сут, которой отвечает обводненность 0.942. Поля температуры, водонасыщенности и давления на эти моменты приведены на рис. 1.</w:t>
+          <m:t>843</m:t>
+        </m:r>
+      </m:oMath>
+      <w:r>
+        <w:t xml:space="preserve"> </w:t>
+      </w:r>
+      <w:r>
+        <w:t xml:space="preserve">сут, которой отвечает обводненность 0.941. Поля температуры, водонасыщенности и давления на эти моменты приведены на рис. 1.</w:t>
       </w:r>
     </w:p>
     <w:p>
@@ -12893,7 +12198,7 @@
         <w:pStyle w:val="BodyText"/>
       </w:pPr>
       <w:r>
-        <w:t xml:space="preserve">Рис. 1. Поля температуры (а–в) и водонасыщенности (г–е) для варианта 1 на моменты времени t₁ = 195 сут (а, г), t₂ = 858 сут (б, д) и t₃ = 1522 сут (в, е). Треугольник — нагнетательная скважина, круг — добывающая. Числа на изолиниях — значения соответствующей величины; набор уровней единый для всех трех моментов времени.</w:t>
+        <w:t xml:space="preserve">Рис. 1. Поля температуры (а–в) и водонасыщенности (г–е) для варианта 1 на моменты времени t₁ = 193 сут (а, г), t₂ = 843 сут (б, д) и t₃ = 1495 сут (в, е). Треугольник — нагнетательная скважина, круг — добывающая. Числа на изолиниях — значения соответствующей величины; набор уровней единый для всех трех моментов времени. Поле водонасыщенности дополнительно показано заливкой: более темный тон отвечает большему значению.</w:t>
       </w:r>
     </w:p>
     <w:p>
@@ -12924,7 +12229,7 @@
         <w:t xml:space="preserve"> </w:t>
       </w:r>
       <w:r>
-        <w:t xml:space="preserve">продвинута вдоль диагонали области на 57.8 м, а изотерма</w:t>
+        <w:t xml:space="preserve">продвинута вдоль диагонали области на 57.5 м, а изотерма</w:t>
       </w:r>
       <w:r>
         <w:t xml:space="preserve"> </w:t>
@@ -12959,7 +12264,7 @@
         <w:t xml:space="preserve"> </w:t>
       </w:r>
       <w:r>
-        <w:t xml:space="preserve">— на 33.5 м; к моменту</w:t>
+        <w:t xml:space="preserve">— на 16.7 м; к моменту</w:t>
       </w:r>
       <w:r>
         <w:t xml:space="preserve"> </w:t>
@@ -12982,7 +12287,7 @@
         <w:t xml:space="preserve"> </w:t>
       </w:r>
       <w:r>
-        <w:t xml:space="preserve">это соответственно 208.8 и 85.8 м, то есть разрыв между фронтами вырастает с 24 до 123 м, а к моменту</w:t>
+        <w:t xml:space="preserve">это соответственно 207.1 и 44.7 м, то есть разрыв между фронтами вырастает с 41 до 162 м, а к моменту</w:t>
       </w:r>
       <w:r>
         <w:t xml:space="preserve"> </w:t>
@@ -13031,7 +12336,7 @@
         <w:t xml:space="preserve"> </w:t>
       </w:r>
       <w:r>
-        <w:t xml:space="preserve">проходит 116 м, тогда как водонасыщенность на всей диагонали уже превышает 0.5. Причина в том, что часть теплоты закачиваемой воды расходуется на прогрев скелета породы, объемная теплоемкость которого сопоставима с теплоемкостью флюидов, а также в теплопритоке из вмещающих пород, возвращающем теплоту в остывшие ячейки. Средняя температура пласта снижается с 67.8°C на момент прорыва до 56.0°C к моменту</w:t>
+        <w:t xml:space="preserve">проходит лишь 58 м, тогда как водонасыщенность на всей диагонали уже превышает 0.5. Причина в том, что часть теплоты закачиваемой воды расходуется на прогрев скелета породы, объемная теплоемкость которого сопоставима с теплоемкостью флюидов, а также в теплопритоке из вмещающих пород, возвращающем теплоту в остывшие ячейки. Средняя температура пласта снижается с 67.8°C на момент прорыва до 56.0°C к моменту</w:t>
       </w:r>
       <w:r>
         <w:t xml:space="preserve"> </w:t>
@@ -13054,7 +12359,7 @@
         <w:t xml:space="preserve"> </w:t>
       </w:r>
       <w:r>
-        <w:t xml:space="preserve">и 44.2°C к моменту</w:t>
+        <w:t xml:space="preserve">и 44.0°C к моменту</w:t>
       </w:r>
       <w:r>
         <w:t xml:space="preserve"> </w:t>
@@ -13100,7 +12405,7 @@
         <w:t xml:space="preserve"> </w:t>
       </w:r>
       <w:r>
-        <w:t xml:space="preserve">занимает к этим моментам 2.5, 14.6 и 25.6% площади элемента.</w:t>
+        <w:t xml:space="preserve">занимает к этим моментам лишь 0.7, 4.3 и 7.0% площади элемента.</w:t>
       </w:r>
     </w:p>
     <w:p>
@@ -13108,7 +12413,7 @@
         <w:pStyle w:val="BodyText"/>
       </w:pPr>
       <w:r>
-        <w:t xml:space="preserve">Поле давления сохраняет монотонный характер на всем протяжении расчета: изобары располагаются приблизительно перпендикулярно диагонали, соединяющей скважины. Давление в ячейках лежит в пределах 8.62–19.36 МПа на момент</w:t>
+        <w:t xml:space="preserve">Поле давления сохраняет монотонный характер на всем протяжении расчета: изобары располагаются приблизительно перпендикулярно диагонали, соединяющей скважины. Давление в ячейках лежит в пределах 8.51–19.39 МПа на момент</w:t>
       </w:r>
       <w:r>
         <w:t xml:space="preserve"> </w:t>
@@ -13131,7 +12436,7 @@
         <w:t xml:space="preserve"> </w:t>
       </w:r>
       <w:r>
-        <w:t xml:space="preserve">и 7.02–17.97 МПа на момент</w:t>
+        <w:t xml:space="preserve">и 7.08–18.06 МПа на момент</w:t>
       </w:r>
       <w:r>
         <w:t xml:space="preserve"> </w:t>
@@ -13174,7 +12479,7 @@
         <w:t xml:space="preserve"> </w:t>
       </w:r>
       <w:r>
-        <w:t xml:space="preserve">отличается лишь на 0.1 МПа.</w:t>
+        <w:t xml:space="preserve">отличается лишь на 0.02 МПа.</w:t>
       </w:r>
     </w:p>
     <w:p>
@@ -13182,7 +12487,7 @@
         <w:pStyle w:val="BodyText"/>
       </w:pPr>
       <w:r>
-        <w:t xml:space="preserve">До прорыва воды дебит добывающей скважины по нефти растет и достигает максимума 97.6 м³/сут на 193 сут, после чего резко падает; к концу разработки он составляет 6.0 м³/сут (рис. 2). Коэффициент извлечения нефти на момент</w:t>
+        <w:t xml:space="preserve">До прорыва воды дебит добывающей скважины по нефти растет и достигает максимума 98.0 м³/сут на 190 сут, после чего резко падает; к концу разработки он составляет 6.2 м³/сут (рис. 2). Коэффициент извлечения нефти на момент</w:t>
       </w:r>
       <w:r>
         <w:t xml:space="preserve"> </w:t>
@@ -13205,7 +12510,7 @@
         <w:t xml:space="preserve"> </w:t>
       </w:r>
       <w:r>
-        <w:t xml:space="preserve">равен 0.4624 при накопленной добыче 45498 м³.</w:t>
+        <w:t xml:space="preserve">равен 0.4623 при накопленной добыче 45490 м³.</w:t>
       </w:r>
     </w:p>
     <w:p>
@@ -13260,7 +12565,7 @@
         <w:pStyle w:val="BodyText"/>
       </w:pPr>
       <w:r>
-        <w:t xml:space="preserve">Рис. 2. Дебит добывающей скважины по нефти (черные линии, левая ось) и обводненность (серые линии, правая ось): 1 — теплообмен учитывается, wₚ = 0.20; 2 — теплообмен не учитывается, wₚ = 0.20; 3 — теплообмен не учитывается, wₚ = 0.</w:t>
+        <w:t xml:space="preserve">Рис. 2. Дебит добывающей скважины по нефти (черные линии, левая ось) и обводненность (серые линии, правая ось): 1 — теплообмен учитывается, wₚ = 0.10; 2 — теплообмен не учитывается, wₚ = 0.10; 3 — теплообмен не учитывается, wₚ = 0. Маркеры расставлены для различения кривых и не отмечают расчетные точки.</w:t>
       </w:r>
     </w:p>
     <w:p>
@@ -13393,7 +12698,7 @@
         </m:sSup>
       </m:oMath>
       <w:r>
-        <w:t xml:space="preserve">. Осаждение же на стенки и блокирование каналов по (12), (13) требуют и избытка нефтенасыщенности над остаточной, и движения нефти, доставляющего частицы к стенкам. Промытая зона в расчете не является строго остаточной: водонасыщенность в ней не опускается ниже 0.55, а к моменту</w:t>
+        <w:t xml:space="preserve">. Осаждение же на стенки и блокирование каналов по (12), (13) требуют и избытка нефтенасыщенности над остаточной, и движения нефти, доставляющего частицы к стенкам. Промытая зона в расчете не является строго остаточной: водонасыщенность в ней не опускается ниже 0.60, а к моменту</w:t>
       </w:r>
       <w:r>
         <w:t xml:space="preserve"> </w:t>
@@ -13416,7 +12721,7 @@
         <w:t xml:space="preserve"> </w:t>
       </w:r>
       <w:r>
-        <w:t xml:space="preserve">в среднем составляет 0.63 при предельной 0.70, так что нефть сохраняет малую, но ненулевую подвижность, и осаждение продолжается, хотя идет медленно — множитель проницаемости на периферии охлажденной зоны составляет 0.96–0.99. Зона деградации фильтрационно-емкостных свойств поэтому не сопровождает фронт вытеснения, а повторяет форму изотермы</w:t>
+        <w:t xml:space="preserve">в среднем составляет 0.67 при предельной 0.70, так что нефть сохраняет малую, но ненулевую подвижность, и осаждение продолжается, хотя идет медленно — множитель проницаемости на большей части охлажденной зоны превышает 0.99. Зона деградации фильтрационно-емкостных свойств поэтому не сопровождает фронт вытеснения, а повторяет форму изотермы</w:t>
       </w:r>
       <w:r>
         <w:t xml:space="preserve"> </w:t>
@@ -13442,7 +12747,7 @@
         <w:t xml:space="preserve"> </w:t>
       </w:r>
       <w:r>
-        <w:t xml:space="preserve">и расширяется вместе с ней: ее внешняя граница (множитель проницаемости 0.99) проходит по диагонали 31 м на момент</w:t>
+        <w:t xml:space="preserve">и расширяется вместе с ней: ее внешняя граница (множитель проницаемости 0.99) проходит по диагонали 4 м на момент</w:t>
       </w:r>
       <w:r>
         <w:t xml:space="preserve"> </w:t>
@@ -13462,7 +12767,7 @@
         </m:sSub>
       </m:oMath>
       <w:r>
-        <w:t xml:space="preserve">, 81 м на момент</w:t>
+        <w:t xml:space="preserve">, 12 м на момент</w:t>
       </w:r>
       <w:r>
         <w:t xml:space="preserve"> </w:t>
@@ -13485,7 +12790,7 @@
         <w:t xml:space="preserve"> </w:t>
       </w:r>
       <w:r>
-        <w:t xml:space="preserve">и 110 м на момент</w:t>
+        <w:t xml:space="preserve">и 16 м на момент</w:t>
       </w:r>
       <w:r>
         <w:t xml:space="preserve"> </w:t>
@@ -13508,7 +12813,7 @@
         <w:t xml:space="preserve"> </w:t>
       </w:r>
       <w:r>
-        <w:t xml:space="preserve">— на 2–6 м позади изотермы</w:t>
+        <w:t xml:space="preserve">— примерно вчетверо ближе к скважине, чем изотерма</w:t>
       </w:r>
       <w:r>
         <w:t xml:space="preserve"> </w:t>
@@ -13565,7 +12870,7 @@
         <w:t xml:space="preserve"> </w:t>
       </w:r>
       <w:r>
-        <w:t xml:space="preserve">за считаные сутки, когда нефть в них вытеснена лишь частично. Холодная и еще движущаяся нефть дает максимальную массовую долю взвешенных кристаллов 0.106, и осаждение именно этих кристаллов создает минимум множителя проницаемости — 0.917 на момент</w:t>
+        <w:t xml:space="preserve">за считаные сутки, когда нефть в них вытеснена лишь частично. Холодная и еще движущаяся нефть дает максимальную массовую долю взвешенных кристаллов 0.014 (на пятые сутки закачки в ячейке скважины), и осаждение именно этих кристаллов создает минимум множителя проницаемости — 0.989 на момент</w:t>
       </w:r>
       <w:r>
         <w:t xml:space="preserve"> </w:t>
@@ -13585,7 +12890,10 @@
         </m:sSub>
       </m:oMath>
       <w:r>
-        <w:t xml:space="preserve">, 0.914 на момент</w:t>
+        <w:t xml:space="preserve"> </w:t>
+      </w:r>
+      <w:r>
+        <w:t xml:space="preserve">и 0.988 на моменты</w:t>
       </w:r>
       <w:r>
         <w:t xml:space="preserve"> </w:t>
@@ -13608,7 +12916,7 @@
         <w:t xml:space="preserve"> </w:t>
       </w:r>
       <w:r>
-        <w:t xml:space="preserve">и 0.913 на момент</w:t>
+        <w:t xml:space="preserve">и</w:t>
       </w:r>
       <w:r>
         <w:t xml:space="preserve"> </w:t>
@@ -13631,7 +12939,7 @@
         <w:t xml:space="preserve"> </w:t>
       </w:r>
       <w:r>
-        <w:t xml:space="preserve">при множителе пористости 0.951–0.949. Показательно, что минимум лежит не в ячейке скважины, а в 5 м от нее: у самого забоя нефть вытесняется раньше, чем порода успевает остыть, тогда как в нескольких метрах интервал, в течение которого порода уже холодна, а нефть еще подвижна, достаточен для заметного осадка. Дальше от скважины отставание фронтов растет (24 м на момент</w:t>
+        <w:t xml:space="preserve">при множителе пористости 0.994–0.993. Показательно, что минимум лежит не в ячейке скважины, а в соседней с ней, в 2.7 м от забоя: у самого забоя нефть вытесняется раньше, чем порода успевает остыть, тогда как в нескольких метрах интервал, в течение которого порода уже холодна, а нефть еще подвижна, достаточен для заметного осадка. Дальше от скважины отставание фронтов растет (41 м на момент</w:t>
       </w:r>
       <w:r>
         <w:t xml:space="preserve"> </w:t>
@@ -13651,7 +12959,7 @@
         </m:sSub>
       </m:oMath>
       <w:r>
-        <w:t xml:space="preserve">, 123 м на момент</w:t>
+        <w:t xml:space="preserve">, 162 м на момент</w:t>
       </w:r>
       <w:r>
         <w:t xml:space="preserve"> </w:t>
@@ -13725,7 +13033,7 @@
         <w:t xml:space="preserve"> </w:t>
       </w:r>
       <w:r>
-        <w:t xml:space="preserve">практически не углубляется. Кристаллы, выпавшие в неподвижной остаточной нефти, остаются в ней во взвешенном состоянии: осесть на стенки без потока, доставляющего их к поверхности, они в рамках модели не могут, а повышение вязкости этой нефти по (19) уже ни на что не влияет. Их доля невелика — к моменту прорыва максимальная доля взвешенных кристаллов не превышает 0.024, а к концу разработки — 0.006, — поскольку большая часть парафина осела раньше, пока нефть еще двигалась, а притока новой нефти в промытую зону нет.</w:t>
+        <w:t xml:space="preserve">практически не углубляется. Кристаллы, выпавшие в неподвижной остаточной нефти, остаются в ней во взвешенном состоянии: осесть на стенки без потока, доставляющего их к поверхности, они в рамках модели не могут, а повышение вязкости этой нефти по (19) уже ни на что не влияет. Их доля невелика — к моменту прорыва максимальная доля взвешенных кристаллов не превышает 0.003, а к концу разработки — 0.001, — поскольку большая часть парафина осела раньше, пока нефть еще двигалась, а притока новой нефти в промытую зону нет.</w:t>
       </w:r>
     </w:p>
     <w:p>
@@ -13761,7 +13069,7 @@
           <m:t>=</m:t>
         </m:r>
         <m:r>
-          <m:t>30.1</m:t>
+          <m:t>22.2</m:t>
         </m:r>
       </m:oMath>
       <w:r>
@@ -13783,7 +13091,7 @@
         <w:pStyle w:val="FirstParagraph"/>
       </w:pPr>
       <w:r>
-        <w:t xml:space="preserve">Расчет, отличающийся от базового только отсутствием теплообмена с вмещающими породами, дает существенно более холодный пласт: средняя температура на момент достижения предельной обводненности составляет 27.0°C против 44.2°C в базовом варианте, то есть занижена на 17.2°C. Причина в том, что при закачке холодной воды вмещающие породы, сохраняющие начальную пластовую температуру, служат для остывающего пласта источником теплоты, а не стоком. Пренебрежение этим теплопритоком эквивалентно предположению об идеальной теплоизоляции кровли и подошвы, физически не выполняющемуся для маломощных пластов.</w:t>
+        <w:t xml:space="preserve">Расчет, отличающийся от базового только отсутствием теплообмена с вмещающими породами, дает существенно более холодный пласт: средняя температура на момент достижения предельной обводненности составляет 25.8°C против 44.0°C в базовом варианте, то есть занижена на 18.2°C. Причина в том, что при закачке холодной воды вмещающие породы, сохраняющие начальную пластовую температуру, служат для остывающего пласта источником теплоты, а не стоком. Пренебрежение этим теплопритоком эквивалентно предположению об идеальной теплоизоляции кровли и подошвы, физически не выполняющемуся для маломощных пластов.</w:t>
       </w:r>
     </w:p>
     <w:p>
@@ -13791,7 +13099,7 @@
         <w:pStyle w:val="BodyText"/>
       </w:pPr>
       <w:r>
-        <w:t xml:space="preserve">Пространственное распределение вносимой погрешности дает поле разности (рис. 3), вычисленное на один и тот же момент физического времени. На момент прорыва варианты почти неразличимы: средняя разность температур составляет 1.0°C при максимальной 21.2°C в окрестности нагнетательной скважины. К моменту</w:t>
+        <w:t xml:space="preserve">Пространственное распределение вносимой погрешности дает поле разности (рис. 3), вычисленное на один и тот же момент физического времени. На момент прорыва варианты почти неразличимы: средняя разность температур составляет 1.0°C при максимальной 22.3°C в окрестности нагнетательной скважины. К моменту</w:t>
       </w:r>
       <w:r>
         <w:t xml:space="preserve"> </w:t>
@@ -13814,7 +13122,7 @@
         <w:t xml:space="preserve"> </w:t>
       </w:r>
       <w:r>
-        <w:t xml:space="preserve">расхождение охватывает всю область — средняя разность 11.9°C при максимальной 35.4°C в полосе, куда температурный фронт варианта 2 уже пришел, а базового еще нет, — а к концу разработки средняя разность достигает 17.1°C при максимальной 33.8°C. Разность водонасыщенности не превышает 0.05 и меняет знак: в промытой зоне у нагнетательной скважины водонасыщенность при учете теплообмена выше, а впереди фронта вытеснения — ниже, то есть в более холодном пласте вода быстрее прорывается вперед, оставляя позади больше невытесненной нефти.</w:t>
+        <w:t xml:space="preserve">расхождение охватывает всю область — средняя разность 12.0°C при максимальной 37.4°C в полосе, куда температурный фронт варианта 2 уже пришел, а базового еще нет, — а к концу разработки средняя разность достигает 18.2°C при максимальной 37.1°C. Разность водонасыщенности не превышает 0.07 и меняет знак: в промытой зоне у нагнетательной скважины водонасыщенность при учете теплообмена выше, а впереди фронта вытеснения — ниже, то есть в более холодном пласте вода быстрее прорывается вперед, оставляя позади больше невытесненной нефти.</w:t>
       </w:r>
     </w:p>
     <w:p>
@@ -13869,7 +13177,7 @@
         <w:pStyle w:val="BodyText"/>
       </w:pPr>
       <w:r>
-        <w:t xml:space="preserve">Рис. 3. Разность полей температуры (а) и водонасыщенности (б) между вариантом 1 и вариантом 2 на момент t₂ = 858 сут, отвечающий максимальному расхождению. Положительные значения соответствуют более высоким температуре и водонасыщенности при учете теплообмена; штриховые изолинии — отрицательным значениям, жирная линия — нулевому.</w:t>
+        <w:t xml:space="preserve">Рис. 3. Разность полей температуры (а) и водонасыщенности (б) между вариантом 1 и вариантом 2 на момент t₂ = 843 сут, отвечающий максимальному расхождению. Положительные значения соответствуют более высоким температуре и водонасыщенности при учете теплообмена; штриховые изолинии — отрицательным значениям, жирная линия — нулевому. Заливка: более темный тон отвечает большей разности.</w:t>
       </w:r>
     </w:p>
     <w:p>
@@ -13924,7 +13232,39 @@
         <w:t xml:space="preserve"> </w:t>
       </w:r>
       <w:r>
-        <w:t xml:space="preserve">повышается с 14.4 при 70°C до 25.7 при 20°C, а с учетом взвешенных кристаллов — до 34. Следствием является менее полное вытеснение и заниженный коэффициент извлечения.</w:t>
+        <w:t xml:space="preserve">повышается с 14.4 при 70°C до 25.7 при 20°C; взвешенные кристаллы при</w:t>
+      </w:r>
+      <w:r>
+        <w:t xml:space="preserve"> </w:t>
+      </w:r>
+      <m:oMath>
+        <m:sSub>
+          <m:e>
+            <m:r>
+              <m:t>w</m:t>
+            </m:r>
+          </m:e>
+          <m:sub>
+            <m:r>
+              <m:t>p</m:t>
+            </m:r>
+          </m:sub>
+        </m:sSub>
+        <m:r>
+          <m:rPr>
+            <m:sty m:val="p"/>
+          </m:rPr>
+          <m:t>=</m:t>
+        </m:r>
+        <m:r>
+          <m:t>0.10</m:t>
+        </m:r>
+      </m:oMath>
+      <w:r>
+        <w:t xml:space="preserve"> </w:t>
+      </w:r>
+      <w:r>
+        <w:t xml:space="preserve">добавляют к нему не более 4%. Следствием является менее полное вытеснение и заниженный коэффициент извлечения.</w:t>
       </w:r>
     </w:p>
     <w:p>
@@ -13932,7 +13272,7 @@
         <w:pStyle w:val="BodyText"/>
       </w:pPr>
       <w:r>
-        <w:t xml:space="preserve">Количественно (табл. 3) пренебрежение теплообменом занижает коэффициент извлечения на 0.0215, или на 4.7% относительно базового значения, и занижает длительность разработки на 155 сут, или на 10.2%: в более холодном пласте обводненность нарастает быстрее, и предельное значение достигается раньше при меньшей накопленной добыче. Время прорыва воды при этом не меняется: к моменту прорыва пласт остыть еще не успевает, и оба варианта в этот период практически неразличимы (рис. 2). Расхождение накапливается на поздней стадии, когда охлаждение охватывает большую часть области.</w:t>
+        <w:t xml:space="preserve">Количественно (табл. 2) пренебрежение теплообменом занижает коэффициент извлечения на 0.0194, или на 4.2% относительно базового значения, и занижает длительность разработки на 114 сут, или на 7.6%: в более холодном пласте обводненность нарастает быстрее, и предельное значение достигается раньше при меньшей накопленной добыче. Время прорыва воды при этом практически не меняется (193 и 195 сут): к моменту прорыва пласт остыть еще не успевает, и оба варианта в этот период практически неразличимы (рис. 2). Расхождение накапливается на поздней стадии, когда охлаждение охватывает большую часть области.</w:t>
       </w:r>
     </w:p>
     <w:p>
@@ -13940,7 +13280,7 @@
         <w:pStyle w:val="BodyText"/>
       </w:pPr>
       <w:r>
-        <w:t xml:space="preserve">Таблица 3. Сопоставление показателей разработки</w:t>
+        <w:t xml:space="preserve">Таблица 2. Сопоставление показателей разработки</w:t>
       </w:r>
     </w:p>
     <w:tbl>
@@ -14162,7 +13502,7 @@
                 <m:t>=</m:t>
               </m:r>
               <m:r>
-                <m:t>0.20</m:t>
+                <m:t>0.10</m:t>
               </m:r>
             </m:oMath>
           </w:p>
@@ -14174,7 +13514,7 @@
               <w:pStyle w:val="Compact"/>
             </w:pPr>
             <w:r>
-              <w:t xml:space="preserve">195</w:t>
+              <w:t xml:space="preserve">193</w:t>
             </w:r>
           </w:p>
         </w:tc>
@@ -14185,7 +13525,7 @@
               <w:pStyle w:val="Compact"/>
             </w:pPr>
             <w:r>
-              <w:t xml:space="preserve">1522</w:t>
+              <w:t xml:space="preserve">1495</w:t>
             </w:r>
           </w:p>
         </w:tc>
@@ -14196,7 +13536,7 @@
               <w:pStyle w:val="Compact"/>
             </w:pPr>
             <w:r>
-              <w:t xml:space="preserve">0.4624</w:t>
+              <w:t xml:space="preserve">0.4623</w:t>
             </w:r>
           </w:p>
         </w:tc>
@@ -14207,7 +13547,7 @@
               <w:pStyle w:val="Compact"/>
             </w:pPr>
             <w:r>
-              <w:t xml:space="preserve">45498</w:t>
+              <w:t xml:space="preserve">45490</w:t>
             </w:r>
           </w:p>
         </w:tc>
@@ -14218,7 +13558,7 @@
               <w:pStyle w:val="Compact"/>
             </w:pPr>
             <w:r>
-              <w:t xml:space="preserve">44.2</w:t>
+              <w:t xml:space="preserve">44.0</w:t>
             </w:r>
           </w:p>
         </w:tc>
@@ -14278,7 +13618,7 @@
                 <m:t>=</m:t>
               </m:r>
               <m:r>
-                <m:t>0.20</m:t>
+                <m:t>0.10</m:t>
               </m:r>
             </m:oMath>
           </w:p>
@@ -14301,7 +13641,7 @@
               <w:pStyle w:val="Compact"/>
             </w:pPr>
             <w:r>
-              <w:t xml:space="preserve">1366</w:t>
+              <w:t xml:space="preserve">1381</w:t>
             </w:r>
           </w:p>
         </w:tc>
@@ -14312,7 +13652,7 @@
               <w:pStyle w:val="Compact"/>
             </w:pPr>
             <w:r>
-              <w:t xml:space="preserve">0.4408</w:t>
+              <w:t xml:space="preserve">0.4429</w:t>
             </w:r>
           </w:p>
         </w:tc>
@@ -14323,7 +13663,7 @@
               <w:pStyle w:val="Compact"/>
             </w:pPr>
             <w:r>
-              <w:t xml:space="preserve">43379</w:t>
+              <w:t xml:space="preserve">43584</w:t>
             </w:r>
           </w:p>
         </w:tc>
@@ -14334,7 +13674,7 @@
               <w:pStyle w:val="Compact"/>
             </w:pPr>
             <w:r>
-              <w:t xml:space="preserve">27.0</w:t>
+              <w:t xml:space="preserve">25.8</w:t>
             </w:r>
           </w:p>
         </w:tc>
@@ -14345,7 +13685,7 @@
               <w:pStyle w:val="Compact"/>
             </w:pPr>
             <w:r>
-              <w:t xml:space="preserve">−4.7</w:t>
+              <w:t xml:space="preserve">−4.2</w:t>
             </w:r>
           </w:p>
         </w:tc>
@@ -14356,7 +13696,7 @@
               <w:pStyle w:val="Compact"/>
             </w:pPr>
             <w:r>
-              <w:t xml:space="preserve">−10.2</w:t>
+              <w:t xml:space="preserve">−7.6</w:t>
             </w:r>
           </w:p>
         </w:tc>
@@ -14472,7 +13812,7 @@
               <w:pStyle w:val="Compact"/>
             </w:pPr>
             <w:r>
-              <w:t xml:space="preserve">−9.4</w:t>
+              <w:t xml:space="preserve">−7.8</w:t>
             </w:r>
           </w:p>
         </w:tc>
@@ -14510,7 +13850,7 @@
                 <m:t>=</m:t>
               </m:r>
               <m:r>
-                <m:t>0.20</m:t>
+                <m:t>0.10</m:t>
               </m:r>
             </m:oMath>
           </w:p>
@@ -14522,7 +13862,7 @@
               <w:pStyle w:val="Compact"/>
             </w:pPr>
             <w:r>
-              <w:t xml:space="preserve">195</w:t>
+              <w:t xml:space="preserve">193</w:t>
             </w:r>
           </w:p>
         </w:tc>
@@ -14533,7 +13873,7 @@
               <w:pStyle w:val="Compact"/>
             </w:pPr>
             <w:r>
-              <w:t xml:space="preserve">1473</w:t>
+              <w:t xml:space="preserve">1448</w:t>
             </w:r>
           </w:p>
         </w:tc>
@@ -14544,7 +13884,7 @@
               <w:pStyle w:val="Compact"/>
             </w:pPr>
             <w:r>
-              <w:t xml:space="preserve">0.4526</w:t>
+              <w:t xml:space="preserve">0.4525</w:t>
             </w:r>
           </w:p>
         </w:tc>
@@ -14555,7 +13895,7 @@
               <w:pStyle w:val="Compact"/>
             </w:pPr>
             <w:r>
-              <w:t xml:space="preserve">44538</w:t>
+              <w:t xml:space="preserve">44526</w:t>
             </w:r>
           </w:p>
         </w:tc>
@@ -14566,7 +13906,7 @@
               <w:pStyle w:val="Compact"/>
             </w:pPr>
             <w:r>
-              <w:t xml:space="preserve">38.2</w:t>
+              <w:t xml:space="preserve">38.0</w:t>
             </w:r>
           </w:p>
         </w:tc>
@@ -14704,7 +14044,7 @@
               <w:pStyle w:val="Compact"/>
             </w:pPr>
             <w:r>
-              <w:t xml:space="preserve">−2.0</w:t>
+              <w:t xml:space="preserve">−0.2</w:t>
             </w:r>
           </w:p>
         </w:tc>
@@ -14725,7 +14065,7 @@
         <w:pStyle w:val="FirstParagraph"/>
       </w:pPr>
       <w:r>
-        <w:t xml:space="preserve">Сопоставление базового варианта с расчетом без теплообмена и без парафина (вариант 3) дает суммарное смещение: коэффициент извлечения занижается на 0.0194, или на 4.2%, а длительность разработки — на 143 сут. Однако такое сопоставление не позволяет разделить вклады двух факторов, поскольку разность вариантов, различающихся сразу по двум признакам, допускает произвольное разложение. Для разделения вкладов рассчитан недостающий вариант полного факторного плана — с учетом теплообмена, но без парафина (вариант 5). Результаты разложения приведены в табл. 4, динамика накопленной добычи по всем вариантам — на рис. 4.</w:t>
+        <w:t xml:space="preserve">Сопоставление базового варианта с расчетом без теплообмена и без парафина (вариант 3) дает суммарное смещение: коэффициент извлечения занижается на 0.0193, или на 4.2%, а длительность разработки — на 116 сут. Однако такое сопоставление не позволяет разделить вклады двух факторов, поскольку разность вариантов, различающихся сразу по двум признакам, допускает произвольное разложение. Для разделения вкладов рассчитан недостающий вариант полного факторного плана — с учетом теплообмена, но без парафина (вариант 5). Результаты разложения приведены в табл. 4, динамика накопленной добычи по всем вариантам — на рис. 4.</w:t>
       </w:r>
     </w:p>
     <w:p>
@@ -14780,7 +14120,7 @@
         <w:pStyle w:val="BodyText"/>
       </w:pPr>
       <w:r>
-        <w:t xml:space="preserve">Рис. 4. Накопленная добыча нефти: 1 — теплообмен учитывается, wₚ = 0.20; 2 — теплообмен не учитывается, wₚ = 0.20; 3 — теплообмен не учитывается, wₚ = 0; 4 — теплообмен по схеме Ловерье, wₚ = 0.20; 5 — теплообмен учитывается, wₚ = 0. Маркер отмечает момент достижения предельной обводненности.</w:t>
+        <w:t xml:space="preserve">Рис. 4. Накопленная добыча нефти: 1 — теплообмен учитывается, wₚ = 0.10; 2 — теплообмен не учитывается, wₚ = 0.10; 3 — теплообмен не учитывается, wₚ = 0; 4 — теплообмен по схеме Ловерье, wₚ = 0.10; 5 — теплообмен учитывается, wₚ = 0. Полые маркеры расставлены для различения кривых; закрашенный маркер отмечает момент достижения предельной обводненности.</w:t>
       </w:r>
     </w:p>
     <w:p>
@@ -14788,7 +14128,7 @@
         <w:pStyle w:val="BodyText"/>
       </w:pPr>
       <w:r>
-        <w:t xml:space="preserve">Таблица 4. Разложение эффектов по полному факторному плану</w:t>
+        <w:t xml:space="preserve">Таблица 3. Разложение эффектов по полному факторному плану</w:t>
       </w:r>
     </w:p>
     <w:tbl>
@@ -14896,7 +14236,7 @@
               <w:pStyle w:val="Compact"/>
             </w:pPr>
             <w:r>
-              <w:t xml:space="preserve">+0.0215</w:t>
+              <w:t xml:space="preserve">+0.0194</w:t>
             </w:r>
           </w:p>
         </w:tc>
@@ -14918,7 +14258,7 @@
               <w:pStyle w:val="Compact"/>
             </w:pPr>
             <w:r>
-              <w:t xml:space="preserve">+0.0001</w:t>
+              <w:t xml:space="preserve">+0.0000</w:t>
             </w:r>
           </w:p>
         </w:tc>
@@ -14929,7 +14269,7 @@
               <w:pStyle w:val="Compact"/>
             </w:pPr>
             <w:r>
-              <w:t xml:space="preserve">−0.0022</w:t>
+              <w:t xml:space="preserve">−0.0001</w:t>
             </w:r>
           </w:p>
         </w:tc>
@@ -14940,7 +14280,7 @@
               <w:pStyle w:val="Compact"/>
             </w:pPr>
             <w:r>
-              <w:t xml:space="preserve">+0.0023</w:t>
+              <w:t xml:space="preserve">+0.0001</w:t>
             </w:r>
           </w:p>
         </w:tc>
@@ -14978,7 +14318,7 @@
               <w:pStyle w:val="Compact"/>
             </w:pPr>
             <w:r>
-              <w:t xml:space="preserve">+155</w:t>
+              <w:t xml:space="preserve">+114</w:t>
             </w:r>
           </w:p>
         </w:tc>
@@ -15000,7 +14340,7 @@
               <w:pStyle w:val="Compact"/>
             </w:pPr>
             <w:r>
-              <w:t xml:space="preserve">+30</w:t>
+              <w:t xml:space="preserve">+3</w:t>
             </w:r>
           </w:p>
         </w:tc>
@@ -15011,7 +14351,7 @@
               <w:pStyle w:val="Compact"/>
             </w:pPr>
             <w:r>
-              <w:t xml:space="preserve">−12</w:t>
+              <w:t xml:space="preserve">+2</w:t>
             </w:r>
           </w:p>
         </w:tc>
@@ -15022,7 +14362,7 @@
               <w:pStyle w:val="Compact"/>
             </w:pPr>
             <w:r>
-              <w:t xml:space="preserve">+43</w:t>
+              <w:t xml:space="preserve">+1</w:t>
             </w:r>
           </w:p>
         </w:tc>
@@ -15033,7 +14373,7 @@
         <w:pStyle w:val="BodyText"/>
       </w:pPr>
       <w:r>
-        <w:t xml:space="preserve">Эффект теплообмена на порядок превосходит эффект парафина. Учет теплообмена повышает коэффициент извлечения на 0.0193 без парафина и на 0.0215 при его наличии, а длительность разработки — на 113 и 155 сут соответственно. Вклад парафина при этом не выходит за пределы 0.5% по коэффициенту извлечения и 2% по длительности разработки: при учете теплообмена коэффициент извлечения практически не меняется (+0.0001), а срок разработки увеличивается на 30 сут за счет снижения приемистости нагнетательной скважины; без теплообмена коэффициент извлечения снижается на 0.0022, а срок разработки сокращается на 12 сут. Различие в знаке объясняется размерами охлажденной зоны: при учете теплообмена область</w:t>
+        <w:t xml:space="preserve">Эффект теплообмена на два порядка превосходит эффект парафина. Учет теплообмена повышает коэффициент извлечения на 0.0193 без парафина и на 0.0194 при его наличии, а длительность разработки — на 113 и 114 сут соответственно. Вклад парафина при этом не выходит за пределы 0.1% по коэффициенту извлечения и 0.3% по длительности разработки: коэффициент извлечения меняется не более чем на 0.0001, а срок разработки увеличивается на 2–3 сут за счет снижения приемистости нагнетательной скважины. Существенно, что вклад парафина остается пренебрежимым и без теплообмена, когда область</w:t>
       </w:r>
       <w:r>
         <w:t xml:space="preserve"> </w:t>
@@ -15068,20 +14408,53 @@
         <w:t xml:space="preserve"> </w:t>
       </w:r>
       <w:r>
-        <w:t xml:space="preserve">к концу разработки занимает четверть площади элемента и целиком лежит в промытой зоне, где нефть почти неподвижна, тогда как без теплообмена она охватывает почти весь пласт, и кристаллы, повышающие вязкость нефти по (19), оказываются в зоне подвижной нефти впереди фронта вытеснения.</w:t>
-      </w:r>
-    </w:p>
-    <w:p>
-      <w:pPr>
-        <w:pStyle w:val="BodyText"/>
-      </w:pPr>
-      <w:r>
-        <w:t xml:space="preserve">Взаимодействие факторов невелико и одного знака с эффектом теплообмена: +0.0023 по коэффициенту извлечения и +43 сут по длительности разработки, то есть 11 и 28% от соответствующих эффектов теплообмена при наличии парафина. Теплоприток из вмещающих пород при наличии парафина действует по двум каналам сразу: помимо улучшения отношения подвижностей, прогрев сдерживает продвижение изотермы</w:t>
-      </w:r>
-      <w:r>
-        <w:t xml:space="preserve"> </w:t>
-      </w:r>
-      <m:oMath>
+        <w:t xml:space="preserve">к концу разработки охватывает три четверти площади элемента и кристаллы оказываются в зоне подвижной нефти впереди фронта вытеснения: при</w:t>
+      </w:r>
+      <w:r>
+        <w:t xml:space="preserve"> </w:t>
+      </w:r>
+      <m:oMath>
+        <m:sSub>
+          <m:e>
+            <m:r>
+              <m:t>w</m:t>
+            </m:r>
+          </m:e>
+          <m:sub>
+            <m:r>
+              <m:t>p</m:t>
+            </m:r>
+          </m:sub>
+        </m:sSub>
+        <m:r>
+          <m:rPr>
+            <m:sty m:val="p"/>
+          </m:rPr>
+          <m:t>=</m:t>
+        </m:r>
+        <m:r>
+          <m:t>0.10</m:t>
+        </m:r>
+      </m:oMath>
+      <w:r>
+        <w:t xml:space="preserve"> </w:t>
+      </w:r>
+      <w:r>
+        <w:t xml:space="preserve">их массовая доля не превышает 0.009, и повышение вязкости нефти по (19) не достигает 3%, тогда как при учете теплообмена область</w:t>
+      </w:r>
+      <w:r>
+        <w:t xml:space="preserve"> </w:t>
+      </w:r>
+      <m:oMath>
+        <m:r>
+          <m:t>T</m:t>
+        </m:r>
+        <m:r>
+          <m:rPr>
+            <m:sty m:val="p"/>
+          </m:rPr>
+          <m:t>&lt;</m:t>
+        </m:r>
         <m:sSup>
           <m:e>
             <m:r>
@@ -15102,7 +14475,7 @@
         <w:t xml:space="preserve"> </w:t>
       </w:r>
       <w:r>
-        <w:t xml:space="preserve">и тем самым сужает зону кристаллизации, так что оба слагаемых работают в одну сторону.</w:t>
+        <w:t xml:space="preserve">занимает лишь 7% площади элемента и целиком лежит в промытой зоне, где нефть почти неподвижна.</w:t>
       </w:r>
     </w:p>
     <w:p>
@@ -15110,7 +14483,7 @@
         <w:pStyle w:val="BodyText"/>
       </w:pPr>
       <w:r>
-        <w:t xml:space="preserve">Слабое влияние парафина на интегральные показатели не означает отсутствия кольматации: проницаемость у нагнетательной скважины снижена на 9%, а область пониженной проницаемости к концу разработки охватывает четверть площади элемента. Однако это снижение реализуется в уже промытой зоне и сказывается на приемистости, а не на полноте вытеснения. Отсюда следует, что величина эффекта парафина определяется не столько его содержанием, сколько соотношением между порогом кристаллизации</w:t>
+        <w:t xml:space="preserve">Взаимодействие факторов пренебрежимо мало: +0.0001 по коэффициенту извлечения и +1 сут по длительности разработки, то есть менее 1% от эффекта теплообмена. Теплоприток из вмещающих пород при наличии парафина в принципе действует по двум каналам — помимо улучшения отношения подвижностей, прогрев сдерживает продвижение изотермы</w:t>
       </w:r>
       <w:r>
         <w:t xml:space="preserve"> </w:t>
@@ -15136,7 +14509,15 @@
         <w:t xml:space="preserve"> </w:t>
       </w:r>
       <w:r>
-        <w:t xml:space="preserve">и температурой закачки: пока изотерма</w:t>
+        <w:t xml:space="preserve">и сужает зону кристаллизации, — однако при столь малом вкладе парафина второй канал на интегральных показателях не сказывается.</w:t>
+      </w:r>
+    </w:p>
+    <w:p>
+      <w:pPr>
+        <w:pStyle w:val="BodyText"/>
+      </w:pPr>
+      <w:r>
+        <w:t xml:space="preserve">Слабое влияние парафина на интегральные показатели не означает отсутствия кольматации: проницаемость у нагнетательной скважины снижена на 1.2%, а область пониженной проницаемости (множитель ниже 0.99) к концу разработки охватывает 0.7% площади элемента. Однако это снижение реализуется в уже промытой зоне и сказывается на приемистости, а не на полноте вытеснения. Отсюда следует, что величина эффекта парафина определяется не столько его содержанием, сколько соотношением между порогом кристаллизации</w:t>
       </w:r>
       <w:r>
         <w:t xml:space="preserve"> </w:t>
@@ -15162,7 +14543,7 @@
         <w:t xml:space="preserve"> </w:t>
       </w:r>
       <w:r>
-        <w:t xml:space="preserve">отстает от фронта вытеснения, кристаллизация остается позади него. При более низкой температуре закачки или более высоком содержании парафина (порог</w:t>
+        <w:t xml:space="preserve">и температурой закачки: пока изотерма</w:t>
       </w:r>
       <w:r>
         <w:t xml:space="preserve"> </w:t>
@@ -15188,6 +14569,32 @@
         <w:t xml:space="preserve"> </w:t>
       </w:r>
       <w:r>
+        <w:t xml:space="preserve">отстает от фронта вытеснения, кристаллизация остается позади него. При более низкой температуре закачки или более высоком содержании парафина (порог</w:t>
+      </w:r>
+      <w:r>
+        <w:t xml:space="preserve"> </w:t>
+      </w:r>
+      <m:oMath>
+        <m:sSup>
+          <m:e>
+            <m:r>
+              <m:t>T</m:t>
+            </m:r>
+          </m:e>
+          <m:sup>
+            <m:r>
+              <m:rPr>
+                <m:sty m:val="p"/>
+              </m:rPr>
+              <m:t>*</m:t>
+            </m:r>
+          </m:sup>
+        </m:sSup>
+      </m:oMath>
+      <w:r>
+        <w:t xml:space="preserve"> </w:t>
+      </w:r>
+      <w:r>
         <w:t xml:space="preserve">растет с</w:t>
       </w:r>
       <w:r>
@@ -15255,7 +14662,7 @@
         <w:pStyle w:val="FirstParagraph"/>
       </w:pPr>
       <w:r>
-        <w:t xml:space="preserve">Расчет по схеме Ловерье (вариант 4) дает коэффициент извлечения 0.4526 против 0.4624 по методу Винсома—Вестервельда, то есть расхождение составляет 2.1%; длительность разработки различается на 49 сут (3.2%), средняя температура на момент</w:t>
+        <w:t xml:space="preserve">Расчет по схеме Ловерье (вариант 4) дает коэффициент извлечения 0.4525 против 0.4623 по методу Винсома—Вестервельда, то есть расхождение составляет 2.1%; длительность разработки различается на 47 сут (3.2%), средняя температура на момент</w:t>
       </w:r>
       <w:r>
         <w:t xml:space="preserve"> </w:t>
@@ -15278,7 +14685,7 @@
         <w:t xml:space="preserve"> </w:t>
       </w:r>
       <w:r>
-        <w:t xml:space="preserve">— на 6.0°C. Схема Ловерье систематически занижает теплоприток из вмещающих пород, поскольку отсчитывает время их прогрева от начала расчета, а не от момента прихода температурного фронта в данную ячейку; в результате расчетный пласт оказывается холоднее, а показатели разработки — ниже, хотя и выше, чем без учета теплообмена: по коэффициенту извлечения схема Ловерье воспроизводит около половины эффекта (0.0118 из 0.0215).</w:t>
+        <w:t xml:space="preserve">— на 6.0°C. Схема Ловерье систематически занижает теплоприток из вмещающих пород, поскольку отсчитывает время их прогрева от начала расчета, а не от момента прихода температурного фронта в данную ячейку; в результате расчетный пласт оказывается холоднее, а показатели разработки — ниже, хотя и выше, чем без учета теплообмена: по коэффициенту извлечения схема Ловерье воспроизводит около половины эффекта (0.0095 из 0.0194).</w:t>
       </w:r>
     </w:p>
     <w:p>
@@ -15286,7 +14693,7 @@
         <w:pStyle w:val="BodyText"/>
       </w:pPr>
       <w:r>
-        <w:t xml:space="preserve">Существенно, что обе модели дают эффект одного знака, а расхождение между ними (2.1% по коэффициенту извлечения) вдвое меньше самого эффекта учета теплообмена (4.7%). Следовательно, вывод о необходимости учитывать теплообмен с вмещающими породами не является следствием выбора конкретного приближения и сохраняется при любом из двух рассмотренных; для количественного прогноза предпочтителен метод Винсома—Вестервельда, учитывающий предысторию прогрева вмещающих пород.</w:t>
+        <w:t xml:space="preserve">Существенно, что обе модели дают эффект одного знака, а расхождение между ними (2.1% по коэффициенту извлечения) вдвое меньше самого эффекта учета теплообмена (4.2%). Следовательно, вывод о необходимости учитывать теплообмен с вмещающими породами не является следствием выбора конкретного приближения и сохраняется при любом из двух рассмотренных; для количественного прогноза предпочтителен метод Винсома—Вестервельда, учитывающий предысторию прогрева вмещающих пород.</w:t>
       </w:r>
     </w:p>
     <w:bookmarkEnd w:id="31"/>
@@ -15308,7 +14715,7 @@
         </w:numPr>
       </w:pPr>
       <w:r>
-        <w:t xml:space="preserve">Численно исследовано влияние теплообмена через кровлю и подошву пласта и содержания растворенного парафина на показатели разработки при заводнении холодной водой. Показано, что при закачке воды с температурой ниже пластовой вмещающие породы служат для пласта источником теплоты, а не стоком, вследствие чего пренебрежение теплообменом занижает расчетную температуру пласта — в рассмотренной постановке на 17.2°C по среднему значению к моменту достижения предельной обводненности, а локально до 35°C в середине срока разработки.</w:t>
+        <w:t xml:space="preserve">Численно исследовано влияние теплообмена через кровлю и подошву пласта и содержания растворенного парафина на показатели разработки при заводнении холодной водой. Показано, что при закачке воды с температурой ниже пластовой вмещающие породы служат для пласта источником теплоты, а не стоком, вследствие чего пренебрежение теплообменом занижает расчетную температуру пласта — в рассмотренной постановке на 18.2°C по среднему значению к моменту достижения предельной обводненности, а локально до 37°C в середине срока разработки.</w:t>
       </w:r>
     </w:p>
     <w:p>
@@ -15319,7 +14726,7 @@
         </w:numPr>
       </w:pPr>
       <w:r>
-        <w:t xml:space="preserve">Занижение температуры завышает вязкость нефти и ухудшает отношение подвижностей фаз. В результате пренебрежение теплообменом с вмещающими породами занижает расчетный коэффициент извлечения нефти на 4.7% и длительность разработки на 10.2%. До прорыва воды оба варианта неразличимы; расхождение накапливается на поздней стадии.</w:t>
+        <w:t xml:space="preserve">Занижение температуры завышает вязкость нефти и ухудшает отношение подвижностей фаз. В результате пренебрежение теплообменом с вмещающими породами занижает расчетный коэффициент извлечения нефти на 4.2% и длительность разработки на 7.6%. До прорыва воды оба варианта неразличимы; расхождение накапливается на поздней стадии.</w:t>
       </w:r>
     </w:p>
     <w:p>
@@ -15376,7 +14783,7 @@
         </m:sSup>
       </m:oMath>
       <w:r>
-        <w:t xml:space="preserve">. Нефть в ней близка к остаточной, поэтому кольматация локализована у нагнетательной скважины: множитель проницаемости снижается не более чем до 0.91, а к концу разработки область пониженной проницаемости занимает четверть площади элемента.</w:t>
+        <w:t xml:space="preserve">. Нефть в ней близка к остаточной, поэтому кольматация локализована у нагнетательной скважины: множитель проницаемости снижается не более чем до 0.988, а область пониженной проницаемости к концу разработки занимает менее 1% площади элемента.</w:t>
       </w:r>
     </w:p>
     <w:p>
@@ -15387,7 +14794,7 @@
         </w:numPr>
       </w:pPr>
       <w:r>
-        <w:t xml:space="preserve">По полному факторному плану эффект теплообмена на порядок превосходит эффект парафина: при содержании парафина 20% масс. его вклад в коэффициент извлечения не превышает 0.5%, а в длительность разработки — 2%, и сводится к снижению приемистости нагнетательной скважины. Взаимодействие факторов невелико и усиливает эффект теплообмена, поскольку прогрев из вмещающих пород сужает зону кристаллизации.</w:t>
+        <w:t xml:space="preserve">По полному факторному плану эффект теплообмена на два порядка превосходит эффект парафина: при содержании парафина 10% масс. его вклад в коэффициент извлечения не превышает 0.1%, а в длительность разработки — 0.3%, и сводится к снижению приемистости нагнетательной скважины. Взаимодействие факторов пренебрежимо мало.</w:t>
       </w:r>
     </w:p>
     <w:p>
@@ -15446,11 +14853,29 @@
         </w:numPr>
       </w:pPr>
       <w:r>
-        <w:t xml:space="preserve">При проектировании разработки маломощных пластов заводнением холодной водой учет теплообмена через кровлю и подошву необходим: без него прогноз коэффициента извлечения оказывается заниженным на 4–5%, а длительности разработки — на 10%. Учет парафина при пороге кристаллизации, превышающем температуру закачки лишь на 10°C, важен для прогноза приемистости и состояния призабойной зоны нагнетательной скважины, но не интегральных показателей разработки.</w:t>
+        <w:t xml:space="preserve">При проектировании разработки маломощных пластов заводнением холодной водой учет теплообмена через кровлю и подошву необходим: без него прогноз коэффициента извлечения оказывается заниженным на 4%, а длительности разработки — на 8%. Учет парафина при пороге кристаллизации, превышающем температуру закачки лишь на 2°C, важен для прогноза приемистости и состояния призабойной зоны нагнетательной скважины, но не интегральных показателей разработки.</w:t>
       </w:r>
     </w:p>
     <w:bookmarkEnd w:id="33"/>
-    <w:bookmarkStart w:id="42" w:name="список-литературы"/>
+    <w:bookmarkStart w:id="34" w:name="благодарности"/>
+    <w:p>
+      <w:pPr>
+        <w:pStyle w:val="Heading1"/>
+      </w:pPr>
+      <w:r>
+        <w:t xml:space="preserve">БЛАГОДАРНОСТИ</w:t>
+      </w:r>
+    </w:p>
+    <w:p>
+      <w:pPr>
+        <w:pStyle w:val="FirstParagraph"/>
+      </w:pPr>
+      <w:r>
+        <w:t xml:space="preserve">Работа выполнена за счет предоставленного в 2026 году Фондом науки и технологий Республики Татарстан гранта на осуществление фундаментальных и поисковых исследований в научных и образовательных организациях, предприятиях и организациях реального сектора экономики Республики Татарстан.</w:t>
+      </w:r>
+    </w:p>
+    <w:bookmarkEnd w:id="34"/>
+    <w:bookmarkStart w:id="35" w:name="список-литературы"/>
     <w:p>
       <w:pPr>
         <w:pStyle w:val="Heading1"/>
@@ -15534,7 +14959,17 @@
         </w:numPr>
       </w:pPr>
       <w:r>
-        <w:t xml:space="preserve">[TODO: источник — публикация в ТВТ по неизотермической фильтрации или тепломассопереносу в пористых средах; обязательна по правилам журнала, подобрать в архиве http://www.mathnet.ru/tvt]</w:t>
+        <w:rPr>
+          <w:i/>
+          <w:iCs/>
+        </w:rPr>
+        <w:t xml:space="preserve">Филиппов А.И., Михайлов П.Н., Филиппов К.А., Салихов Р.Ф., Ковальский А.А.</w:t>
+      </w:r>
+      <w:r>
+        <w:t xml:space="preserve"> </w:t>
+      </w:r>
+      <w:r>
+        <w:t xml:space="preserve">Использование баротермического эффекта для нагрева нефтяного пласта // ТВТ. 2009. Т. 47. № 5. С. 752.</w:t>
       </w:r>
     </w:p>
     <w:p>
@@ -15858,13 +15293,13 @@
           <w:i/>
           <w:iCs/>
         </w:rPr>
-        <w:t xml:space="preserve">Nikiforov A.I., Zakirov T.R., Nikiforov G.A.</w:t>
-      </w:r>
-      <w:r>
-        <w:t xml:space="preserve"> </w:t>
-      </w:r>
-      <w:r>
-        <w:t xml:space="preserve">Model for Treatment of Oil Reservoirs with Polymer-Dispersed Systems // Chem. Technol. Fuels Oils. 2015. V. 51. № 1. P. 105.</w:t>
+        <w:t xml:space="preserve">Губайдуллин А.А., Игошин Д.Е., Хромова Н.А.</w:t>
+      </w:r>
+      <w:r>
+        <w:t xml:space="preserve"> </w:t>
+      </w:r>
+      <w:r>
+        <w:t xml:space="preserve">Обобщение подхода Козени к определению проницаемости модельных пористых сред из твердых шаровых сегментов // Вестник Тюменского государственного университета. Физико-математическое моделирование. Нефть, газ, энергетика. 2016. Т. 2. № 2. С. 105.</w:t>
       </w:r>
     </w:p>
     <w:p>
@@ -15880,13 +15315,13 @@
           <w:i/>
           <w:iCs/>
         </w:rPr>
-        <w:t xml:space="preserve">Burdine N.T.</w:t>
-      </w:r>
-      <w:r>
-        <w:t xml:space="preserve"> </w:t>
-      </w:r>
-      <w:r>
-        <w:t xml:space="preserve">Relative Permeability Calculations from Pore Size Distribution Data // Petroleum Transactions AIME. 1953. V. 198. P. 71.</w:t>
+        <w:t xml:space="preserve">Nikiforov A.I., Zakirov T.R., Nikiforov G.A.</w:t>
+      </w:r>
+      <w:r>
+        <w:t xml:space="preserve"> </w:t>
+      </w:r>
+      <w:r>
+        <w:t xml:space="preserve">Model for Treatment of Oil Reservoirs with Polymer-Dispersed Systems // Chem. Technol. Fuels Oils. 2015. V. 51. № 1. P. 105.</w:t>
       </w:r>
     </w:p>
     <w:p>
@@ -15902,13 +15337,13 @@
           <w:i/>
           <w:iCs/>
         </w:rPr>
-        <w:t xml:space="preserve">Lira-Galeana C., Firoozabadi A., Prausnitz J.M.</w:t>
-      </w:r>
-      <w:r>
-        <w:t xml:space="preserve"> </w:t>
-      </w:r>
-      <w:r>
-        <w:t xml:space="preserve">Thermodynamics of Wax Precipitation in Petroleum Mixtures // AIChE J. 1996. V. 42. № 1. P. 239.</w:t>
+        <w:t xml:space="preserve">Burdine N.T.</w:t>
+      </w:r>
+      <w:r>
+        <w:t xml:space="preserve"> </w:t>
+      </w:r>
+      <w:r>
+        <w:t xml:space="preserve">Relative Permeability Calculations from Pore Size Distribution Data // Petroleum Transactions AIME. 1953. V. 198. P. 71.</w:t>
       </w:r>
     </w:p>
     <w:p>
@@ -15924,13 +15359,13 @@
           <w:i/>
           <w:iCs/>
         </w:rPr>
-        <w:t xml:space="preserve">Prausnitz J.M., Lichtenthaler R.N., de Azevedo E.G.</w:t>
-      </w:r>
-      <w:r>
-        <w:t xml:space="preserve"> </w:t>
-      </w:r>
-      <w:r>
-        <w:t xml:space="preserve">Molecular Thermodynamics of Fluid-Phase Equilibria. 3rd ed. Upper Saddle River: Prentice Hall, 1999.</w:t>
+        <w:t xml:space="preserve">Lira-Galeana C., Firoozabadi A., Prausnitz J.M.</w:t>
+      </w:r>
+      <w:r>
+        <w:t xml:space="preserve"> </w:t>
+      </w:r>
+      <w:r>
+        <w:t xml:space="preserve">Thermodynamics of Wax Precipitation in Petroleum Mixtures // AIChE J. 1996. V. 42. № 1. P. 239.</w:t>
       </w:r>
     </w:p>
     <w:p>
@@ -15946,13 +15381,13 @@
           <w:i/>
           <w:iCs/>
         </w:rPr>
-        <w:t xml:space="preserve">Никифоров А.И., Никаньшин Д.П.</w:t>
-      </w:r>
-      <w:r>
-        <w:t xml:space="preserve"> </w:t>
-      </w:r>
-      <w:r>
-        <w:t xml:space="preserve">Перенос частиц двухфазным фильтрационным потоком // Математическое моделирование. 1998. Т. 10. № 6. С. 42.</w:t>
+        <w:t xml:space="preserve">Prausnitz J.M., Lichtenthaler R.N., de Azevedo E.G.</w:t>
+      </w:r>
+      <w:r>
+        <w:t xml:space="preserve"> </w:t>
+      </w:r>
+      <w:r>
+        <w:t xml:space="preserve">Molecular Thermodynamics of Fluid-Phase Equilibria. 3rd ed. Upper Saddle River: Prentice Hall, 1999.</w:t>
       </w:r>
     </w:p>
     <w:p>
@@ -15968,13 +15403,13 @@
           <w:i/>
           <w:iCs/>
         </w:rPr>
-        <w:t xml:space="preserve">Mousavi Dehghani S.A., Vafaie Sefti M., Mehdizadeh H., Shirkhanloo H.</w:t>
-      </w:r>
-      <w:r>
-        <w:t xml:space="preserve"> </w:t>
-      </w:r>
-      <w:r>
-        <w:t xml:space="preserve">Solid Phase Equation of State Application for Wax Formation Prediction in Petroleum Mixtures // Iranian J. Chem. Eng. 2008. V. 5. № 2. P. 3.</w:t>
+        <w:t xml:space="preserve">Никифоров А.И., Никаньшин Д.П.</w:t>
+      </w:r>
+      <w:r>
+        <w:t xml:space="preserve"> </w:t>
+      </w:r>
+      <w:r>
+        <w:t xml:space="preserve">Перенос частиц двухфазным фильтрационным потоком // Математическое моделирование. 1998. Т. 10. № 6. С. 42.</w:t>
       </w:r>
     </w:p>
     <w:p>
@@ -15990,13 +15425,13 @@
           <w:i/>
           <w:iCs/>
         </w:rPr>
-        <w:t xml:space="preserve">Чекалин А.Н., Конюхов В.М., Костерин А.В.</w:t>
-      </w:r>
-      <w:r>
-        <w:t xml:space="preserve"> </w:t>
-      </w:r>
-      <w:r>
-        <w:t xml:space="preserve">Двухфазная многокомпонентная фильтрация в нефтяных пластах сложной структуры. Казань: Казан. гос. ун-т, 2009. 180 с.</w:t>
+        <w:t xml:space="preserve">Mousavi Dehghani S.A., Vafaie Sefti M., Mehdizadeh H., Shirkhanloo H.</w:t>
+      </w:r>
+      <w:r>
+        <w:t xml:space="preserve"> </w:t>
+      </w:r>
+      <w:r>
+        <w:t xml:space="preserve">Solid Phase Equation of State Application for Wax Formation Prediction in Petroleum Mixtures // Iranian J. Chem. Eng. 2008. V. 5. № 2. P. 3.</w:t>
       </w:r>
     </w:p>
     <w:p>
@@ -16012,13 +15447,13 @@
           <w:i/>
           <w:iCs/>
         </w:rPr>
-        <w:t xml:space="preserve">Krieger I.M., Dougherty T.J.</w:t>
-      </w:r>
-      <w:r>
-        <w:t xml:space="preserve"> </w:t>
-      </w:r>
-      <w:r>
-        <w:t xml:space="preserve">A Mechanism for Non-Newtonian Flow in Suspensions of Rigid Spheres // Trans. Soc. Rheol. 1959. V. 3. P. 137. [TODO: проверить выходные данные]</w:t>
+        <w:t xml:space="preserve">Чекалин А.Н., Конюхов В.М., Костерин А.В.</w:t>
+      </w:r>
+      <w:r>
+        <w:t xml:space="preserve"> </w:t>
+      </w:r>
+      <w:r>
+        <w:t xml:space="preserve">Двухфазная многокомпонентная фильтрация в нефтяных пластах сложной структуры. Казань: Казан. гос. ун-т, 2009. 180 с.</w:t>
       </w:r>
     </w:p>
     <w:p>
@@ -16034,44 +15469,67 @@
           <w:i/>
           <w:iCs/>
         </w:rPr>
-        <w:t xml:space="preserve">Каневская Р.Д.</w:t>
-      </w:r>
-      <w:r>
-        <w:t xml:space="preserve"> </w:t>
-      </w:r>
-      <w:r>
-        <w:t xml:space="preserve">Математическое моделирование гидродинамических процессов разработки месторождений углеводородов. М.–Ижевск: Институт компьютерных исследований, 2003. 128 с.</w:t>
+        <w:t xml:space="preserve">Krieger I.M., Dougherty T.J.</w:t>
+      </w:r>
+      <w:r>
+        <w:t xml:space="preserve"> </w:t>
+      </w:r>
+      <w:r>
+        <w:t xml:space="preserve">A Mechanism for Non-Newtonian Flow in Suspensions of Rigid Spheres // Trans. Soc. Rheol. 1959. V. 3. P. 137. [TODO: проверить выходные данные]</w:t>
       </w:r>
     </w:p>
     <w:p>
       <w:pPr>
-        <w:pStyle w:val="FirstParagraph"/>
+        <w:pStyle w:val="Compact"/>
+        <w:numPr>
+          <w:ilvl w:val="0"/>
+          <w:numId w:val="1002"/>
+        </w:numPr>
       </w:pPr>
       <w:r>
         <w:rPr>
-          <w:rStyle w:val="VerbatimChar"/>
+          <w:i/>
+          <w:iCs/>
         </w:rPr>
-        <w:t xml:space="preserve">{=openxml} &lt;w:p&gt;&lt;w:r&gt;&lt;w:br w:type="page"/&gt;&lt;/w:r&gt;&lt;/w:p&gt;</w:t>
-      </w:r>
-      <w:r>
-        <w:t xml:space="preserve"># ПОДПИСИ К РИСУНКАМ</w:t>
+        <w:t xml:space="preserve">Каневская Р.Д.</w:t>
+      </w:r>
+      <w:r>
+        <w:t xml:space="preserve"> </w:t>
+      </w:r>
+      <w:r>
+        <w:t xml:space="preserve">Математическое моделирование гидродинамических процессов разработки месторождений углеводородов. М.–Ижевск: Институт компьютерных исследований, 2003. 128 с.</w:t>
       </w:r>
     </w:p>
     <w:p>
-      <w:pPr>
-        <w:pStyle w:val="BodyText"/>
+      <w:r>
+        <w:br w:type="page"/>
+      </w:r>
+    </w:p>
+    <w:bookmarkEnd w:id="35"/>
+    <w:bookmarkStart w:id="44" w:name="подписи-к-рисункам"/>
+    <w:p>
+      <w:pPr>
+        <w:pStyle w:val="Heading1"/>
+      </w:pPr>
+      <w:r>
+        <w:t xml:space="preserve">ПОДПИСИ К РИСУНКАМ</w:t>
+      </w:r>
+    </w:p>
+    <w:p>
+      <w:pPr>
+        <w:pStyle w:val="FirstParagraph"/>
       </w:pPr>
       <w:r>
         <w:drawing>
           <wp:inline>
             <wp:extent cx="6108700" cy="4185439"/>
             <wp:effectExtent b="0" l="0" r="0" t="0"/>
-            <wp:docPr descr="" title="" id="34" name="Picture"/>
+            <wp:docPr descr="" title="" id="36" name="Picture"/>
             <a:graphic>
               <a:graphicData uri="http://schemas.openxmlformats.org/drawingml/2006/picture">
                 <pic:pic>
                   <pic:nvPicPr>
-                    <pic:cNvPr descr="figures/fig1s.png" id="35" name="Picture"/>
+                    <pic:cNvPr descr="figures/fig1s.png" id="37" name="Picture"/>
                     <pic:cNvPicPr>
                       <a:picLocks noChangeArrowheads="1" noChangeAspect="1"/>
                     </pic:cNvPicPr>
@@ -16109,7 +15567,7 @@
         <w:pStyle w:val="BodyText"/>
       </w:pPr>
       <w:r>
-        <w:t xml:space="preserve">Рис. 1. Поля температуры (а–в) и водонасыщенности (г–е) для варианта 1 на моменты времени t₁ = 195 сут (а, г), t₂ = 858 сут (б, д) и t₃ = 1522 сут (в, е). Треугольник — нагнетательная скважина, круг — добывающая. Числа на изолиниях — значения соответствующей величины; набор уровней единый для всех трех моментов времени.</w:t>
+        <w:t xml:space="preserve">Рис. 1. Поля температуры (а–в) и водонасыщенности (г–е) для варианта 1 на моменты времени t₁ = 193 сут (а, г), t₂ = 843 сут (б, д) и t₃ = 1495 сут (в, е). Треугольник — нагнетательная скважина, круг — добывающая. Числа на изолиниях — значения соответствующей величины; набор уровней единый для всех трех моментов времени. Поле водонасыщенности дополнительно показано заливкой: более темный тон отвечает большему значению.</w:t>
       </w:r>
     </w:p>
     <w:p>
@@ -16121,12 +15579,12 @@
           <wp:inline>
             <wp:extent cx="6108700" cy="3832109"/>
             <wp:effectExtent b="0" l="0" r="0" t="0"/>
-            <wp:docPr descr="" title="" id="36" name="Picture"/>
+            <wp:docPr descr="" title="" id="38" name="Picture"/>
             <a:graphic>
               <a:graphicData uri="http://schemas.openxmlformats.org/drawingml/2006/picture">
                 <pic:pic>
                   <pic:nvPicPr>
-                    <pic:cNvPr descr="figures/fig2.png" id="37" name="Picture"/>
+                    <pic:cNvPr descr="figures/fig2.png" id="39" name="Picture"/>
                     <pic:cNvPicPr>
                       <a:picLocks noChangeArrowheads="1" noChangeAspect="1"/>
                     </pic:cNvPicPr>
@@ -16164,7 +15622,7 @@
         <w:pStyle w:val="BodyText"/>
       </w:pPr>
       <w:r>
-        <w:t xml:space="preserve">Рис. 2. Дебит добывающей скважины по нефти (черные линии, левая ось) и обводненность (серые линии, правая ось): 1 — теплообмен учитывается, wₚ = 0.20; 2 — теплообмен не учитывается, wₚ = 0.20; 3 — теплообмен не учитывается, wₚ = 0.</w:t>
+        <w:t xml:space="preserve">Рис. 2. Дебит добывающей скважины по нефти (черные линии, левая ось) и обводненность (серые линии, правая ось): 1 — теплообмен учитывается, wₚ = 0.10; 2 — теплообмен не учитывается, wₚ = 0.10; 3 — теплообмен не учитывается, wₚ = 0. Маркеры расставлены для различения кривых и не отмечают расчетные точки.</w:t>
       </w:r>
     </w:p>
     <w:p>
@@ -16176,12 +15634,12 @@
           <wp:inline>
             <wp:extent cx="6108700" cy="3355302"/>
             <wp:effectExtent b="0" l="0" r="0" t="0"/>
-            <wp:docPr descr="" title="" id="38" name="Picture"/>
+            <wp:docPr descr="" title="" id="40" name="Picture"/>
             <a:graphic>
               <a:graphicData uri="http://schemas.openxmlformats.org/drawingml/2006/picture">
                 <pic:pic>
                   <pic:nvPicPr>
-                    <pic:cNvPr descr="figures/fig8.png" id="39" name="Picture"/>
+                    <pic:cNvPr descr="figures/fig8.png" id="41" name="Picture"/>
                     <pic:cNvPicPr>
                       <a:picLocks noChangeArrowheads="1" noChangeAspect="1"/>
                     </pic:cNvPicPr>
@@ -16219,7 +15677,7 @@
         <w:pStyle w:val="BodyText"/>
       </w:pPr>
       <w:r>
-        <w:t xml:space="preserve">Рис. 3. Разность полей температуры (а) и водонасыщенности (б) между вариантом 1 и вариантом 2 на момент t₂ = 858 сут, отвечающий максимальному расхождению. Положительные значения соответствуют более высоким температуре и водонасыщенности при учете теплообмена; штриховые изолинии — отрицательным значениям, жирная линия — нулевому.</w:t>
+        <w:t xml:space="preserve">Рис. 3. Разность полей температуры (а) и водонасыщенности (б) между вариантом 1 и вариантом 2 на момент t₂ = 843 сут, отвечающий максимальному расхождению. Положительные значения соответствуют более высоким температуре и водонасыщенности при учете теплообмена; штриховые изолинии — отрицательным значениям, жирная линия — нулевому. Заливка: более темный тон отвечает большей разности.</w:t>
       </w:r>
     </w:p>
     <w:p>
@@ -16231,12 +15689,12 @@
           <wp:inline>
             <wp:extent cx="5876972" cy="3694359"/>
             <wp:effectExtent b="0" l="0" r="0" t="0"/>
-            <wp:docPr descr="" title="" id="40" name="Picture"/>
+            <wp:docPr descr="" title="" id="42" name="Picture"/>
             <a:graphic>
               <a:graphicData uri="http://schemas.openxmlformats.org/drawingml/2006/picture">
                 <pic:pic>
                   <pic:nvPicPr>
-                    <pic:cNvPr descr="figures/fig5.png" id="41" name="Picture"/>
+                    <pic:cNvPr descr="figures/fig5.png" id="43" name="Picture"/>
                     <pic:cNvPicPr>
                       <a:picLocks noChangeArrowheads="1" noChangeAspect="1"/>
                     </pic:cNvPicPr>
@@ -16274,10 +15732,10 @@
         <w:pStyle w:val="BodyText"/>
       </w:pPr>
       <w:r>
-        <w:t xml:space="preserve">Рис. 4. Накопленная добыча нефти: 1 — теплообмен учитывается, wₚ = 0.20; 2 — теплообмен не учитывается, wₚ = 0.20; 3 — теплообмен не учитывается, wₚ = 0; 4 — теплообмен по схеме Ловерье, wₚ = 0.20; 5 — теплообмен учитывается, wₚ = 0. Маркер отмечает момент достижения предельной обводненности.</w:t>
+        <w:t xml:space="preserve">Рис. 4. Накопленная добыча нефти: 1 — теплообмен учитывается, wₚ = 0.10; 2 — теплообмен не учитывается, wₚ = 0.10; 3 — теплообмен не учитывается, wₚ = 0; 4 — теплообмен по схеме Ловерье, wₚ = 0.10; 5 — теплообмен учитывается, wₚ = 0. Полые маркеры расставлены для различения кривых; закрашенный маркер отмечает момент достижения предельной обводненности.</w:t>
       </w:r>
     </w:p>
-    <w:bookmarkEnd w:id="42"/>
+    <w:bookmarkEnd w:id="44"/>
     <w:sectPr>
       <w:pgSz w:h="16838" w:w="11906"/>
       <w:pgMar w:bottom="567" w:footer="720" w:gutter="0" w:header="720" w:left="1418" w:right="850" w:top="850"/>
